--- a/Filer/User case Descriptions.docx
+++ b/Filer/User case Descriptions.docx
@@ -6,9 +6,27 @@
       <w:pPr>
         <w:pStyle w:val="Titel"/>
       </w:pPr>
+      <w:proofErr w:type="spellStart"/>
       <w:r>
-        <w:t>Use Case Descriptions – Kløverly</w:t>
+        <w:t>Use</w:t>
       </w:r>
+      <w:proofErr w:type="spellEnd"/>
+      <w:r>
+        <w:t xml:space="preserve"> Case </w:t>
+      </w:r>
+      <w:proofErr w:type="spellStart"/>
+      <w:r>
+        <w:t>Descriptions</w:t>
+      </w:r>
+      <w:proofErr w:type="spellEnd"/>
+      <w:r>
+        <w:t xml:space="preserve"> – </w:t>
+      </w:r>
+      <w:proofErr w:type="spellStart"/>
+      <w:r>
+        <w:t>Kløverly</w:t>
+      </w:r>
+      <w:proofErr w:type="spellEnd"/>
     </w:p>
     <w:p>
       <w:r>
@@ -17,7 +35,57 @@
     </w:p>
     <w:p>
       <w:r>
-        <w:t>Dette dokument beskriver de 18 use cases i vores fælles use case-diagram. Beskrivelserne er udarbejdet med afsæt i de to tidligere Kløverly-projekter og den nye kravspecifikation. De beskriver den løsning, vi planlægger at udvikle og teste – ikke funktioner, der allerede er verificeret i kode.</w:t>
+        <w:t xml:space="preserve">Dette dokument beskriver de </w:t>
+      </w:r>
+      <w:r>
+        <w:rPr>
+          <w:b/>
+          <w:bCs/>
+        </w:rPr>
+        <w:t xml:space="preserve">19 </w:t>
+      </w:r>
+      <w:proofErr w:type="spellStart"/>
+      <w:r>
+        <w:rPr>
+          <w:b/>
+          <w:bCs/>
+        </w:rPr>
+        <w:t>use</w:t>
+      </w:r>
+      <w:proofErr w:type="spellEnd"/>
+      <w:r>
+        <w:rPr>
+          <w:b/>
+          <w:bCs/>
+        </w:rPr>
+        <w:t xml:space="preserve"> cases</w:t>
+      </w:r>
+      <w:r>
+        <w:t xml:space="preserve"> i vores fælles </w:t>
+      </w:r>
+      <w:proofErr w:type="spellStart"/>
+      <w:r>
+        <w:t>use</w:t>
+      </w:r>
+      <w:proofErr w:type="spellEnd"/>
+      <w:r>
+        <w:t xml:space="preserve"> case-diagram. Beskrivelserne tager udgangspunkt i kravene til </w:t>
+      </w:r>
+      <w:proofErr w:type="spellStart"/>
+      <w:r>
+        <w:t>Kløverly</w:t>
+      </w:r>
+      <w:proofErr w:type="spellEnd"/>
+      <w:r>
+        <w:t xml:space="preserve"> og den endelige implementering. </w:t>
+      </w:r>
+      <w:proofErr w:type="spellStart"/>
+      <w:r>
+        <w:t>Use</w:t>
+      </w:r>
+      <w:proofErr w:type="spellEnd"/>
+      <w:r>
+        <w:t xml:space="preserve"> casene beskriver systemets funktioner og skaber sporbarhed mellem krav, design, implementering og test.</w:t>
       </w:r>
     </w:p>
     <w:p>
@@ -25,7 +93,15 @@
         <w:pStyle w:val="Overskrift1"/>
       </w:pPr>
       <w:r>
-        <w:t>Sporbarhed mellem krav og use cases</w:t>
+        <w:t xml:space="preserve">Sporbarhed mellem krav og </w:t>
+      </w:r>
+      <w:proofErr w:type="spellStart"/>
+      <w:r>
+        <w:t>use</w:t>
+      </w:r>
+      <w:proofErr w:type="spellEnd"/>
+      <w:r>
+        <w:t xml:space="preserve"> cases</w:t>
       </w:r>
     </w:p>
     <w:tbl>
@@ -61,8 +137,13 @@
             <w:pPr>
               <w:cnfStyle w:val="100000000000" w:firstRow="1" w:lastRow="0" w:firstColumn="0" w:lastColumn="0" w:oddVBand="0" w:evenVBand="0" w:oddHBand="0" w:evenHBand="0" w:firstRowFirstColumn="0" w:firstRowLastColumn="0" w:lastRowFirstColumn="0" w:lastRowLastColumn="0"/>
             </w:pPr>
-            <w:r>
-              <w:t>Use case</w:t>
+            <w:proofErr w:type="spellStart"/>
+            <w:r>
+              <w:t>Use</w:t>
+            </w:r>
+            <w:proofErr w:type="spellEnd"/>
+            <w:r>
+              <w:t xml:space="preserve"> case</w:t>
             </w:r>
           </w:p>
         </w:tc>
@@ -282,7 +363,7 @@
               <w:cnfStyle w:val="000000000000" w:firstRow="0" w:lastRow="0" w:firstColumn="0" w:lastColumn="0" w:oddVBand="0" w:evenVBand="0" w:oddHBand="0" w:evenHBand="0" w:firstRowFirstColumn="0" w:firstRowLastColumn="0" w:lastRowFirstColumn="0" w:lastRowLastColumn="0"/>
             </w:pPr>
             <w:r>
-              <w:t>UC08 – Se opgaver</w:t>
+              <w:t>UC08 – Se aktive opgaver</w:t>
             </w:r>
           </w:p>
         </w:tc>
@@ -311,7 +392,7 @@
               <w:cnfStyle w:val="000000100000" w:firstRow="0" w:lastRow="0" w:firstColumn="0" w:lastColumn="0" w:oddVBand="0" w:evenVBand="0" w:oddHBand="1" w:evenHBand="0" w:firstRowFirstColumn="0" w:firstRowLastColumn="0" w:lastRowFirstColumn="0" w:lastRowLastColumn="0"/>
             </w:pPr>
             <w:r>
-              <w:t>UC09 – Se personlig pointstatus</w:t>
+              <w:t>UC09 – Se personlige point</w:t>
             </w:r>
           </w:p>
         </w:tc>
@@ -337,7 +418,7 @@
               <w:cnfStyle w:val="000000000000" w:firstRow="0" w:lastRow="0" w:firstColumn="0" w:lastColumn="0" w:oddVBand="0" w:evenVBand="0" w:oddHBand="0" w:evenHBand="0" w:firstRowFirstColumn="0" w:firstRowLastColumn="0" w:lastRowFirstColumn="0" w:lastRowLastColumn="0"/>
             </w:pPr>
             <w:r>
-              <w:t>UC10 – Registrer pointændring</w:t>
+              <w:t>UC10 – Manuel pointkorrektion</w:t>
             </w:r>
           </w:p>
         </w:tc>
@@ -392,7 +473,7 @@
               <w:cnfStyle w:val="000000000000" w:firstRow="0" w:lastRow="0" w:firstColumn="0" w:lastColumn="0" w:oddVBand="0" w:evenVBand="0" w:oddHBand="0" w:evenHBand="0" w:firstRowFirstColumn="0" w:firstRowLastColumn="0" w:lastRowFirstColumn="0" w:lastRowLastColumn="0"/>
             </w:pPr>
             <w:r>
-              <w:t>UC12 – Registrer grønt tiltag</w:t>
+              <w:t>UC12 – Opret grønt tiltag</w:t>
             </w:r>
           </w:p>
         </w:tc>
@@ -421,7 +502,7 @@
               <w:cnfStyle w:val="000000100000" w:firstRow="0" w:lastRow="0" w:firstColumn="0" w:lastColumn="0" w:oddVBand="0" w:evenVBand="0" w:oddHBand="1" w:evenHBand="0" w:firstRowFirstColumn="0" w:firstRowLastColumn="0" w:lastRowFirstColumn="0" w:lastRowLastColumn="0"/>
             </w:pPr>
             <w:r>
-              <w:t>UC13 – Registrer fællesopgave</w:t>
+              <w:t>UC13 – Opret fællesopgave</w:t>
             </w:r>
           </w:p>
         </w:tc>
@@ -447,7 +528,7 @@
               <w:cnfStyle w:val="000000000000" w:firstRow="0" w:lastRow="0" w:firstColumn="0" w:lastColumn="0" w:oddVBand="0" w:evenVBand="0" w:oddHBand="0" w:evenHBand="0" w:firstRowFirstColumn="0" w:firstRowLastColumn="0" w:lastRowFirstColumn="0" w:lastRowLastColumn="0"/>
             </w:pPr>
             <w:r>
-              <w:t>UC14 – Registrer bytteopgave</w:t>
+              <w:t>UC14 – Opret bytteopgave</w:t>
             </w:r>
           </w:p>
         </w:tc>
@@ -531,8 +612,13 @@
               <w:cnfStyle w:val="000000100000" w:firstRow="0" w:lastRow="0" w:firstColumn="0" w:lastColumn="0" w:oddVBand="0" w:evenVBand="0" w:oddHBand="1" w:evenHBand="0" w:firstRowFirstColumn="0" w:firstRowLastColumn="0" w:lastRowFirstColumn="0" w:lastRowLastColumn="0"/>
             </w:pPr>
             <w:r>
-              <w:t>UC17 – Se information om Kløverly</w:t>
-            </w:r>
+              <w:t xml:space="preserve">UC17 – Se information om </w:t>
+            </w:r>
+            <w:proofErr w:type="spellStart"/>
+            <w:r>
+              <w:t>Kløverly</w:t>
+            </w:r>
+            <w:proofErr w:type="spellEnd"/>
           </w:p>
         </w:tc>
       </w:tr>
@@ -543,8 +629,19 @@
             <w:tcW w:w="4816" w:type="dxa"/>
           </w:tcPr>
           <w:p>
+            <w:pPr>
+              <w:rPr>
+                <w:b w:val="0"/>
+                <w:bCs w:val="0"/>
+              </w:rPr>
+            </w:pPr>
             <w:r>
               <w:t>FR17</w:t>
+            </w:r>
+          </w:p>
+          <w:p>
+            <w:r>
+              <w:t>FR14, FR15 og FR16</w:t>
             </w:r>
           </w:p>
         </w:tc>
@@ -560,17 +657,66 @@
               <w:t>UC18 – Se grønne tiltag anonymt</w:t>
             </w:r>
           </w:p>
+          <w:p>
+            <w:pPr>
+              <w:cnfStyle w:val="000000000000" w:firstRow="0" w:lastRow="0" w:firstColumn="0" w:lastColumn="0" w:oddVBand="0" w:evenVBand="0" w:oddHBand="0" w:evenHBand="0" w:firstRowFirstColumn="0" w:firstRowLastColumn="0" w:lastRowFirstColumn="0" w:lastRowLastColumn="0"/>
+            </w:pPr>
+            <w:r>
+              <w:rPr>
+                <w:b/>
+                <w:bCs/>
+              </w:rPr>
+              <w:t>UC19 – Afslut opgave</w:t>
+            </w:r>
+          </w:p>
         </w:tc>
       </w:tr>
     </w:tbl>
     <w:p>
+      <w:pPr>
+        <w:rPr>
+          <w:rFonts w:ascii="Courier New" w:hAnsi="Courier New" w:cs="Courier New"/>
+          <w:sz w:val="20"/>
+          <w:szCs w:val="20"/>
+        </w:rPr>
+      </w:pPr>
       <w:r>
-        <w:t>FR12 (lokal gemning/indlæsning) går på tværs af flere use cases og testes blandt andet ved at genstarte programmet. Der er derfor ikke oprettet en særskilt use case for denne interne funktion.</w:t>
+        <w:t xml:space="preserve">FR12 (lokal </w:t>
+      </w:r>
+      <w:proofErr w:type="spellStart"/>
+      <w:r>
+        <w:t>gemning</w:t>
+      </w:r>
+      <w:proofErr w:type="spellEnd"/>
+      <w:r>
+        <w:t xml:space="preserve">/indlæsning) går på tværs af flere </w:t>
+      </w:r>
+      <w:proofErr w:type="spellStart"/>
+      <w:r>
+        <w:t>use</w:t>
+      </w:r>
+      <w:proofErr w:type="spellEnd"/>
+      <w:r>
+        <w:t xml:space="preserve"> cases og testes blandt andet ved at genstarte programmet. Der er derfor ikke oprettet en særskilt </w:t>
+      </w:r>
+      <w:proofErr w:type="spellStart"/>
+      <w:r>
+        <w:t>use</w:t>
+      </w:r>
+      <w:proofErr w:type="spellEnd"/>
+      <w:r>
+        <w:t xml:space="preserve"> case for denne interne funktion.</w:t>
       </w:r>
     </w:p>
     <w:p>
+      <w:pPr>
+        <w:rPr>
+          <w:b/>
+          <w:bCs/>
+        </w:rPr>
+      </w:pPr>
       <w:r>
-        <w:t>FR10, FR16 og FR18 beskrives her med registrerede pointposteringer, så saldoen kan forklares ud fra historikken. Hvis gruppen vælger en anden teknisk løsning, skal beskrivelser, diagrammer og tests rettes tilsvarende.</w:t>
+        <w:t>FR10, FR16 og FR18 håndteres ved hjælp af pointposteringer, så ændringer i den personlige saldo kan forklares ud fra historikken. Denne løsning sikrer sporbarhed i pointsystemet.</w:t>
       </w:r>
     </w:p>
     <w:p>
@@ -647,7 +793,7 @@
           </w:tcPr>
           <w:p>
             <w:r>
-              <w:t>Bruger (Bob eller Don)</w:t>
+              <w:t>Koordinator (Bob eller Don)</w:t>
             </w:r>
           </w:p>
         </w:tc>
@@ -674,7 +820,15 @@
           </w:tcPr>
           <w:p>
             <w:r>
-              <w:t>At opret beboer i Kløverly-systemet.</w:t>
+              <w:t xml:space="preserve">At opret beboer i </w:t>
+            </w:r>
+            <w:proofErr w:type="spellStart"/>
+            <w:r>
+              <w:t>Kløverly</w:t>
+            </w:r>
+            <w:proofErr w:type="spellEnd"/>
+            <w:r>
+              <w:t>-systemet.</w:t>
             </w:r>
           </w:p>
         </w:tc>
@@ -686,12 +840,14 @@
             <w:vAlign w:val="center"/>
           </w:tcPr>
           <w:p>
+            <w:proofErr w:type="spellStart"/>
             <w:r>
               <w:rPr>
                 <w:b/>
               </w:rPr>
               <w:t>Forbetingelser</w:t>
             </w:r>
+            <w:proofErr w:type="spellEnd"/>
           </w:p>
         </w:tc>
         <w:tc>
@@ -877,7 +1033,7 @@
           </w:tcPr>
           <w:p>
             <w:r>
-              <w:t>Bruger (Bob eller Don)</w:t>
+              <w:t>Koordinator (Bob eller Don)</w:t>
             </w:r>
           </w:p>
         </w:tc>
@@ -904,7 +1060,15 @@
           </w:tcPr>
           <w:p>
             <w:r>
-              <w:t>At rediger beboer i Kløverly-systemet.</w:t>
+              <w:t xml:space="preserve">At rediger beboer i </w:t>
+            </w:r>
+            <w:proofErr w:type="spellStart"/>
+            <w:r>
+              <w:t>Kløverly</w:t>
+            </w:r>
+            <w:proofErr w:type="spellEnd"/>
+            <w:r>
+              <w:t>-systemet.</w:t>
             </w:r>
           </w:p>
         </w:tc>
@@ -916,12 +1080,14 @@
             <w:vAlign w:val="center"/>
           </w:tcPr>
           <w:p>
+            <w:proofErr w:type="spellStart"/>
             <w:r>
               <w:rPr>
                 <w:b/>
               </w:rPr>
               <w:t>Forbetingelser</w:t>
             </w:r>
+            <w:proofErr w:type="spellEnd"/>
           </w:p>
         </w:tc>
         <w:tc>
@@ -1001,8 +1167,6 @@
             </w:r>
             <w:r>
               <w:br/>
-            </w:r>
-            <w:r>
               <w:t>5. Systemet validerer, gemmer og viser de opdaterede oplysninger.</w:t>
             </w:r>
           </w:p>
@@ -1111,7 +1275,7 @@
           </w:tcPr>
           <w:p>
             <w:r>
-              <w:t>Bruger (Bob eller Don)</w:t>
+              <w:t>Koordinator (Bob eller Don)</w:t>
             </w:r>
           </w:p>
         </w:tc>
@@ -1138,7 +1302,15 @@
           </w:tcPr>
           <w:p>
             <w:r>
-              <w:t>At slet beboer i Kløverly-systemet.</w:t>
+              <w:t xml:space="preserve">At slet beboer i </w:t>
+            </w:r>
+            <w:proofErr w:type="spellStart"/>
+            <w:r>
+              <w:t>Kløverly</w:t>
+            </w:r>
+            <w:proofErr w:type="spellEnd"/>
+            <w:r>
+              <w:t>-systemet.</w:t>
             </w:r>
           </w:p>
         </w:tc>
@@ -1150,12 +1322,14 @@
             <w:vAlign w:val="center"/>
           </w:tcPr>
           <w:p>
+            <w:proofErr w:type="spellStart"/>
             <w:r>
               <w:rPr>
                 <w:b/>
               </w:rPr>
               <w:t>Forbetingelser</w:t>
             </w:r>
+            <w:proofErr w:type="spellEnd"/>
           </w:p>
         </w:tc>
         <w:tc>
@@ -1219,21 +1393,46 @@
           </w:tcPr>
           <w:p>
             <w:r>
-              <w:t>1. Brugeren åbner beboeroversigten og vælger en beboer.</w:t>
+              <w:t xml:space="preserve">1. </w:t>
+            </w:r>
+            <w:r>
+              <w:t>Koordinatoren</w:t>
+            </w:r>
+            <w:r>
+              <w:t xml:space="preserve"> </w:t>
+            </w:r>
+            <w:r>
+              <w:t>åbner beboeroversigten og vælger en beboer.</w:t>
             </w:r>
             <w:r>
               <w:br/>
-              <w:t>2. Brugeren klikker Slet.</w:t>
+              <w:t xml:space="preserve">2. </w:t>
+            </w:r>
+            <w:r>
+              <w:t>Koordinatoren</w:t>
+            </w:r>
+            <w:r>
+              <w:t xml:space="preserve"> </w:t>
+            </w:r>
+            <w:r>
+              <w:t>klikker Slet.</w:t>
             </w:r>
             <w:r>
               <w:br/>
-            </w:r>
-            <w:r>
               <w:t>3. Systemet beder om bekræftelse.</w:t>
             </w:r>
             <w:r>
               <w:br/>
-              <w:t>4. Brugeren bekræfter.</w:t>
+              <w:t xml:space="preserve">4. </w:t>
+            </w:r>
+            <w:r>
+              <w:t>Koordinatoren</w:t>
+            </w:r>
+            <w:r>
+              <w:t xml:space="preserve"> </w:t>
+            </w:r>
+            <w:r>
+              <w:t>bekræfter.</w:t>
             </w:r>
             <w:r>
               <w:br/>
@@ -1264,7 +1463,7 @@
           </w:tcPr>
           <w:p>
             <w:r>
-              <w:t>Vælger brugeren Annuller, sker der ingen ændring. Fælleskontoen kan ikke slettes.</w:t>
+              <w:t>Vælger koordinatoren Annuller, sker der ingen ændring.</w:t>
             </w:r>
           </w:p>
         </w:tc>
@@ -1339,7 +1538,7 @@
           </w:tcPr>
           <w:p>
             <w:r>
-              <w:t>Bruger (Bob eller Don)</w:t>
+              <w:t>Koordinator (Bob eller Don)</w:t>
             </w:r>
           </w:p>
         </w:tc>
@@ -1366,7 +1565,15 @@
           </w:tcPr>
           <w:p>
             <w:r>
-              <w:t>At se beboere i Kløverly-systemet.</w:t>
+              <w:t xml:space="preserve">At se beboere i </w:t>
+            </w:r>
+            <w:proofErr w:type="spellStart"/>
+            <w:r>
+              <w:t>Kløverly</w:t>
+            </w:r>
+            <w:proofErr w:type="spellEnd"/>
+            <w:r>
+              <w:t>-systemet.</w:t>
             </w:r>
           </w:p>
         </w:tc>
@@ -1378,12 +1585,14 @@
             <w:vAlign w:val="center"/>
           </w:tcPr>
           <w:p>
+            <w:proofErr w:type="spellStart"/>
             <w:r>
               <w:rPr>
                 <w:b/>
               </w:rPr>
               <w:t>Forbetingelser</w:t>
             </w:r>
+            <w:proofErr w:type="spellEnd"/>
           </w:p>
         </w:tc>
         <w:tc>
@@ -1420,7 +1629,13 @@
           </w:tcPr>
           <w:p>
             <w:r>
-              <w:t>Brugeren har set beboeroversigten; data er uændret.</w:t>
+              <w:t>Koordinatoren</w:t>
+            </w:r>
+            <w:r>
+              <w:t xml:space="preserve"> </w:t>
+            </w:r>
+            <w:r>
+              <w:t>har set beboeroversigten; data er uændret.</w:t>
             </w:r>
           </w:p>
         </w:tc>
@@ -1447,17 +1662,29 @@
           </w:tcPr>
           <w:p>
             <w:r>
-              <w:t>1. Brugeren vælger Beboere.</w:t>
+              <w:t xml:space="preserve">1. </w:t>
+            </w:r>
+            <w:r>
+              <w:t>Koordinatoren</w:t>
+            </w:r>
+            <w:r>
+              <w:t xml:space="preserve"> </w:t>
+            </w:r>
+            <w:r>
+              <w:t>vælger Beboere.</w:t>
             </w:r>
             <w:r>
               <w:br/>
-            </w:r>
-            <w:r>
               <w:t>2. Systemet viser de gemte beboere.</w:t>
             </w:r>
             <w:r>
               <w:br/>
-              <w:t>3. Brugeren kan vælge en beboer for at se oplysninger.</w:t>
+            </w:r>
+            <w:r>
+              <w:t xml:space="preserve">3. </w:t>
+            </w:r>
+            <w:r>
+              <w:t>Koordinatoren kan vælge en beboer for at se oplysninger.</w:t>
             </w:r>
           </w:p>
         </w:tc>
@@ -1565,7 +1792,7 @@
           </w:tcPr>
           <w:p>
             <w:r>
-              <w:t>Bruger (Bob eller Don)</w:t>
+              <w:t>Koordinator (Bob eller Don)</w:t>
             </w:r>
           </w:p>
         </w:tc>
@@ -1592,7 +1819,15 @@
           </w:tcPr>
           <w:p>
             <w:r>
-              <w:t>At opret opgave i Kløverly-systemet.</w:t>
+              <w:t xml:space="preserve">At opret opgave i </w:t>
+            </w:r>
+            <w:proofErr w:type="spellStart"/>
+            <w:r>
+              <w:t>Kløverly</w:t>
+            </w:r>
+            <w:proofErr w:type="spellEnd"/>
+            <w:r>
+              <w:t>-systemet.</w:t>
             </w:r>
           </w:p>
         </w:tc>
@@ -1604,12 +1839,14 @@
             <w:vAlign w:val="center"/>
           </w:tcPr>
           <w:p>
+            <w:proofErr w:type="spellStart"/>
             <w:r>
               <w:rPr>
                 <w:b/>
               </w:rPr>
               <w:t>Forbetingelser</w:t>
             </w:r>
+            <w:proofErr w:type="spellEnd"/>
           </w:p>
         </w:tc>
         <w:tc>
@@ -1619,7 +1856,7 @@
           </w:tcPr>
           <w:p>
             <w:r>
-              <w:t>Mindst én beboer findes.</w:t>
+              <w:t>Programmet er åbent.</w:t>
             </w:r>
           </w:p>
         </w:tc>
@@ -1646,7 +1883,7 @@
           </w:tcPr>
           <w:p>
             <w:r>
-              <w:t>Opgaven er knyttet til beboeren og gemt.</w:t>
+              <w:t>Opgaven er oprettet, gemt og vises blandt de aktive opgaver.</w:t>
             </w:r>
           </w:p>
         </w:tc>
@@ -1672,34 +1909,111 @@
             <w:vAlign w:val="center"/>
           </w:tcPr>
           <w:p>
-            <w:r>
-              <w:t>1. Brugeren åbner Opgaver og vælger en beboer.</w:t>
-            </w:r>
-            <w:r>
-              <w:br/>
-              <w:t>2. Brugeren trykker Opret opgave.</w:t>
-            </w:r>
-            <w:r>
-              <w:br/>
-            </w:r>
-            <w:r>
-              <w:t>3. Systemet viser formularen.</w:t>
-            </w:r>
-            <w:r>
-              <w:br/>
-              <w:t>4. Brugeren indtaster beskrivelse, dato og point.</w:t>
-            </w:r>
-            <w:r>
-              <w:br/>
-              <w:t>5. Brugeren vælger Gem.</w:t>
-            </w:r>
-            <w:r>
-              <w:br/>
-              <w:t>6. Systemet kontrollerer pointreglerne og gemmer opgaven.</w:t>
-            </w:r>
-            <w:r>
-              <w:br/>
-              <w:t>7. Opgaven vises i beboerens opgaveliste.</w:t>
+            <w:pPr>
+              <w:pStyle w:val="Listeafsnit"/>
+              <w:numPr>
+                <w:ilvl w:val="0"/>
+                <w:numId w:val="10"/>
+              </w:numPr>
+            </w:pPr>
+            <w:r>
+              <w:t>Koordinatoren åbner Opgaver.</w:t>
+            </w:r>
+          </w:p>
+          <w:p>
+            <w:pPr>
+              <w:pStyle w:val="Listeafsnit"/>
+              <w:numPr>
+                <w:ilvl w:val="0"/>
+                <w:numId w:val="10"/>
+              </w:numPr>
+            </w:pPr>
+            <w:r>
+              <w:t>Koordinatoren vælger Opret opgave.</w:t>
+            </w:r>
+          </w:p>
+          <w:p>
+            <w:pPr>
+              <w:pStyle w:val="Listeafsnit"/>
+              <w:numPr>
+                <w:ilvl w:val="0"/>
+                <w:numId w:val="10"/>
+              </w:numPr>
+            </w:pPr>
+            <w:r>
+              <w:t>Systemet viser opgaveformularen.</w:t>
+            </w:r>
+          </w:p>
+          <w:p>
+            <w:pPr>
+              <w:pStyle w:val="Listeafsnit"/>
+              <w:numPr>
+                <w:ilvl w:val="0"/>
+                <w:numId w:val="10"/>
+              </w:numPr>
+            </w:pPr>
+            <w:r>
+              <w:t>Koordinatoren vælger opgavetype: fællesopgave, grønt tiltag eller bytteopgave.</w:t>
+            </w:r>
+          </w:p>
+          <w:p>
+            <w:pPr>
+              <w:pStyle w:val="Listeafsnit"/>
+              <w:numPr>
+                <w:ilvl w:val="0"/>
+                <w:numId w:val="10"/>
+              </w:numPr>
+            </w:pPr>
+            <w:r>
+              <w:t>Ved bytteopgave vælger koordinatoren den beboer, der bestiller opgaven.</w:t>
+            </w:r>
+          </w:p>
+          <w:p>
+            <w:pPr>
+              <w:pStyle w:val="Listeafsnit"/>
+              <w:numPr>
+                <w:ilvl w:val="0"/>
+                <w:numId w:val="10"/>
+              </w:numPr>
+            </w:pPr>
+            <w:r>
+              <w:t>Koordinatoren indtaster beskrivelse, dato og point.</w:t>
+            </w:r>
+          </w:p>
+          <w:p>
+            <w:pPr>
+              <w:pStyle w:val="Listeafsnit"/>
+              <w:numPr>
+                <w:ilvl w:val="0"/>
+                <w:numId w:val="10"/>
+              </w:numPr>
+            </w:pPr>
+            <w:r>
+              <w:t>Koordinatoren vælger Gem.</w:t>
+            </w:r>
+          </w:p>
+          <w:p>
+            <w:pPr>
+              <w:pStyle w:val="Listeafsnit"/>
+              <w:numPr>
+                <w:ilvl w:val="0"/>
+                <w:numId w:val="10"/>
+              </w:numPr>
+            </w:pPr>
+            <w:r>
+              <w:t>Systemet validerer oplysningerne.</w:t>
+            </w:r>
+          </w:p>
+          <w:p>
+            <w:pPr>
+              <w:pStyle w:val="Listeafsnit"/>
+              <w:numPr>
+                <w:ilvl w:val="0"/>
+                <w:numId w:val="10"/>
+              </w:numPr>
+            </w:pPr>
+            <w:r>
+              <w:t>Systemet gemmer opgaven og opdaterer oversigten.</w:t>
             </w:r>
           </w:p>
         </w:tc>
@@ -1726,7 +2040,7 @@
           </w:tcPr>
           <w:p>
             <w:r>
-              <w:t>Ugyldige værdier afvises. En negativ pointværdi afvises, hvis saldoen ellers bliver negativ.</w:t>
+              <w:t>Hvis oplysningerne er ugyldige, bliver opgaven ikke oprettet. Ved en bytteopgave afvises oprettelsen også, hvis bestilleren ikke har nok personlige point.</w:t>
             </w:r>
           </w:p>
         </w:tc>
@@ -1801,7 +2115,7 @@
           </w:tcPr>
           <w:p>
             <w:r>
-              <w:t>Bruger (Bob eller Don)</w:t>
+              <w:t>Koordinator (Bob eller Don)</w:t>
             </w:r>
           </w:p>
         </w:tc>
@@ -1828,7 +2142,15 @@
           </w:tcPr>
           <w:p>
             <w:r>
-              <w:t>At rediger opgave i Kløverly-systemet.</w:t>
+              <w:t xml:space="preserve">At redigere en eksisterende opgave i </w:t>
+            </w:r>
+            <w:proofErr w:type="spellStart"/>
+            <w:r>
+              <w:t>Kløverly</w:t>
+            </w:r>
+            <w:proofErr w:type="spellEnd"/>
+            <w:r>
+              <w:t>-systemet.</w:t>
             </w:r>
           </w:p>
         </w:tc>
@@ -1840,12 +2162,14 @@
             <w:vAlign w:val="center"/>
           </w:tcPr>
           <w:p>
+            <w:proofErr w:type="spellStart"/>
             <w:r>
               <w:rPr>
                 <w:b/>
               </w:rPr>
               <w:t>Forbetingelser</w:t>
             </w:r>
+            <w:proofErr w:type="spellEnd"/>
           </w:p>
         </w:tc>
         <w:tc>
@@ -1908,24 +2232,111 @@
             <w:vAlign w:val="center"/>
           </w:tcPr>
           <w:p>
-            <w:r>
-              <w:t>1. Brugeren vælger beboer og opgave.</w:t>
-            </w:r>
-            <w:r>
-              <w:br/>
-              <w:t>2. Brugeren klikker Rediger.</w:t>
-            </w:r>
-            <w:r>
-              <w:br/>
-              <w:t>3. Systemet viser de nuværende værdier.</w:t>
-            </w:r>
-            <w:r>
-              <w:br/>
-              <w:t>4. Brugeren ændrer beskrivelse, dato eller point og vælger Gem.</w:t>
-            </w:r>
-            <w:r>
-              <w:br/>
-              <w:t>5. Systemet validerer og gemmer ændringerne.</w:t>
+            <w:pPr>
+              <w:pStyle w:val="Listeafsnit"/>
+              <w:numPr>
+                <w:ilvl w:val="0"/>
+                <w:numId w:val="12"/>
+              </w:numPr>
+            </w:pPr>
+            <w:r>
+              <w:t>Koordinatoren åbner Opgaver.</w:t>
+            </w:r>
+          </w:p>
+          <w:p>
+            <w:pPr>
+              <w:pStyle w:val="Listeafsnit"/>
+              <w:numPr>
+                <w:ilvl w:val="0"/>
+                <w:numId w:val="12"/>
+              </w:numPr>
+            </w:pPr>
+            <w:r>
+              <w:t>Koordinatoren vælger en opgave.</w:t>
+            </w:r>
+          </w:p>
+          <w:p>
+            <w:pPr>
+              <w:pStyle w:val="Listeafsnit"/>
+              <w:numPr>
+                <w:ilvl w:val="0"/>
+                <w:numId w:val="12"/>
+              </w:numPr>
+            </w:pPr>
+            <w:r>
+              <w:t>Koordinatoren vælger Rediger.</w:t>
+            </w:r>
+          </w:p>
+          <w:p>
+            <w:pPr>
+              <w:pStyle w:val="Listeafsnit"/>
+              <w:numPr>
+                <w:ilvl w:val="0"/>
+                <w:numId w:val="12"/>
+              </w:numPr>
+            </w:pPr>
+            <w:r>
+              <w:t>Systemet viser opgavens nuværende oplysninger.</w:t>
+            </w:r>
+          </w:p>
+          <w:p>
+            <w:pPr>
+              <w:pStyle w:val="Listeafsnit"/>
+              <w:numPr>
+                <w:ilvl w:val="0"/>
+                <w:numId w:val="12"/>
+              </w:numPr>
+            </w:pPr>
+            <w:r>
+              <w:t>Koordinatoren ændrer type, beskrivelse, dato eller point.</w:t>
+            </w:r>
+          </w:p>
+          <w:p>
+            <w:pPr>
+              <w:pStyle w:val="Listeafsnit"/>
+              <w:numPr>
+                <w:ilvl w:val="0"/>
+                <w:numId w:val="12"/>
+              </w:numPr>
+            </w:pPr>
+            <w:r>
+              <w:t>Hvis opgaven ændres til en bytteopgave, vælges en bestiller.</w:t>
+            </w:r>
+          </w:p>
+          <w:p>
+            <w:pPr>
+              <w:pStyle w:val="Listeafsnit"/>
+              <w:numPr>
+                <w:ilvl w:val="0"/>
+                <w:numId w:val="12"/>
+              </w:numPr>
+            </w:pPr>
+            <w:r>
+              <w:t>Koordinatoren vælger Gem.</w:t>
+            </w:r>
+          </w:p>
+          <w:p>
+            <w:pPr>
+              <w:pStyle w:val="Listeafsnit"/>
+              <w:numPr>
+                <w:ilvl w:val="0"/>
+                <w:numId w:val="12"/>
+              </w:numPr>
+            </w:pPr>
+            <w:r>
+              <w:t>Systemet validerer oplysningerne og gemmer ændringerne.</w:t>
+            </w:r>
+          </w:p>
+          <w:p>
+            <w:pPr>
+              <w:pStyle w:val="Listeafsnit"/>
+              <w:numPr>
+                <w:ilvl w:val="0"/>
+                <w:numId w:val="12"/>
+              </w:numPr>
+            </w:pPr>
+            <w:r>
+              <w:t>Systemet opdaterer opgaveoversigten.</w:t>
             </w:r>
           </w:p>
         </w:tc>
@@ -1952,7 +2363,7 @@
           </w:tcPr>
           <w:p>
             <w:r>
-              <w:t>Ændringen afvises, hvis den skaber ugyldige data eller negativ personlig saldo.</w:t>
+              <w:t>Ændringen afvises, hvis oplysningerne er ugyldige, eller hvis en bytteopgave kræver flere personlige point, end bestilleren har.</w:t>
             </w:r>
           </w:p>
         </w:tc>
@@ -2033,7 +2444,7 @@
           </w:tcPr>
           <w:p>
             <w:r>
-              <w:t>Bruger (Bob eller Don)</w:t>
+              <w:t>Koordinator (Bob eller Don)</w:t>
             </w:r>
           </w:p>
         </w:tc>
@@ -2060,7 +2471,15 @@
           </w:tcPr>
           <w:p>
             <w:r>
-              <w:t>At slet opgave i Kløverly-systemet.</w:t>
+              <w:t xml:space="preserve">At slette en aktiv opgave i </w:t>
+            </w:r>
+            <w:proofErr w:type="spellStart"/>
+            <w:r>
+              <w:t>Kløverly</w:t>
+            </w:r>
+            <w:proofErr w:type="spellEnd"/>
+            <w:r>
+              <w:t>-systemet.</w:t>
             </w:r>
           </w:p>
         </w:tc>
@@ -2072,12 +2491,14 @@
             <w:vAlign w:val="center"/>
           </w:tcPr>
           <w:p>
+            <w:proofErr w:type="spellStart"/>
             <w:r>
               <w:rPr>
                 <w:b/>
               </w:rPr>
               <w:t>Forbetingelser</w:t>
             </w:r>
+            <w:proofErr w:type="spellEnd"/>
           </w:p>
         </w:tc>
         <w:tc>
@@ -2087,7 +2508,7 @@
           </w:tcPr>
           <w:p>
             <w:r>
-              <w:t>En opgave findes.</w:t>
+              <w:t>En aktiv opgave findes.</w:t>
             </w:r>
           </w:p>
         </w:tc>
@@ -2114,7 +2535,7 @@
           </w:tcPr>
           <w:p>
             <w:r>
-              <w:t>Opgaven er slettet og oversigten opdateret.</w:t>
+              <w:t>Opgaven er slettet, ændringen er gemt, og opgaveoversigten er opdateret.</w:t>
             </w:r>
           </w:p>
         </w:tc>
@@ -2140,24 +2561,87 @@
             <w:vAlign w:val="center"/>
           </w:tcPr>
           <w:p>
-            <w:r>
-              <w:t>1. Brugeren vælger en beboer og en opgave.</w:t>
-            </w:r>
-            <w:r>
-              <w:br/>
-              <w:t>2. Brugeren vælger Slet.</w:t>
-            </w:r>
-            <w:r>
-              <w:br/>
-              <w:t>3. Systemet viser en bekræftelse.</w:t>
-            </w:r>
-            <w:r>
-              <w:br/>
-              <w:t>4. Brugeren bekræfter sletningen.</w:t>
-            </w:r>
-            <w:r>
-              <w:br/>
-              <w:t>5. Systemet fjerner opgaven og gemmer ændringen.</w:t>
+            <w:pPr>
+              <w:pStyle w:val="Listeafsnit"/>
+              <w:numPr>
+                <w:ilvl w:val="0"/>
+                <w:numId w:val="13"/>
+              </w:numPr>
+            </w:pPr>
+            <w:r>
+              <w:t>Koordinatoren åbner Opgaver.</w:t>
+            </w:r>
+          </w:p>
+          <w:p>
+            <w:pPr>
+              <w:pStyle w:val="Listeafsnit"/>
+              <w:numPr>
+                <w:ilvl w:val="0"/>
+                <w:numId w:val="13"/>
+              </w:numPr>
+            </w:pPr>
+            <w:r>
+              <w:t>Koordinatoren vælger en opgave.</w:t>
+            </w:r>
+          </w:p>
+          <w:p>
+            <w:pPr>
+              <w:pStyle w:val="Listeafsnit"/>
+              <w:numPr>
+                <w:ilvl w:val="0"/>
+                <w:numId w:val="13"/>
+              </w:numPr>
+            </w:pPr>
+            <w:r>
+              <w:t>Koordinatoren vælger Slet.</w:t>
+            </w:r>
+          </w:p>
+          <w:p>
+            <w:pPr>
+              <w:pStyle w:val="Listeafsnit"/>
+              <w:numPr>
+                <w:ilvl w:val="0"/>
+                <w:numId w:val="13"/>
+              </w:numPr>
+            </w:pPr>
+            <w:r>
+              <w:t>Systemet beder om bekræftelse.</w:t>
+            </w:r>
+          </w:p>
+          <w:p>
+            <w:pPr>
+              <w:pStyle w:val="Listeafsnit"/>
+              <w:numPr>
+                <w:ilvl w:val="0"/>
+                <w:numId w:val="13"/>
+              </w:numPr>
+            </w:pPr>
+            <w:r>
+              <w:t>Koordinatoren bekræfter.</w:t>
+            </w:r>
+          </w:p>
+          <w:p>
+            <w:pPr>
+              <w:pStyle w:val="Listeafsnit"/>
+              <w:numPr>
+                <w:ilvl w:val="0"/>
+                <w:numId w:val="13"/>
+              </w:numPr>
+            </w:pPr>
+            <w:r>
+              <w:t>Systemet sletter opgaven og gemmer ændringen.</w:t>
+            </w:r>
+          </w:p>
+          <w:p>
+            <w:pPr>
+              <w:pStyle w:val="Listeafsnit"/>
+              <w:numPr>
+                <w:ilvl w:val="0"/>
+                <w:numId w:val="13"/>
+              </w:numPr>
+            </w:pPr>
+            <w:r>
+              <w:t>Systemet opdaterer opgaveoversigten.</w:t>
             </w:r>
           </w:p>
         </w:tc>
@@ -2184,7 +2668,7 @@
           </w:tcPr>
           <w:p>
             <w:r>
-              <w:t>Hvis brugeren annullerer, beholdes opgaven. Pointsaldoen beregnes igen ud fra resterende opgaver.</w:t>
+              <w:t>Vælger koordinatoren Annuller, sker der ingen ændring. Hvis en bytteopgave slettes, får bestilleren de reserverede personlige point tilbage.</w:t>
             </w:r>
           </w:p>
         </w:tc>
@@ -2196,7 +2680,7 @@
         <w:pStyle w:val="Overskrift1"/>
       </w:pPr>
       <w:r>
-        <w:t>UC08 – Se opgaver</w:t>
+        <w:t>UC08 – Se aktive opgaver</w:t>
       </w:r>
     </w:p>
     <w:tbl>
@@ -2259,7 +2743,7 @@
           </w:tcPr>
           <w:p>
             <w:r>
-              <w:t>Bruger (Bob eller Don)</w:t>
+              <w:t>Koordinator (Bob eller Don)</w:t>
             </w:r>
           </w:p>
         </w:tc>
@@ -2286,7 +2770,15 @@
           </w:tcPr>
           <w:p>
             <w:r>
-              <w:t>At se opgaver i Kløverly-systemet.</w:t>
+              <w:t xml:space="preserve">At se aktive opgaver i </w:t>
+            </w:r>
+            <w:proofErr w:type="spellStart"/>
+            <w:r>
+              <w:t>Kløverly</w:t>
+            </w:r>
+            <w:proofErr w:type="spellEnd"/>
+            <w:r>
+              <w:t>-systemet.</w:t>
             </w:r>
           </w:p>
         </w:tc>
@@ -2298,12 +2790,14 @@
             <w:vAlign w:val="center"/>
           </w:tcPr>
           <w:p>
+            <w:proofErr w:type="spellStart"/>
             <w:r>
               <w:rPr>
                 <w:b/>
               </w:rPr>
               <w:t>Forbetingelser</w:t>
             </w:r>
+            <w:proofErr w:type="spellEnd"/>
           </w:p>
         </w:tc>
         <w:tc>
@@ -2340,7 +2834,7 @@
           </w:tcPr>
           <w:p>
             <w:r>
-              <w:t>Brugeren har set opgaverne uden at ændre dem.</w:t>
+              <w:t>Koordinatoren har set de aktive opgaver; data er uændret.</w:t>
             </w:r>
           </w:p>
         </w:tc>
@@ -2366,16 +2860,51 @@
             <w:vAlign w:val="center"/>
           </w:tcPr>
           <w:p>
-            <w:r>
-              <w:t>1. Brugeren åbner opgaveoversigten.</w:t>
-            </w:r>
-            <w:r>
-              <w:br/>
-              <w:t>2. Brugeren vælger en beboer.</w:t>
-            </w:r>
-            <w:r>
-              <w:br/>
-              <w:t>3. Systemet viser beboerens registrerede opgaver med dato, beskrivelse og point.</w:t>
+            <w:pPr>
+              <w:pStyle w:val="Listeafsnit"/>
+              <w:numPr>
+                <w:ilvl w:val="0"/>
+                <w:numId w:val="15"/>
+              </w:numPr>
+            </w:pPr>
+            <w:r>
+              <w:t>Koordinatoren vælger Opgaver.</w:t>
+            </w:r>
+          </w:p>
+          <w:p>
+            <w:pPr>
+              <w:pStyle w:val="Listeafsnit"/>
+              <w:numPr>
+                <w:ilvl w:val="0"/>
+                <w:numId w:val="15"/>
+              </w:numPr>
+            </w:pPr>
+            <w:r>
+              <w:t>Systemet henter de aktive opgaver.</w:t>
+            </w:r>
+          </w:p>
+          <w:p>
+            <w:pPr>
+              <w:pStyle w:val="Listeafsnit"/>
+              <w:numPr>
+                <w:ilvl w:val="0"/>
+                <w:numId w:val="15"/>
+              </w:numPr>
+            </w:pPr>
+            <w:r>
+              <w:t>Systemet viser opgavetype, dato, beskrivelse og point for hver opgave.</w:t>
+            </w:r>
+          </w:p>
+          <w:p>
+            <w:pPr>
+              <w:pStyle w:val="Listeafsnit"/>
+              <w:numPr>
+                <w:ilvl w:val="0"/>
+                <w:numId w:val="15"/>
+              </w:numPr>
+            </w:pPr>
+            <w:r>
+              <w:t>Koordinatoren kan vælge en opgave.</w:t>
             </w:r>
           </w:p>
         </w:tc>
@@ -2402,7 +2931,7 @@
           </w:tcPr>
           <w:p>
             <w:r>
-              <w:t>Hvis beboeren ikke har opgaver, vises en tom liste.</w:t>
+              <w:t>Hvis der ikke findes aktive opgaver, vises en tom oversigt.</w:t>
             </w:r>
           </w:p>
         </w:tc>
@@ -2420,7 +2949,7 @@
       </w:pPr>
       <w:r>
         <w:lastRenderedPageBreak/>
-        <w:t>UC09 – Se personlig pointstatus</w:t>
+        <w:t>UC09 – Se personlige point</w:t>
       </w:r>
     </w:p>
     <w:tbl>
@@ -2483,7 +3012,7 @@
           </w:tcPr>
           <w:p>
             <w:r>
-              <w:t>Bruger (Bob eller Don)</w:t>
+              <w:t>Koordinator (Bob eller Don)</w:t>
             </w:r>
           </w:p>
         </w:tc>
@@ -2510,7 +3039,7 @@
           </w:tcPr>
           <w:p>
             <w:r>
-              <w:t>At se personlig pointstatus i Kløverly-systemet.</w:t>
+              <w:t>At se en beboers aktuelle personlige point.</w:t>
             </w:r>
           </w:p>
         </w:tc>
@@ -2522,12 +3051,14 @@
             <w:vAlign w:val="center"/>
           </w:tcPr>
           <w:p>
+            <w:proofErr w:type="spellStart"/>
             <w:r>
               <w:rPr>
                 <w:b/>
               </w:rPr>
               <w:t>Forbetingelser</w:t>
             </w:r>
+            <w:proofErr w:type="spellEnd"/>
           </w:p>
         </w:tc>
         <w:tc>
@@ -2537,7 +3068,7 @@
           </w:tcPr>
           <w:p>
             <w:r>
-              <w:t>En beboer er oprettet.</w:t>
+              <w:t>Mindst én beboer er oprettet.</w:t>
             </w:r>
           </w:p>
         </w:tc>
@@ -2564,7 +3095,7 @@
           </w:tcPr>
           <w:p>
             <w:r>
-              <w:t>Den aktuelle personlige saldo er vist.</w:t>
+              <w:t>Den valgte beboers aktuelle personlige point er vist.</w:t>
             </w:r>
           </w:p>
         </w:tc>
@@ -2590,16 +3121,69 @@
             <w:vAlign w:val="center"/>
           </w:tcPr>
           <w:p>
-            <w:r>
-              <w:t>1. Brugeren vælger en beboer.</w:t>
-            </w:r>
-            <w:r>
-              <w:br/>
-              <w:t>2. Systemet beregner saldoen ud fra beboerens registrerede pointgivende opgaver og ændringer.</w:t>
-            </w:r>
-            <w:r>
-              <w:br/>
-              <w:t>3. Systemet viser saldoen.</w:t>
+            <w:pPr>
+              <w:pStyle w:val="Listeafsnit"/>
+              <w:numPr>
+                <w:ilvl w:val="0"/>
+                <w:numId w:val="17"/>
+              </w:numPr>
+            </w:pPr>
+            <w:r>
+              <w:t xml:space="preserve">Koordinatoren åbner </w:t>
+            </w:r>
+            <w:r>
+              <w:t>Point</w:t>
+            </w:r>
+            <w:r>
+              <w:t>.</w:t>
+            </w:r>
+          </w:p>
+          <w:p>
+            <w:pPr>
+              <w:pStyle w:val="Listeafsnit"/>
+              <w:numPr>
+                <w:ilvl w:val="0"/>
+                <w:numId w:val="17"/>
+              </w:numPr>
+            </w:pPr>
+            <w:r>
+              <w:t>Koordinatoren vælger en beboer.</w:t>
+            </w:r>
+          </w:p>
+          <w:p>
+            <w:pPr>
+              <w:pStyle w:val="Listeafsnit"/>
+              <w:numPr>
+                <w:ilvl w:val="0"/>
+                <w:numId w:val="17"/>
+              </w:numPr>
+            </w:pPr>
+            <w:r>
+              <w:t>Systemet beregner beboerens aktuelle saldo ud fra pointposteringerne.</w:t>
+            </w:r>
+          </w:p>
+          <w:p>
+            <w:pPr>
+              <w:pStyle w:val="Listeafsnit"/>
+              <w:numPr>
+                <w:ilvl w:val="0"/>
+                <w:numId w:val="17"/>
+              </w:numPr>
+            </w:pPr>
+            <w:r>
+              <w:t>Systemet viser de personlige point.</w:t>
+            </w:r>
+          </w:p>
+          <w:p>
+            <w:pPr>
+              <w:pStyle w:val="Listeafsnit"/>
+              <w:numPr>
+                <w:ilvl w:val="0"/>
+                <w:numId w:val="17"/>
+              </w:numPr>
+            </w:pPr>
+            <w:r>
+              <w:t>Systemet viser beboerens relevante pointposteringer.</w:t>
             </w:r>
           </w:p>
         </w:tc>
@@ -2626,7 +3210,7 @@
           </w:tcPr>
           <w:p>
             <w:r>
-              <w:t>En beboer uden pointgivende opgaver vises med 0 point.</w:t>
+              <w:t>Hvis beboeren ikke har nogen pointposteringer, vises 0 personlige point.</w:t>
             </w:r>
           </w:p>
         </w:tc>
@@ -2638,7 +3222,7 @@
         <w:pStyle w:val="Overskrift1"/>
       </w:pPr>
       <w:r>
-        <w:t>UC10 – Registrer pointændring</w:t>
+        <w:t>UC10 – Manuel pointkorrektion</w:t>
       </w:r>
     </w:p>
     <w:tbl>
@@ -2701,7 +3285,7 @@
           </w:tcPr>
           <w:p>
             <w:r>
-              <w:t>Bruger (Bob eller Don)</w:t>
+              <w:t>Koordinator (Bob eller Don)</w:t>
             </w:r>
           </w:p>
         </w:tc>
@@ -2728,7 +3312,7 @@
           </w:tcPr>
           <w:p>
             <w:r>
-              <w:t>At registrer pointændring i Kløverly-systemet.</w:t>
+              <w:t>At korrigere en beboers personlige point manuelt.</w:t>
             </w:r>
           </w:p>
         </w:tc>
@@ -2740,12 +3324,14 @@
             <w:vAlign w:val="center"/>
           </w:tcPr>
           <w:p>
+            <w:proofErr w:type="spellStart"/>
             <w:r>
               <w:rPr>
                 <w:b/>
               </w:rPr>
               <w:t>Forbetingelser</w:t>
             </w:r>
+            <w:proofErr w:type="spellEnd"/>
           </w:p>
         </w:tc>
         <w:tc>
@@ -2782,7 +3368,7 @@
           </w:tcPr>
           <w:p>
             <w:r>
-              <w:t>Pointændringen er dokumenteret og saldoen opdateret.</w:t>
+              <w:t>Korrektionen er gemt som en pointpostering, og den personlige saldo er opdateret.</w:t>
             </w:r>
           </w:p>
         </w:tc>
@@ -2808,30 +3394,99 @@
             <w:vAlign w:val="center"/>
           </w:tcPr>
           <w:p>
-            <w:r>
-              <w:t>1. Brugeren vælger en beboer og funktionen til pointændring.</w:t>
-            </w:r>
-            <w:r>
-              <w:br/>
-              <w:t>2. Brugeren angiver begrundelse, dato og positiv eller negativ pointværdi.</w:t>
-            </w:r>
-            <w:r>
-              <w:br/>
-              <w:t>3. Systemet kontrollerer, at ændringen ikke giver negativ saldo.</w:t>
-            </w:r>
-            <w:r>
-              <w:br/>
-              <w:t>4. Brugeren bekræfter.</w:t>
-            </w:r>
-            <w:r>
-              <w:br/>
-              <w:t>5. Systemet gemmer ændringen som en registreret opgave/postering.</w:t>
-            </w:r>
-            <w:r>
-              <w:br/>
-            </w:r>
-            <w:r>
-              <w:t>6. Den personlige pointstatus opdateres.</w:t>
+            <w:pPr>
+              <w:pStyle w:val="Listeafsnit"/>
+              <w:numPr>
+                <w:ilvl w:val="0"/>
+                <w:numId w:val="19"/>
+              </w:numPr>
+            </w:pPr>
+            <w:r>
+              <w:t>Koordinatoren åbner Point.</w:t>
+            </w:r>
+          </w:p>
+          <w:p>
+            <w:pPr>
+              <w:pStyle w:val="Listeafsnit"/>
+              <w:numPr>
+                <w:ilvl w:val="0"/>
+                <w:numId w:val="19"/>
+              </w:numPr>
+            </w:pPr>
+            <w:r>
+              <w:t>Koordinatoren vælger en beboer.</w:t>
+            </w:r>
+          </w:p>
+          <w:p>
+            <w:pPr>
+              <w:pStyle w:val="Listeafsnit"/>
+              <w:numPr>
+                <w:ilvl w:val="0"/>
+                <w:numId w:val="19"/>
+              </w:numPr>
+            </w:pPr>
+            <w:r>
+              <w:t>Koordinatoren vælger Manuel pointkorrektion.</w:t>
+            </w:r>
+          </w:p>
+          <w:p>
+            <w:pPr>
+              <w:pStyle w:val="Listeafsnit"/>
+              <w:numPr>
+                <w:ilvl w:val="0"/>
+                <w:numId w:val="19"/>
+              </w:numPr>
+            </w:pPr>
+            <w:r>
+              <w:t>Koordinatoren angiver pointværdi og begrundelse.</w:t>
+            </w:r>
+          </w:p>
+          <w:p>
+            <w:pPr>
+              <w:pStyle w:val="Listeafsnit"/>
+              <w:numPr>
+                <w:ilvl w:val="0"/>
+                <w:numId w:val="19"/>
+              </w:numPr>
+            </w:pPr>
+            <w:r>
+              <w:t>Systemet kontrollerer, at korrektionen ikke giver en negativ saldo.</w:t>
+            </w:r>
+          </w:p>
+          <w:p>
+            <w:pPr>
+              <w:pStyle w:val="Listeafsnit"/>
+              <w:numPr>
+                <w:ilvl w:val="0"/>
+                <w:numId w:val="19"/>
+              </w:numPr>
+            </w:pPr>
+            <w:r>
+              <w:t>Koordinatoren bekræfter.</w:t>
+            </w:r>
+          </w:p>
+          <w:p>
+            <w:pPr>
+              <w:pStyle w:val="Listeafsnit"/>
+              <w:numPr>
+                <w:ilvl w:val="0"/>
+                <w:numId w:val="19"/>
+              </w:numPr>
+            </w:pPr>
+            <w:r>
+              <w:t>Systemet gemmer korrektionen som en pointpostering.</w:t>
+            </w:r>
+          </w:p>
+          <w:p>
+            <w:pPr>
+              <w:pStyle w:val="Listeafsnit"/>
+              <w:numPr>
+                <w:ilvl w:val="0"/>
+                <w:numId w:val="19"/>
+              </w:numPr>
+            </w:pPr>
+            <w:r>
+              <w:t>Systemet opdaterer den personlige saldo.</w:t>
             </w:r>
           </w:p>
         </w:tc>
@@ -2858,7 +3513,7 @@
           </w:tcPr>
           <w:p>
             <w:r>
-              <w:t>En ændring, som giver negativ saldo, afvises. Ændringen registreres ikke som en løs saldo uden historik.</w:t>
+              <w:t>Hvis korrektionen vil give en negativ personlig saldo, afvises den, og systemet viser en fejlbesked.</w:t>
             </w:r>
           </w:p>
         </w:tc>
@@ -2939,7 +3594,7 @@
           </w:tcPr>
           <w:p>
             <w:r>
-              <w:t>Bruger (Bob eller Don)</w:t>
+              <w:t>Koordinator (Bob eller Don)</w:t>
             </w:r>
           </w:p>
         </w:tc>
@@ -2966,7 +3621,15 @@
           </w:tcPr>
           <w:p>
             <w:r>
-              <w:t>At se fælles pointpulje i Kløverly-systemet.</w:t>
+              <w:t xml:space="preserve">At se fælles pointpulje i </w:t>
+            </w:r>
+            <w:proofErr w:type="spellStart"/>
+            <w:r>
+              <w:t>Kløverly</w:t>
+            </w:r>
+            <w:proofErr w:type="spellEnd"/>
+            <w:r>
+              <w:t>-systemet.</w:t>
             </w:r>
           </w:p>
         </w:tc>
@@ -2978,12 +3641,14 @@
             <w:vAlign w:val="center"/>
           </w:tcPr>
           <w:p>
+            <w:proofErr w:type="spellStart"/>
             <w:r>
               <w:rPr>
                 <w:b/>
               </w:rPr>
               <w:t>Forbetingelser</w:t>
             </w:r>
+            <w:proofErr w:type="spellEnd"/>
           </w:p>
         </w:tc>
         <w:tc>
@@ -3046,18 +3711,39 @@
             <w:vAlign w:val="center"/>
           </w:tcPr>
           <w:p>
-            <w:r>
-              <w:t>1. Brugeren vælger Fælles point.</w:t>
-            </w:r>
-            <w:r>
-              <w:br/>
-              <w:t>2. Systemet beregner de registrerede fælles point.</w:t>
-            </w:r>
-            <w:r>
-              <w:br/>
-            </w:r>
-            <w:r>
-              <w:t>3. Systemet viser den samlede pointpulje.</w:t>
+            <w:pPr>
+              <w:pStyle w:val="Listeafsnit"/>
+              <w:numPr>
+                <w:ilvl w:val="0"/>
+                <w:numId w:val="21"/>
+              </w:numPr>
+            </w:pPr>
+            <w:r>
+              <w:t>Koordinatoren vælger Point.</w:t>
+            </w:r>
+          </w:p>
+          <w:p>
+            <w:pPr>
+              <w:pStyle w:val="Listeafsnit"/>
+              <w:numPr>
+                <w:ilvl w:val="0"/>
+                <w:numId w:val="21"/>
+              </w:numPr>
+            </w:pPr>
+            <w:r>
+              <w:t>Systemet beregner de registrerede fælles point.</w:t>
+            </w:r>
+          </w:p>
+          <w:p>
+            <w:pPr>
+              <w:pStyle w:val="Listeafsnit"/>
+              <w:numPr>
+                <w:ilvl w:val="0"/>
+                <w:numId w:val="21"/>
+              </w:numPr>
+            </w:pPr>
+            <w:r>
+              <w:t>Systemet viser den aktuelle fælles pointpulje.</w:t>
             </w:r>
           </w:p>
         </w:tc>
@@ -3096,7 +3782,7 @@
         <w:pStyle w:val="Overskrift1"/>
       </w:pPr>
       <w:r>
-        <w:t>UC12 – Registrer grønt tiltag</w:t>
+        <w:t>UC12 – Opret grønt tiltag</w:t>
       </w:r>
     </w:p>
     <w:tbl>
@@ -3159,7 +3845,7 @@
           </w:tcPr>
           <w:p>
             <w:r>
-              <w:t>Bruger (Bob eller Don)</w:t>
+              <w:t>Koordinator (Bob eller Don)</w:t>
             </w:r>
           </w:p>
         </w:tc>
@@ -3186,7 +3872,15 @@
           </w:tcPr>
           <w:p>
             <w:r>
-              <w:t>At registrer grønt tiltag i Kløverly-systemet.</w:t>
+              <w:t xml:space="preserve">At oprette et grønt tiltag i </w:t>
+            </w:r>
+            <w:proofErr w:type="spellStart"/>
+            <w:r>
+              <w:t>Kløverly</w:t>
+            </w:r>
+            <w:proofErr w:type="spellEnd"/>
+            <w:r>
+              <w:t>-systemet.</w:t>
             </w:r>
           </w:p>
         </w:tc>
@@ -3198,12 +3892,14 @@
             <w:vAlign w:val="center"/>
           </w:tcPr>
           <w:p>
+            <w:proofErr w:type="spellStart"/>
             <w:r>
               <w:rPr>
                 <w:b/>
               </w:rPr>
               <w:t>Forbetingelser</w:t>
             </w:r>
+            <w:proofErr w:type="spellEnd"/>
           </w:p>
         </w:tc>
         <w:tc>
@@ -3240,7 +3936,7 @@
           </w:tcPr>
           <w:p>
             <w:r>
-              <w:t>Det grønne tiltag er registreret, og fællespuljen opdateret.</w:t>
+              <w:t>Det grønne tiltag er oprettet, gemt og vises blandt de aktive opgaver.</w:t>
             </w:r>
           </w:p>
         </w:tc>
@@ -3266,30 +3962,99 @@
             <w:vAlign w:val="center"/>
           </w:tcPr>
           <w:p>
-            <w:r>
-              <w:t>1. Brugeren vælger Registrer grønt tiltag.</w:t>
-            </w:r>
-            <w:r>
-              <w:br/>
-              <w:t>2. Systemet viser en formular.</w:t>
-            </w:r>
-            <w:r>
-              <w:br/>
-            </w:r>
-            <w:r>
-              <w:t>3. Brugeren angiver beskrivelse, dato og grønne point.</w:t>
-            </w:r>
-            <w:r>
-              <w:br/>
-              <w:t>4. Brugeren vælger Gem.</w:t>
-            </w:r>
-            <w:r>
-              <w:br/>
-              <w:t>5. Systemet kontrollerer og gemmer tiltaget under fællespuljen.</w:t>
-            </w:r>
-            <w:r>
-              <w:br/>
-              <w:t>6. Fællespuljens point opdateres.</w:t>
+            <w:pPr>
+              <w:pStyle w:val="Listeafsnit"/>
+              <w:numPr>
+                <w:ilvl w:val="0"/>
+                <w:numId w:val="23"/>
+              </w:numPr>
+            </w:pPr>
+            <w:r>
+              <w:t>Koordinatoren åbner Opgaver.</w:t>
+            </w:r>
+          </w:p>
+          <w:p>
+            <w:pPr>
+              <w:pStyle w:val="Listeafsnit"/>
+              <w:numPr>
+                <w:ilvl w:val="0"/>
+                <w:numId w:val="23"/>
+              </w:numPr>
+            </w:pPr>
+            <w:r>
+              <w:t>Koordinatoren vælger Opret opgave.</w:t>
+            </w:r>
+          </w:p>
+          <w:p>
+            <w:pPr>
+              <w:pStyle w:val="Listeafsnit"/>
+              <w:numPr>
+                <w:ilvl w:val="0"/>
+                <w:numId w:val="23"/>
+              </w:numPr>
+            </w:pPr>
+            <w:r>
+              <w:t>Koordinatoren vælger typen Grønt tiltag.</w:t>
+            </w:r>
+          </w:p>
+          <w:p>
+            <w:pPr>
+              <w:pStyle w:val="Listeafsnit"/>
+              <w:numPr>
+                <w:ilvl w:val="0"/>
+                <w:numId w:val="23"/>
+              </w:numPr>
+            </w:pPr>
+            <w:r>
+              <w:t>Systemet deaktiverer valg af beboer.</w:t>
+            </w:r>
+          </w:p>
+          <w:p>
+            <w:pPr>
+              <w:pStyle w:val="Listeafsnit"/>
+              <w:numPr>
+                <w:ilvl w:val="0"/>
+                <w:numId w:val="23"/>
+              </w:numPr>
+            </w:pPr>
+            <w:r>
+              <w:t>Koordinatoren indtaster beskrivelse, dato og point til fællespuljen.</w:t>
+            </w:r>
+          </w:p>
+          <w:p>
+            <w:pPr>
+              <w:pStyle w:val="Listeafsnit"/>
+              <w:numPr>
+                <w:ilvl w:val="0"/>
+                <w:numId w:val="23"/>
+              </w:numPr>
+            </w:pPr>
+            <w:r>
+              <w:t>Koordinatoren vælger Gem.</w:t>
+            </w:r>
+          </w:p>
+          <w:p>
+            <w:pPr>
+              <w:pStyle w:val="Listeafsnit"/>
+              <w:numPr>
+                <w:ilvl w:val="0"/>
+                <w:numId w:val="23"/>
+              </w:numPr>
+            </w:pPr>
+            <w:r>
+              <w:t>Systemet validerer oplysningerne.</w:t>
+            </w:r>
+          </w:p>
+          <w:p>
+            <w:pPr>
+              <w:pStyle w:val="Listeafsnit"/>
+              <w:numPr>
+                <w:ilvl w:val="0"/>
+                <w:numId w:val="23"/>
+              </w:numPr>
+            </w:pPr>
+            <w:r>
+              <w:t>Systemet gemmer det grønne tiltag som en aktiv opgave.</w:t>
             </w:r>
           </w:p>
         </w:tc>
@@ -3316,7 +4081,7 @@
           </w:tcPr>
           <w:p>
             <w:r>
-              <w:t>Manglende oplysninger eller ugyldige point afvises. Tiltaget er til fælles inspiration og vises ikke offentligt med beboernavn.</w:t>
+              <w:t>Hvis oplysningerne mangler eller er ugyldige, bliver tiltaget ikke oprettet.</w:t>
             </w:r>
           </w:p>
         </w:tc>
@@ -3334,7 +4099,7 @@
       </w:pPr>
       <w:r>
         <w:lastRenderedPageBreak/>
-        <w:t>UC13 – Registrer fællesopgave</w:t>
+        <w:t>UC13 – Opret fællesopgave</w:t>
       </w:r>
     </w:p>
     <w:tbl>
@@ -3397,7 +4162,7 @@
           </w:tcPr>
           <w:p>
             <w:r>
-              <w:t>Bruger (Bob eller Don)</w:t>
+              <w:t>Koordinator (Bob eller Don)</w:t>
             </w:r>
           </w:p>
         </w:tc>
@@ -3424,7 +4189,15 @@
           </w:tcPr>
           <w:p>
             <w:r>
-              <w:t>At registrer fællesopgave i Kløverly-systemet.</w:t>
+              <w:t xml:space="preserve">At oprette en fællesopgave i </w:t>
+            </w:r>
+            <w:proofErr w:type="spellStart"/>
+            <w:r>
+              <w:t>Kløverly</w:t>
+            </w:r>
+            <w:proofErr w:type="spellEnd"/>
+            <w:r>
+              <w:t>-systemet.</w:t>
             </w:r>
           </w:p>
         </w:tc>
@@ -3436,12 +4209,14 @@
             <w:vAlign w:val="center"/>
           </w:tcPr>
           <w:p>
+            <w:proofErr w:type="spellStart"/>
             <w:r>
               <w:rPr>
                 <w:b/>
               </w:rPr>
               <w:t>Forbetingelser</w:t>
             </w:r>
+            <w:proofErr w:type="spellEnd"/>
           </w:p>
         </w:tc>
         <w:tc>
@@ -3451,7 +4226,7 @@
           </w:tcPr>
           <w:p>
             <w:r>
-              <w:t>En beboer findes i systemet.</w:t>
+              <w:t>Programmet er åbent.</w:t>
             </w:r>
           </w:p>
         </w:tc>
@@ -3478,7 +4253,7 @@
           </w:tcPr>
           <w:p>
             <w:r>
-              <w:t>Fællesopgaven er gemt, og beboerens personlige point er opdateret.</w:t>
+              <w:t>Fællesopgaven er oprettet, gemt og vises blandt de aktive opgaver.</w:t>
             </w:r>
           </w:p>
         </w:tc>
@@ -3504,24 +4279,99 @@
             <w:vAlign w:val="center"/>
           </w:tcPr>
           <w:p>
-            <w:r>
-              <w:t>1. Brugeren vælger Registrer fællesopgave.</w:t>
-            </w:r>
-            <w:r>
-              <w:br/>
-              <w:t>2. Brugeren vælger beboer og angiver opgave, dato og point.</w:t>
-            </w:r>
-            <w:r>
-              <w:br/>
-              <w:t>3. Brugeren vælger Gem.</w:t>
-            </w:r>
-            <w:r>
-              <w:br/>
-              <w:t>4. Systemet validerer og registrerer fællesopgaven.</w:t>
-            </w:r>
-            <w:r>
-              <w:br/>
-              <w:t>5. Pointene indgår i beboerens personlige saldo.</w:t>
+            <w:pPr>
+              <w:pStyle w:val="Listeafsnit"/>
+              <w:numPr>
+                <w:ilvl w:val="0"/>
+                <w:numId w:val="25"/>
+              </w:numPr>
+            </w:pPr>
+            <w:r>
+              <w:t>Koordinatoren åbner Opgaver.</w:t>
+            </w:r>
+          </w:p>
+          <w:p>
+            <w:pPr>
+              <w:pStyle w:val="Listeafsnit"/>
+              <w:numPr>
+                <w:ilvl w:val="0"/>
+                <w:numId w:val="25"/>
+              </w:numPr>
+            </w:pPr>
+            <w:r>
+              <w:t>Koordinatoren vælger Opret opgave.</w:t>
+            </w:r>
+          </w:p>
+          <w:p>
+            <w:pPr>
+              <w:pStyle w:val="Listeafsnit"/>
+              <w:numPr>
+                <w:ilvl w:val="0"/>
+                <w:numId w:val="25"/>
+              </w:numPr>
+            </w:pPr>
+            <w:r>
+              <w:t>Koordinatoren vælger typen Fællesopgave.</w:t>
+            </w:r>
+          </w:p>
+          <w:p>
+            <w:pPr>
+              <w:pStyle w:val="Listeafsnit"/>
+              <w:numPr>
+                <w:ilvl w:val="0"/>
+                <w:numId w:val="25"/>
+              </w:numPr>
+            </w:pPr>
+            <w:r>
+              <w:t>Systemet deaktiverer valg af beboer.</w:t>
+            </w:r>
+          </w:p>
+          <w:p>
+            <w:pPr>
+              <w:pStyle w:val="Listeafsnit"/>
+              <w:numPr>
+                <w:ilvl w:val="0"/>
+                <w:numId w:val="25"/>
+              </w:numPr>
+            </w:pPr>
+            <w:r>
+              <w:t>Koordinatoren indtaster beskrivelse, dato og belønning i point.</w:t>
+            </w:r>
+          </w:p>
+          <w:p>
+            <w:pPr>
+              <w:pStyle w:val="Listeafsnit"/>
+              <w:numPr>
+                <w:ilvl w:val="0"/>
+                <w:numId w:val="25"/>
+              </w:numPr>
+            </w:pPr>
+            <w:r>
+              <w:t>Koordinatoren vælger Gem.</w:t>
+            </w:r>
+          </w:p>
+          <w:p>
+            <w:pPr>
+              <w:pStyle w:val="Listeafsnit"/>
+              <w:numPr>
+                <w:ilvl w:val="0"/>
+                <w:numId w:val="25"/>
+              </w:numPr>
+            </w:pPr>
+            <w:r>
+              <w:t>Systemet validerer oplysningerne.</w:t>
+            </w:r>
+          </w:p>
+          <w:p>
+            <w:pPr>
+              <w:pStyle w:val="Listeafsnit"/>
+              <w:numPr>
+                <w:ilvl w:val="0"/>
+                <w:numId w:val="25"/>
+              </w:numPr>
+            </w:pPr>
+            <w:r>
+              <w:t>Systemet gemmer fællesopgaven som en aktiv opgave.</w:t>
             </w:r>
           </w:p>
         </w:tc>
@@ -3548,7 +4398,7 @@
           </w:tcPr>
           <w:p>
             <w:r>
-              <w:t>Hvis beboer eller oplysninger mangler, gemmes opgaven ikke.</w:t>
+              <w:t>Hvis oplysningerne mangler eller er ugyldige, bliver fællesopgaven ikke oprettet.</w:t>
             </w:r>
           </w:p>
         </w:tc>
@@ -3560,7 +4410,7 @@
         <w:pStyle w:val="Overskrift1"/>
       </w:pPr>
       <w:r>
-        <w:t>UC14 – Registrer bytteopgave</w:t>
+        <w:t>UC14 – Opret bytteopgave</w:t>
       </w:r>
     </w:p>
     <w:tbl>
@@ -3623,7 +4473,7 @@
           </w:tcPr>
           <w:p>
             <w:r>
-              <w:t>Bruger (Bob eller Don)</w:t>
+              <w:t>Koordinator (Bob eller Don)</w:t>
             </w:r>
           </w:p>
         </w:tc>
@@ -3650,7 +4500,7 @@
           </w:tcPr>
           <w:p>
             <w:r>
-              <w:t>At registrer bytteopgave i Kløverly-systemet.</w:t>
+              <w:t>At oprette en bytteopgave, som betales med personlige point.</w:t>
             </w:r>
           </w:p>
         </w:tc>
@@ -3662,12 +4512,14 @@
             <w:vAlign w:val="center"/>
           </w:tcPr>
           <w:p>
+            <w:proofErr w:type="spellStart"/>
             <w:r>
               <w:rPr>
                 <w:b/>
               </w:rPr>
               <w:t>Forbetingelser</w:t>
             </w:r>
+            <w:proofErr w:type="spellEnd"/>
           </w:p>
         </w:tc>
         <w:tc>
@@ -3677,7 +4529,7 @@
           </w:tcPr>
           <w:p>
             <w:r>
-              <w:t>Beboeren findes og har tilstrækkelige personlige point.</w:t>
+              <w:t>Bestilleren findes i systemet og har nok personlige point.</w:t>
             </w:r>
           </w:p>
         </w:tc>
@@ -3704,7 +4556,7 @@
           </w:tcPr>
           <w:p>
             <w:r>
-              <w:t>Byttet er registreret og pointforbruget gemt.</w:t>
+              <w:t>Bytteopgaven er gemt som aktiv opgave, og pointprisen er trukket fra bestillerens personlige point.</w:t>
             </w:r>
           </w:p>
         </w:tc>
@@ -3730,24 +4582,111 @@
             <w:vAlign w:val="center"/>
           </w:tcPr>
           <w:p>
-            <w:r>
-              <w:t>1. Brugeren vælger Registrer bytteopgave.</w:t>
-            </w:r>
-            <w:r>
-              <w:br/>
-              <w:t>2. Brugeren vælger beboer og indtaster ting eller ydelse, dato og pris i point.</w:t>
-            </w:r>
-            <w:r>
-              <w:br/>
-              <w:t>3. Systemet kontrollerer beboerens saldo.</w:t>
-            </w:r>
-            <w:r>
-              <w:br/>
-              <w:t>4. Brugeren bekræfter.</w:t>
-            </w:r>
-            <w:r>
-              <w:br/>
-              <w:t>5. Systemet gemmer byttet som en negativ pointpostering og opdaterer saldoen.</w:t>
+            <w:pPr>
+              <w:pStyle w:val="Listeafsnit"/>
+              <w:numPr>
+                <w:ilvl w:val="0"/>
+                <w:numId w:val="27"/>
+              </w:numPr>
+            </w:pPr>
+            <w:r>
+              <w:t>Koordinatoren åbner Opgaver.</w:t>
+            </w:r>
+          </w:p>
+          <w:p>
+            <w:pPr>
+              <w:pStyle w:val="Listeafsnit"/>
+              <w:numPr>
+                <w:ilvl w:val="0"/>
+                <w:numId w:val="27"/>
+              </w:numPr>
+            </w:pPr>
+            <w:r>
+              <w:t>Koordinatoren vælger Opret opgave.</w:t>
+            </w:r>
+          </w:p>
+          <w:p>
+            <w:pPr>
+              <w:pStyle w:val="Listeafsnit"/>
+              <w:numPr>
+                <w:ilvl w:val="0"/>
+                <w:numId w:val="27"/>
+              </w:numPr>
+            </w:pPr>
+            <w:r>
+              <w:t>Koordinatoren vælger typen Bytteopgave.</w:t>
+            </w:r>
+          </w:p>
+          <w:p>
+            <w:pPr>
+              <w:pStyle w:val="Listeafsnit"/>
+              <w:numPr>
+                <w:ilvl w:val="0"/>
+                <w:numId w:val="27"/>
+              </w:numPr>
+            </w:pPr>
+            <w:r>
+              <w:t>Koordinatoren vælger den beboer, der bestiller opgaven.</w:t>
+            </w:r>
+          </w:p>
+          <w:p>
+            <w:pPr>
+              <w:pStyle w:val="Listeafsnit"/>
+              <w:numPr>
+                <w:ilvl w:val="0"/>
+                <w:numId w:val="27"/>
+              </w:numPr>
+            </w:pPr>
+            <w:r>
+              <w:t>Koordinatoren indtaster beskrivelse, dato og pris i point.</w:t>
+            </w:r>
+          </w:p>
+          <w:p>
+            <w:pPr>
+              <w:pStyle w:val="Listeafsnit"/>
+              <w:numPr>
+                <w:ilvl w:val="0"/>
+                <w:numId w:val="27"/>
+              </w:numPr>
+            </w:pPr>
+            <w:r>
+              <w:t>Koordinatoren vælger Gem.</w:t>
+            </w:r>
+          </w:p>
+          <w:p>
+            <w:pPr>
+              <w:pStyle w:val="Listeafsnit"/>
+              <w:numPr>
+                <w:ilvl w:val="0"/>
+                <w:numId w:val="27"/>
+              </w:numPr>
+            </w:pPr>
+            <w:r>
+              <w:t>Systemet kontrollerer, at bestilleren har nok personlige point.</w:t>
+            </w:r>
+          </w:p>
+          <w:p>
+            <w:pPr>
+              <w:pStyle w:val="Listeafsnit"/>
+              <w:numPr>
+                <w:ilvl w:val="0"/>
+                <w:numId w:val="27"/>
+              </w:numPr>
+            </w:pPr>
+            <w:r>
+              <w:t>Systemet registrerer en negativ pointpostering hos bestilleren.</w:t>
+            </w:r>
+          </w:p>
+          <w:p>
+            <w:pPr>
+              <w:pStyle w:val="Listeafsnit"/>
+              <w:numPr>
+                <w:ilvl w:val="0"/>
+                <w:numId w:val="27"/>
+              </w:numPr>
+            </w:pPr>
+            <w:r>
+              <w:t>Systemet gemmer bytteopgaven som aktiv opgave.</w:t>
             </w:r>
           </w:p>
         </w:tc>
@@ -3774,7 +4713,7 @@
           </w:tcPr>
           <w:p>
             <w:r>
-              <w:t>Hvis beboeren mangler point, bliver byttet ikke gennemført. Overførsel mellem to beboere er ikke fastlagt som et selvstændigt krav.</w:t>
+              <w:t>Hvis bestilleren ikke har nok personlige point, eller oplysningerne er ugyldige, bliver bytteopgaven ikke oprettet.</w:t>
             </w:r>
           </w:p>
         </w:tc>
@@ -3855,7 +4794,7 @@
           </w:tcPr>
           <w:p>
             <w:r>
-              <w:t>Bruger (Bob eller Don)</w:t>
+              <w:t>Koordinator (Bob eller Don)</w:t>
             </w:r>
           </w:p>
         </w:tc>
@@ -3882,7 +4821,21 @@
           </w:tcPr>
           <w:p>
             <w:r>
-              <w:t>At nulstil personlige point i Kløverly-systemet.</w:t>
+              <w:t xml:space="preserve">At </w:t>
+            </w:r>
+            <w:r>
+              <w:t>nulstille</w:t>
+            </w:r>
+            <w:r>
+              <w:t xml:space="preserve"> personlige point i </w:t>
+            </w:r>
+            <w:proofErr w:type="spellStart"/>
+            <w:r>
+              <w:t>Kløverly</w:t>
+            </w:r>
+            <w:proofErr w:type="spellEnd"/>
+            <w:r>
+              <w:t>-systemet.</w:t>
             </w:r>
           </w:p>
         </w:tc>
@@ -3894,12 +4847,14 @@
             <w:vAlign w:val="center"/>
           </w:tcPr>
           <w:p>
+            <w:proofErr w:type="spellStart"/>
             <w:r>
               <w:rPr>
                 <w:b/>
               </w:rPr>
               <w:t>Forbetingelser</w:t>
             </w:r>
+            <w:proofErr w:type="spellEnd"/>
           </w:p>
         </w:tc>
         <w:tc>
@@ -3909,7 +4864,7 @@
           </w:tcPr>
           <w:p>
             <w:r>
-              <w:t>En beboer findes og har personlig saldo over 0.</w:t>
+              <w:t>Beboeren findes i systemet og har ingen aktiv bytteopgave.</w:t>
             </w:r>
           </w:p>
         </w:tc>
@@ -3936,7 +4891,7 @@
           </w:tcPr>
           <w:p>
             <w:r>
-              <w:t>Saldoen er 0, og nulstillingen kan spores.</w:t>
+              <w:t>Beboerens personlige saldo er 0, og nulstillingen er gemt som en pointpostering.</w:t>
             </w:r>
           </w:p>
         </w:tc>
@@ -3962,26 +4917,111 @@
             <w:vAlign w:val="center"/>
           </w:tcPr>
           <w:p>
-            <w:r>
-              <w:t>1. Brugeren vælger en beboer og Nulstil point.</w:t>
-            </w:r>
-            <w:r>
-              <w:br/>
-            </w:r>
-            <w:r>
-              <w:t>2. Systemet viser den aktuelle saldo og beder om bekræftelse.</w:t>
-            </w:r>
-            <w:r>
-              <w:br/>
-              <w:t>3. Brugeren bekræfter.</w:t>
-            </w:r>
-            <w:r>
-              <w:br/>
-              <w:t>4. Systemet registrerer en modpostering svarende til den aktuelle saldo og gemmer begrundelsen.</w:t>
-            </w:r>
-            <w:r>
-              <w:br/>
-              <w:t>5. Systemet viser 0 point.</w:t>
+            <w:pPr>
+              <w:pStyle w:val="Listeafsnit"/>
+              <w:numPr>
+                <w:ilvl w:val="0"/>
+                <w:numId w:val="29"/>
+              </w:numPr>
+            </w:pPr>
+            <w:r>
+              <w:t>Koordinatoren åbner Point.</w:t>
+            </w:r>
+          </w:p>
+          <w:p>
+            <w:pPr>
+              <w:pStyle w:val="Listeafsnit"/>
+              <w:numPr>
+                <w:ilvl w:val="0"/>
+                <w:numId w:val="29"/>
+              </w:numPr>
+            </w:pPr>
+            <w:r>
+              <w:t>Koordinatoren vælger en beboer.</w:t>
+            </w:r>
+          </w:p>
+          <w:p>
+            <w:pPr>
+              <w:pStyle w:val="Listeafsnit"/>
+              <w:numPr>
+                <w:ilvl w:val="0"/>
+                <w:numId w:val="29"/>
+              </w:numPr>
+            </w:pPr>
+            <w:r>
+              <w:t>Koordinatoren vælger Nulstil personlige point.</w:t>
+            </w:r>
+          </w:p>
+          <w:p>
+            <w:pPr>
+              <w:pStyle w:val="Listeafsnit"/>
+              <w:numPr>
+                <w:ilvl w:val="0"/>
+                <w:numId w:val="29"/>
+              </w:numPr>
+            </w:pPr>
+            <w:r>
+              <w:t>Systemet kontrollerer, at beboeren ikke har en aktiv bytteopgave.</w:t>
+            </w:r>
+          </w:p>
+          <w:p>
+            <w:pPr>
+              <w:pStyle w:val="Listeafsnit"/>
+              <w:numPr>
+                <w:ilvl w:val="0"/>
+                <w:numId w:val="29"/>
+              </w:numPr>
+            </w:pPr>
+            <w:r>
+              <w:t>Systemet viser den aktuelle saldo og beder om bekræftelse.</w:t>
+            </w:r>
+          </w:p>
+          <w:p>
+            <w:pPr>
+              <w:pStyle w:val="Listeafsnit"/>
+              <w:numPr>
+                <w:ilvl w:val="0"/>
+                <w:numId w:val="29"/>
+              </w:numPr>
+            </w:pPr>
+            <w:r>
+              <w:t>Koordinatoren bekræfter.</w:t>
+            </w:r>
+          </w:p>
+          <w:p>
+            <w:pPr>
+              <w:pStyle w:val="Listeafsnit"/>
+              <w:numPr>
+                <w:ilvl w:val="0"/>
+                <w:numId w:val="29"/>
+              </w:numPr>
+            </w:pPr>
+            <w:r>
+              <w:t>Systemet registrerer en modpostering svarende til den aktuelle saldo.</w:t>
+            </w:r>
+          </w:p>
+          <w:p>
+            <w:pPr>
+              <w:pStyle w:val="Listeafsnit"/>
+              <w:numPr>
+                <w:ilvl w:val="0"/>
+                <w:numId w:val="29"/>
+              </w:numPr>
+            </w:pPr>
+            <w:r>
+              <w:t>Systemet gemmer ændringen.</w:t>
+            </w:r>
+          </w:p>
+          <w:p>
+            <w:pPr>
+              <w:pStyle w:val="Listeafsnit"/>
+              <w:numPr>
+                <w:ilvl w:val="0"/>
+                <w:numId w:val="29"/>
+              </w:numPr>
+            </w:pPr>
+            <w:r>
+              <w:t>Systemet viser 0 personlige point.</w:t>
             </w:r>
           </w:p>
         </w:tc>
@@ -4008,7 +5048,7 @@
           </w:tcPr>
           <w:p>
             <w:r>
-              <w:t>Hvis brugeren annullerer, ændres ingen point. Allerede registrerede opgaver bevares som historik.</w:t>
+              <w:t>Hvis koordinatoren annullerer, sker der ingen ændring. Hvis beboeren har en aktiv bytteopgave, afvises nulstillingen.</w:t>
             </w:r>
           </w:p>
         </w:tc>
@@ -4083,7 +5123,7 @@
           </w:tcPr>
           <w:p>
             <w:r>
-              <w:t>Bruger (Bob eller Don)</w:t>
+              <w:t>Koordinator (Bob eller Don)</w:t>
             </w:r>
           </w:p>
         </w:tc>
@@ -4110,7 +5150,15 @@
           </w:tcPr>
           <w:p>
             <w:r>
-              <w:t>At se rapport over opgaver og point i Kløverly-systemet.</w:t>
+              <w:t xml:space="preserve">At se rapport over opgaver og point i </w:t>
+            </w:r>
+            <w:proofErr w:type="spellStart"/>
+            <w:r>
+              <w:t>Kløverly</w:t>
+            </w:r>
+            <w:proofErr w:type="spellEnd"/>
+            <w:r>
+              <w:t>-systemet.</w:t>
             </w:r>
           </w:p>
         </w:tc>
@@ -4122,12 +5170,14 @@
             <w:vAlign w:val="center"/>
           </w:tcPr>
           <w:p>
+            <w:proofErr w:type="spellStart"/>
             <w:r>
               <w:rPr>
                 <w:b/>
               </w:rPr>
               <w:t>Forbetingelser</w:t>
             </w:r>
+            <w:proofErr w:type="spellEnd"/>
           </w:p>
         </w:tc>
         <w:tc>
@@ -4190,20 +5240,87 @@
             <w:vAlign w:val="center"/>
           </w:tcPr>
           <w:p>
-            <w:r>
-              <w:t>1. Brugeren vælger Rapport.</w:t>
-            </w:r>
-            <w:r>
-              <w:br/>
-              <w:t>2. Systemet henter de registrerede beboere, opgaver og point.</w:t>
-            </w:r>
-            <w:r>
-              <w:br/>
-              <w:t>3. Systemet viser en samlet oversigt.</w:t>
-            </w:r>
-            <w:r>
-              <w:br/>
-              <w:t>4. Brugeren kan gennemgå oversigten og lukke den igen.</w:t>
+            <w:pPr>
+              <w:pStyle w:val="Listeafsnit"/>
+              <w:numPr>
+                <w:ilvl w:val="0"/>
+                <w:numId w:val="31"/>
+              </w:numPr>
+            </w:pPr>
+            <w:r>
+              <w:t>Koordinatoren vælger Rapport.</w:t>
+            </w:r>
+          </w:p>
+          <w:p>
+            <w:pPr>
+              <w:pStyle w:val="Listeafsnit"/>
+              <w:numPr>
+                <w:ilvl w:val="0"/>
+                <w:numId w:val="31"/>
+              </w:numPr>
+            </w:pPr>
+            <w:r>
+              <w:t>Systemet henter de registrerede data.</w:t>
+            </w:r>
+          </w:p>
+          <w:p>
+            <w:pPr>
+              <w:pStyle w:val="Listeafsnit"/>
+              <w:numPr>
+                <w:ilvl w:val="0"/>
+                <w:numId w:val="31"/>
+              </w:numPr>
+            </w:pPr>
+            <w:r>
+              <w:t>Systemet viser antal beboere.</w:t>
+            </w:r>
+          </w:p>
+          <w:p>
+            <w:pPr>
+              <w:pStyle w:val="Listeafsnit"/>
+              <w:numPr>
+                <w:ilvl w:val="0"/>
+                <w:numId w:val="31"/>
+              </w:numPr>
+            </w:pPr>
+            <w:r>
+              <w:t>Systemet viser antal udførte opgaver i alt.</w:t>
+            </w:r>
+          </w:p>
+          <w:p>
+            <w:pPr>
+              <w:pStyle w:val="Listeafsnit"/>
+              <w:numPr>
+                <w:ilvl w:val="0"/>
+                <w:numId w:val="31"/>
+              </w:numPr>
+            </w:pPr>
+            <w:r>
+              <w:t>Systemet viser de nuværende personlige point i alt.</w:t>
+            </w:r>
+          </w:p>
+          <w:p>
+            <w:pPr>
+              <w:pStyle w:val="Listeafsnit"/>
+              <w:numPr>
+                <w:ilvl w:val="0"/>
+                <w:numId w:val="31"/>
+              </w:numPr>
+            </w:pPr>
+            <w:r>
+              <w:t>Systemet viser den aktuelle fælles pointpulje.</w:t>
+            </w:r>
+          </w:p>
+          <w:p>
+            <w:pPr>
+              <w:pStyle w:val="Listeafsnit"/>
+              <w:numPr>
+                <w:ilvl w:val="0"/>
+                <w:numId w:val="31"/>
+              </w:numPr>
+            </w:pPr>
+            <w:r>
+              <w:t>Systemet viser antal udførte opgaver pr. beboer.</w:t>
             </w:r>
           </w:p>
         </w:tc>
@@ -4230,7 +5347,7 @@
           </w:tcPr>
           <w:p>
             <w:r>
-              <w:t>Hvis ingen data er registreret, vises en tom rapport med 0-værdier. Eksport til fil er ikke aftalt som krav.</w:t>
+              <w:t>Hvis der ikke findes data, vises 0-værdier og en tom oversigt.</w:t>
             </w:r>
           </w:p>
         </w:tc>
@@ -4248,8 +5365,13 @@
       </w:pPr>
       <w:r>
         <w:lastRenderedPageBreak/>
-        <w:t>UC17 – Se information om Kløverly</w:t>
+        <w:t xml:space="preserve">UC17 – Se information om </w:t>
       </w:r>
+      <w:proofErr w:type="spellStart"/>
+      <w:r>
+        <w:t>Kløverly</w:t>
+      </w:r>
+      <w:proofErr w:type="spellEnd"/>
     </w:p>
     <w:tbl>
       <w:tblPr>
@@ -4338,7 +5460,15 @@
           </w:tcPr>
           <w:p>
             <w:r>
-              <w:t>At se information om kløverly i Kløverly-systemet.</w:t>
+              <w:t xml:space="preserve">At se offentlig information om </w:t>
+            </w:r>
+            <w:proofErr w:type="spellStart"/>
+            <w:r>
+              <w:t>Kløverly</w:t>
+            </w:r>
+            <w:proofErr w:type="spellEnd"/>
+            <w:r>
+              <w:t xml:space="preserve"> på hjemmesiden.</w:t>
             </w:r>
           </w:p>
         </w:tc>
@@ -4350,12 +5480,14 @@
             <w:vAlign w:val="center"/>
           </w:tcPr>
           <w:p>
+            <w:proofErr w:type="spellStart"/>
             <w:r>
               <w:rPr>
                 <w:b/>
               </w:rPr>
               <w:t>Forbetingelser</w:t>
             </w:r>
+            <w:proofErr w:type="spellEnd"/>
           </w:p>
         </w:tc>
         <w:tc>
@@ -4392,7 +5524,15 @@
           </w:tcPr>
           <w:p>
             <w:r>
-              <w:t>Besøgende har set offentlig information om Kløverly.</w:t>
+              <w:t xml:space="preserve">Besøgende har set offentlig information om </w:t>
+            </w:r>
+            <w:proofErr w:type="spellStart"/>
+            <w:r>
+              <w:t>Kløverly</w:t>
+            </w:r>
+            <w:proofErr w:type="spellEnd"/>
+            <w:r>
+              <w:t>.</w:t>
             </w:r>
           </w:p>
         </w:tc>
@@ -4418,16 +5558,55 @@
             <w:vAlign w:val="center"/>
           </w:tcPr>
           <w:p>
-            <w:r>
-              <w:t>1. Besøgende åbner Kløverlys hjemmeside.</w:t>
-            </w:r>
-            <w:r>
-              <w:br/>
-              <w:t>2. Hjemmesiden viser en introduktion til landsbyen og dens værdier.</w:t>
-            </w:r>
-            <w:r>
-              <w:br/>
-              <w:t>3. Besøgende kan navigere mellem informationssiderne.</w:t>
+            <w:pPr>
+              <w:pStyle w:val="Listeafsnit"/>
+              <w:numPr>
+                <w:ilvl w:val="0"/>
+                <w:numId w:val="33"/>
+              </w:numPr>
+            </w:pPr>
+            <w:r>
+              <w:t>Besøgende åbner Kløverlys hjemmeside.</w:t>
+            </w:r>
+          </w:p>
+          <w:p>
+            <w:pPr>
+              <w:pStyle w:val="Listeafsnit"/>
+              <w:numPr>
+                <w:ilvl w:val="0"/>
+                <w:numId w:val="33"/>
+              </w:numPr>
+            </w:pPr>
+            <w:r>
+              <w:t xml:space="preserve">Hjemmesiden viser information om </w:t>
+            </w:r>
+            <w:proofErr w:type="spellStart"/>
+            <w:r>
+              <w:t>Kløverly</w:t>
+            </w:r>
+            <w:proofErr w:type="spellEnd"/>
+            <w:r>
+              <w:t xml:space="preserve"> og bofællesskabet.</w:t>
+            </w:r>
+          </w:p>
+          <w:p>
+            <w:pPr>
+              <w:pStyle w:val="Listeafsnit"/>
+              <w:numPr>
+                <w:ilvl w:val="0"/>
+                <w:numId w:val="33"/>
+              </w:numPr>
+            </w:pPr>
+            <w:r>
+              <w:t xml:space="preserve">Besøgende kan navigere mellem Forside, Om </w:t>
+            </w:r>
+            <w:proofErr w:type="spellStart"/>
+            <w:r>
+              <w:t>Kløverly</w:t>
+            </w:r>
+            <w:proofErr w:type="spellEnd"/>
+            <w:r>
+              <w:t>, Sådan virker det og Grønne tiltag.</w:t>
             </w:r>
           </w:p>
         </w:tc>
@@ -4454,7 +5633,7 @@
           </w:tcPr>
           <w:p>
             <w:r>
-              <w:t>Hvis en side ikke kan indlæses, kan besøgende forsøge igen. Hjemmesiden giver ikke adgang til administrationsprogrammet.</w:t>
+              <w:t>Hvis hjemmesiden ikke kan indlæses, kan informationen ikke vises. Hjemmesiden giver ikke adgang til administrationsprogrammet.</w:t>
             </w:r>
           </w:p>
         </w:tc>
@@ -4556,7 +5735,7 @@
           </w:tcPr>
           <w:p>
             <w:r>
-              <w:t>At se grønne tiltag anonymt i Kløverly-systemet.</w:t>
+              <w:t>At se afsluttede grønne tiltag anonymt på Kløverlys hjemmeside.</w:t>
             </w:r>
           </w:p>
         </w:tc>
@@ -4568,12 +5747,14 @@
             <w:vAlign w:val="center"/>
           </w:tcPr>
           <w:p>
+            <w:proofErr w:type="spellStart"/>
             <w:r>
               <w:rPr>
                 <w:b/>
               </w:rPr>
               <w:t>Forbetingelser</w:t>
             </w:r>
+            <w:proofErr w:type="spellEnd"/>
           </w:p>
         </w:tc>
         <w:tc>
@@ -4610,7 +5791,7 @@
           </w:tcPr>
           <w:p>
             <w:r>
-              <w:t>Besøgende har set eksempler på grønne tiltag uden persondata.</w:t>
+              <w:t>Besøgende har set afsluttede grønne tiltag uden persondata.</w:t>
             </w:r>
           </w:p>
         </w:tc>
@@ -4636,16 +5817,63 @@
             <w:vAlign w:val="center"/>
           </w:tcPr>
           <w:p>
-            <w:r>
-              <w:t>1. Besøgende åbner hjemmesiden og vælger Inspiration eller Grønne tiltag.</w:t>
-            </w:r>
-            <w:r>
-              <w:br/>
-              <w:t>2. Hjemmesiden viser grønne tiltag uden beboernes navne og personlige point.</w:t>
-            </w:r>
-            <w:r>
-              <w:br/>
-              <w:t>3. Besøgende læser eksemplerne og kan navigere tilbage.</w:t>
+            <w:pPr>
+              <w:pStyle w:val="Listeafsnit"/>
+              <w:numPr>
+                <w:ilvl w:val="0"/>
+                <w:numId w:val="35"/>
+              </w:numPr>
+            </w:pPr>
+            <w:r>
+              <w:t>Besøgende åbner hjemmesiden.</w:t>
+            </w:r>
+          </w:p>
+          <w:p>
+            <w:pPr>
+              <w:pStyle w:val="Listeafsnit"/>
+              <w:numPr>
+                <w:ilvl w:val="0"/>
+                <w:numId w:val="35"/>
+              </w:numPr>
+            </w:pPr>
+            <w:r>
+              <w:t>Besøgende vælger Grønne tiltag.</w:t>
+            </w:r>
+          </w:p>
+          <w:p>
+            <w:pPr>
+              <w:pStyle w:val="Listeafsnit"/>
+              <w:numPr>
+                <w:ilvl w:val="0"/>
+                <w:numId w:val="35"/>
+              </w:numPr>
+            </w:pPr>
+            <w:r>
+              <w:t>Hjemmesiden viser afsluttede grønne tiltag uden beboernavne.</w:t>
+            </w:r>
+          </w:p>
+          <w:p>
+            <w:pPr>
+              <w:pStyle w:val="Listeafsnit"/>
+              <w:numPr>
+                <w:ilvl w:val="0"/>
+                <w:numId w:val="35"/>
+              </w:numPr>
+            </w:pPr>
+            <w:r>
+              <w:t>Hjemmesiden viser dato og pointbidrag til fællespuljen.</w:t>
+            </w:r>
+          </w:p>
+          <w:p>
+            <w:pPr>
+              <w:pStyle w:val="Listeafsnit"/>
+              <w:numPr>
+                <w:ilvl w:val="0"/>
+                <w:numId w:val="35"/>
+              </w:numPr>
+            </w:pPr>
+            <w:r>
+              <w:t>Besøgende kan se antal grønne tiltag og den aktuelle fælles pointpulje.</w:t>
             </w:r>
           </w:p>
         </w:tc>
@@ -4672,7 +5900,355 @@
           </w:tcPr>
           <w:p>
             <w:r>
-              <w:t>Hvis der ikke er tiltag at vise, står der en neutral besked. En automatisk forbindelse til Java-programmet er ikke forudsat.</w:t>
+              <w:t>Hvis der ikke findes afsluttede grønne tiltag, viser hjemmesiden en neutral besked.</w:t>
+            </w:r>
+          </w:p>
+        </w:tc>
+      </w:tr>
+    </w:tbl>
+    <w:p/>
+    <w:p/>
+    <w:p/>
+    <w:p/>
+    <w:p/>
+    <w:p/>
+    <w:p/>
+    <w:p/>
+    <w:p/>
+    <w:p/>
+    <w:p/>
+    <w:p/>
+    <w:p/>
+    <w:p/>
+    <w:p/>
+    <w:p>
+      <w:pPr>
+        <w:pStyle w:val="Overskrift1"/>
+      </w:pPr>
+      <w:r>
+        <w:lastRenderedPageBreak/>
+        <w:t>UC19 – Afslut opgave</w:t>
+      </w:r>
+    </w:p>
+    <w:tbl>
+      <w:tblPr>
+        <w:tblStyle w:val="Tabel-Gitter"/>
+        <w:tblW w:w="0" w:type="auto"/>
+        <w:tblLayout w:type="fixed"/>
+        <w:tblLook w:val="04A0" w:firstRow="1" w:lastRow="0" w:firstColumn="1" w:lastColumn="0" w:noHBand="0" w:noVBand="1"/>
+      </w:tblPr>
+      <w:tblGrid>
+        <w:gridCol w:w="1928"/>
+        <w:gridCol w:w="7087"/>
+      </w:tblGrid>
+      <w:tr>
+        <w:tc>
+          <w:tcPr>
+            <w:tcW w:w="1928" w:type="dxa"/>
+            <w:vAlign w:val="center"/>
+          </w:tcPr>
+          <w:p>
+            <w:r>
+              <w:rPr>
+                <w:b/>
+              </w:rPr>
+              <w:t>Krav</w:t>
+            </w:r>
+          </w:p>
+        </w:tc>
+        <w:tc>
+          <w:tcPr>
+            <w:tcW w:w="7087" w:type="dxa"/>
+            <w:vAlign w:val="center"/>
+          </w:tcPr>
+          <w:p>
+            <w:r>
+              <w:t>FR</w:t>
+            </w:r>
+            <w:r>
+              <w:t>14, FR15 og FR16</w:t>
+            </w:r>
+          </w:p>
+        </w:tc>
+      </w:tr>
+      <w:tr>
+        <w:tc>
+          <w:tcPr>
+            <w:tcW w:w="1928" w:type="dxa"/>
+            <w:vAlign w:val="center"/>
+          </w:tcPr>
+          <w:p>
+            <w:r>
+              <w:rPr>
+                <w:b/>
+              </w:rPr>
+              <w:t>Primær aktør</w:t>
+            </w:r>
+          </w:p>
+        </w:tc>
+        <w:tc>
+          <w:tcPr>
+            <w:tcW w:w="7087" w:type="dxa"/>
+            <w:vAlign w:val="center"/>
+          </w:tcPr>
+          <w:p>
+            <w:r>
+              <w:t>Koordinator (Bob eller Don)</w:t>
+            </w:r>
+          </w:p>
+        </w:tc>
+      </w:tr>
+      <w:tr>
+        <w:tc>
+          <w:tcPr>
+            <w:tcW w:w="1928" w:type="dxa"/>
+            <w:vAlign w:val="center"/>
+          </w:tcPr>
+          <w:p>
+            <w:r>
+              <w:rPr>
+                <w:b/>
+              </w:rPr>
+              <w:t>Formål</w:t>
+            </w:r>
+          </w:p>
+        </w:tc>
+        <w:tc>
+          <w:tcPr>
+            <w:tcW w:w="7087" w:type="dxa"/>
+            <w:vAlign w:val="center"/>
+          </w:tcPr>
+          <w:p>
+            <w:r>
+              <w:t>At afslutte en aktiv opgave og registrere den korrekte pointændring.</w:t>
+            </w:r>
+          </w:p>
+        </w:tc>
+      </w:tr>
+      <w:tr>
+        <w:tc>
+          <w:tcPr>
+            <w:tcW w:w="1928" w:type="dxa"/>
+            <w:vAlign w:val="center"/>
+          </w:tcPr>
+          <w:p>
+            <w:proofErr w:type="spellStart"/>
+            <w:r>
+              <w:rPr>
+                <w:b/>
+              </w:rPr>
+              <w:t>Forbetingelser</w:t>
+            </w:r>
+            <w:proofErr w:type="spellEnd"/>
+          </w:p>
+        </w:tc>
+        <w:tc>
+          <w:tcPr>
+            <w:tcW w:w="7087" w:type="dxa"/>
+            <w:vAlign w:val="center"/>
+          </w:tcPr>
+          <w:p>
+            <w:r>
+              <w:t>En aktiv opgave findes.</w:t>
+            </w:r>
+          </w:p>
+        </w:tc>
+      </w:tr>
+      <w:tr>
+        <w:tc>
+          <w:tcPr>
+            <w:tcW w:w="1928" w:type="dxa"/>
+            <w:vAlign w:val="center"/>
+          </w:tcPr>
+          <w:p>
+            <w:r>
+              <w:rPr>
+                <w:b/>
+              </w:rPr>
+              <w:t>Efterbetingelser</w:t>
+            </w:r>
+          </w:p>
+        </w:tc>
+        <w:tc>
+          <w:tcPr>
+            <w:tcW w:w="7087" w:type="dxa"/>
+            <w:vAlign w:val="center"/>
+          </w:tcPr>
+          <w:p>
+            <w:r>
+              <w:t>Opgaven er afsluttet og fjernet fra de aktive opgaver, og relevante point er registreret og gemt.</w:t>
+            </w:r>
+          </w:p>
+        </w:tc>
+      </w:tr>
+      <w:tr>
+        <w:tc>
+          <w:tcPr>
+            <w:tcW w:w="1928" w:type="dxa"/>
+            <w:vAlign w:val="center"/>
+          </w:tcPr>
+          <w:p>
+            <w:r>
+              <w:rPr>
+                <w:b/>
+              </w:rPr>
+              <w:t>Hovedscenarie</w:t>
+            </w:r>
+          </w:p>
+        </w:tc>
+        <w:tc>
+          <w:tcPr>
+            <w:tcW w:w="7087" w:type="dxa"/>
+            <w:vAlign w:val="center"/>
+          </w:tcPr>
+          <w:p>
+            <w:pPr>
+              <w:pStyle w:val="Listeafsnit"/>
+              <w:numPr>
+                <w:ilvl w:val="0"/>
+                <w:numId w:val="38"/>
+              </w:numPr>
+            </w:pPr>
+            <w:r>
+              <w:t>Koordinatoren åbner Opgaver.</w:t>
+            </w:r>
+          </w:p>
+          <w:p>
+            <w:pPr>
+              <w:pStyle w:val="Listeafsnit"/>
+              <w:numPr>
+                <w:ilvl w:val="0"/>
+                <w:numId w:val="38"/>
+              </w:numPr>
+            </w:pPr>
+            <w:r>
+              <w:t>Koordinatoren vælger en aktiv opgave.</w:t>
+            </w:r>
+          </w:p>
+          <w:p>
+            <w:pPr>
+              <w:pStyle w:val="Listeafsnit"/>
+              <w:numPr>
+                <w:ilvl w:val="0"/>
+                <w:numId w:val="38"/>
+              </w:numPr>
+            </w:pPr>
+            <w:r>
+              <w:t>Koordinatoren vælger Afslut opgave.</w:t>
+            </w:r>
+          </w:p>
+          <w:p>
+            <w:pPr>
+              <w:pStyle w:val="Listeafsnit"/>
+              <w:numPr>
+                <w:ilvl w:val="0"/>
+                <w:numId w:val="38"/>
+              </w:numPr>
+            </w:pPr>
+            <w:r>
+              <w:t>Systemet undersøger opgavetypen.</w:t>
+            </w:r>
+          </w:p>
+          <w:p>
+            <w:pPr>
+              <w:pStyle w:val="Listeafsnit"/>
+              <w:numPr>
+                <w:ilvl w:val="0"/>
+                <w:numId w:val="38"/>
+              </w:numPr>
+            </w:pPr>
+            <w:r>
+              <w:t>Ved fællesopgave vælger koordinatoren den beboer, der udførte opgaven, og systemet giver beboeren de personlige point.</w:t>
+            </w:r>
+          </w:p>
+          <w:p>
+            <w:pPr>
+              <w:pStyle w:val="Listeafsnit"/>
+              <w:numPr>
+                <w:ilvl w:val="0"/>
+                <w:numId w:val="38"/>
+              </w:numPr>
+            </w:pPr>
+            <w:r>
+              <w:t xml:space="preserve">Ved bytteopgave vælger koordinatoren den beboer, der udførte opgaven, og </w:t>
+            </w:r>
+            <w:r>
+              <w:t>systemet tilføjer pointene til udførerens personlige saldo</w:t>
+            </w:r>
+          </w:p>
+          <w:p>
+            <w:pPr>
+              <w:pStyle w:val="Listeafsnit"/>
+              <w:numPr>
+                <w:ilvl w:val="0"/>
+                <w:numId w:val="38"/>
+              </w:numPr>
+            </w:pPr>
+            <w:r>
+              <w:t>Ved grønt tiltag bekræfter koordinatoren, at tiltaget er udført, og systemet tilføjer pointene til fællespuljen.</w:t>
+            </w:r>
+          </w:p>
+          <w:p>
+            <w:pPr>
+              <w:pStyle w:val="Listeafsnit"/>
+              <w:numPr>
+                <w:ilvl w:val="0"/>
+                <w:numId w:val="38"/>
+              </w:numPr>
+            </w:pPr>
+            <w:r>
+              <w:t>Systemet fjerner opgaven fra de aktive opgaver.</w:t>
+            </w:r>
+          </w:p>
+          <w:p>
+            <w:pPr>
+              <w:pStyle w:val="Listeafsnit"/>
+              <w:numPr>
+                <w:ilvl w:val="0"/>
+                <w:numId w:val="38"/>
+              </w:numPr>
+            </w:pPr>
+            <w:r>
+              <w:t>Systemet gemmer ændringerne.</w:t>
+            </w:r>
+          </w:p>
+          <w:p>
+            <w:pPr>
+              <w:pStyle w:val="Listeafsnit"/>
+              <w:numPr>
+                <w:ilvl w:val="0"/>
+                <w:numId w:val="38"/>
+              </w:numPr>
+            </w:pPr>
+            <w:r>
+              <w:t>Ved et grønt tiltag opdateres hjemmesiden automatisk.</w:t>
+            </w:r>
+          </w:p>
+        </w:tc>
+      </w:tr>
+      <w:tr>
+        <w:tc>
+          <w:tcPr>
+            <w:tcW w:w="1928" w:type="dxa"/>
+            <w:vAlign w:val="center"/>
+          </w:tcPr>
+          <w:p>
+            <w:r>
+              <w:rPr>
+                <w:b/>
+              </w:rPr>
+              <w:t>Alternativer</w:t>
+            </w:r>
+          </w:p>
+        </w:tc>
+        <w:tc>
+          <w:tcPr>
+            <w:tcW w:w="7087" w:type="dxa"/>
+            <w:vAlign w:val="center"/>
+          </w:tcPr>
+          <w:p>
+            <w:r>
+              <w:t>Hvis ingen opgave er valgt, afsluttes intet. En bytteopgave kan ikke afsluttes, hvis der ikke findes en anden beboer, der kan udføre den.</w:t>
             </w:r>
           </w:p>
         </w:tc>
@@ -4689,14 +6265,44 @@
     </w:p>
     <w:p>
       <w:r>
-        <w:t>De gamle beskrivelser af blandt andet modtagelse af opgaveforslag, godkendelse og særskilt afslutning af opgaver er ikke medtaget som selvstændige use cases, fordi de ikke optræder i det fælles UC01–UC18-diagram. Beskrivelserne skal tilpasses, hvis gruppen tilføjer disse funktioner igen.</w:t>
+        <w:t xml:space="preserve">De valgte </w:t>
+      </w:r>
+      <w:proofErr w:type="spellStart"/>
+      <w:r>
+        <w:t>use</w:t>
+      </w:r>
+      <w:proofErr w:type="spellEnd"/>
+      <w:r>
+        <w:t xml:space="preserve"> cases UC01–UC19 beskriver de funktioner, der er implementeret i </w:t>
+      </w:r>
+      <w:proofErr w:type="spellStart"/>
+      <w:r>
+        <w:t>Kløverly</w:t>
+      </w:r>
+      <w:proofErr w:type="spellEnd"/>
+      <w:r>
+        <w:t>-systemet og på hjemmesiden. Afslutning af opgaver er medtaget som UC19, da afslutningen håndterer forskellige pointregler afhængigt af, om der er tale om en fællesopgave, bytteopgave eller et grønt tiltag.</w:t>
       </w:r>
     </w:p>
     <w:p>
       <w:r>
-        <w:t>Inden implementering skal gruppen kontrollere, at knapper, datafelter og pointregler stemmer med det færdige design. Hver use case bør derefter have mindst én test af hovedscenariet samt relevante fejlscenarier.</w:t>
+        <w:t>Funktioner som login, brugerroller og direkte adgang for beboerne er ikke en del af den nuværende løsning. Administrationsprogrammet anvendes af koordinatoren Bob eller Don, mens beboere og eksterne besøgende kan se offentlig information og afsluttede grønne tiltag på hjemmesiden.</w:t>
       </w:r>
     </w:p>
+    <w:p>
+      <w:r>
+        <w:t xml:space="preserve">Efter implementeringen testes </w:t>
+      </w:r>
+      <w:proofErr w:type="spellStart"/>
+      <w:r>
+        <w:t>use</w:t>
+      </w:r>
+      <w:proofErr w:type="spellEnd"/>
+      <w:r>
+        <w:t xml:space="preserve"> casenes hovedscenarier og relevante fejlscenarier for at kontrollere, at funktionerne, datahåndteringen og pointreglerne stemmer overens med det endelige design.</w:t>
+      </w:r>
+    </w:p>
+    <w:p/>
     <w:sectPr>
       <w:footerReference w:type="default" r:id="rId8"/>
       <w:pgSz w:w="12240" w:h="15840"/>
@@ -4741,8 +6347,29 @@
       <w:jc w:val="center"/>
     </w:pPr>
     <w:r>
-      <w:t>SEP1 · Kløverly · Use case descriptions</w:t>
+      <w:t xml:space="preserve">SEP1 · </w:t>
     </w:r>
+    <w:proofErr w:type="spellStart"/>
+    <w:r>
+      <w:t>Kløverly</w:t>
+    </w:r>
+    <w:proofErr w:type="spellEnd"/>
+    <w:r>
+      <w:t xml:space="preserve"> · </w:t>
+    </w:r>
+    <w:proofErr w:type="spellStart"/>
+    <w:r>
+      <w:t>Use</w:t>
+    </w:r>
+    <w:proofErr w:type="spellEnd"/>
+    <w:r>
+      <w:t xml:space="preserve"> case </w:t>
+    </w:r>
+    <w:proofErr w:type="spellStart"/>
+    <w:r>
+      <w:t>descriptions</w:t>
+    </w:r>
+    <w:proofErr w:type="spellEnd"/>
   </w:p>
 </w:ftr>
 </file>
@@ -4942,6 +6569,2956 @@
       </w:pPr>
       <w:rPr>
         <w:rFonts w:ascii="Symbol" w:hAnsi="Symbol" w:hint="default"/>
+      </w:rPr>
+    </w:lvl>
+  </w:abstractNum>
+  <w:abstractNum w:abstractNumId="9" w15:restartNumberingAfterBreak="0">
+    <w:nsid w:val="00417EFE"/>
+    <w:multiLevelType w:val="hybridMultilevel"/>
+    <w:tmpl w:val="62A85A92"/>
+    <w:lvl w:ilvl="0" w:tplc="FFFFFFFF">
+      <w:start w:val="1"/>
+      <w:numFmt w:val="decimal"/>
+      <w:lvlText w:val="%1."/>
+      <w:lvlJc w:val="left"/>
+      <w:pPr>
+        <w:ind w:left="720" w:hanging="360"/>
+      </w:pPr>
+    </w:lvl>
+    <w:lvl w:ilvl="1" w:tplc="FFFFFFFF" w:tentative="1">
+      <w:start w:val="1"/>
+      <w:numFmt w:val="lowerLetter"/>
+      <w:lvlText w:val="%2."/>
+      <w:lvlJc w:val="left"/>
+      <w:pPr>
+        <w:ind w:left="1440" w:hanging="360"/>
+      </w:pPr>
+    </w:lvl>
+    <w:lvl w:ilvl="2" w:tplc="FFFFFFFF" w:tentative="1">
+      <w:start w:val="1"/>
+      <w:numFmt w:val="lowerRoman"/>
+      <w:lvlText w:val="%3."/>
+      <w:lvlJc w:val="right"/>
+      <w:pPr>
+        <w:ind w:left="2160" w:hanging="180"/>
+      </w:pPr>
+    </w:lvl>
+    <w:lvl w:ilvl="3" w:tplc="FFFFFFFF" w:tentative="1">
+      <w:start w:val="1"/>
+      <w:numFmt w:val="decimal"/>
+      <w:lvlText w:val="%4."/>
+      <w:lvlJc w:val="left"/>
+      <w:pPr>
+        <w:ind w:left="2880" w:hanging="360"/>
+      </w:pPr>
+    </w:lvl>
+    <w:lvl w:ilvl="4" w:tplc="FFFFFFFF" w:tentative="1">
+      <w:start w:val="1"/>
+      <w:numFmt w:val="lowerLetter"/>
+      <w:lvlText w:val="%5."/>
+      <w:lvlJc w:val="left"/>
+      <w:pPr>
+        <w:ind w:left="3600" w:hanging="360"/>
+      </w:pPr>
+    </w:lvl>
+    <w:lvl w:ilvl="5" w:tplc="FFFFFFFF" w:tentative="1">
+      <w:start w:val="1"/>
+      <w:numFmt w:val="lowerRoman"/>
+      <w:lvlText w:val="%6."/>
+      <w:lvlJc w:val="right"/>
+      <w:pPr>
+        <w:ind w:left="4320" w:hanging="180"/>
+      </w:pPr>
+    </w:lvl>
+    <w:lvl w:ilvl="6" w:tplc="FFFFFFFF" w:tentative="1">
+      <w:start w:val="1"/>
+      <w:numFmt w:val="decimal"/>
+      <w:lvlText w:val="%7."/>
+      <w:lvlJc w:val="left"/>
+      <w:pPr>
+        <w:ind w:left="5040" w:hanging="360"/>
+      </w:pPr>
+    </w:lvl>
+    <w:lvl w:ilvl="7" w:tplc="FFFFFFFF" w:tentative="1">
+      <w:start w:val="1"/>
+      <w:numFmt w:val="lowerLetter"/>
+      <w:lvlText w:val="%8."/>
+      <w:lvlJc w:val="left"/>
+      <w:pPr>
+        <w:ind w:left="5760" w:hanging="360"/>
+      </w:pPr>
+    </w:lvl>
+    <w:lvl w:ilvl="8" w:tplc="FFFFFFFF" w:tentative="1">
+      <w:start w:val="1"/>
+      <w:numFmt w:val="lowerRoman"/>
+      <w:lvlText w:val="%9."/>
+      <w:lvlJc w:val="right"/>
+      <w:pPr>
+        <w:ind w:left="6480" w:hanging="180"/>
+      </w:pPr>
+    </w:lvl>
+  </w:abstractNum>
+  <w:abstractNum w:abstractNumId="10" w15:restartNumberingAfterBreak="0">
+    <w:nsid w:val="033D6FBA"/>
+    <w:multiLevelType w:val="hybridMultilevel"/>
+    <w:tmpl w:val="BAEED9FA"/>
+    <w:lvl w:ilvl="0" w:tplc="026C4FBE">
+      <w:numFmt w:val="bullet"/>
+      <w:lvlText w:val=""/>
+      <w:lvlJc w:val="left"/>
+      <w:pPr>
+        <w:ind w:left="720" w:hanging="360"/>
+      </w:pPr>
+      <w:rPr>
+        <w:rFonts w:ascii="Aptos" w:eastAsiaTheme="minorEastAsia" w:hAnsi="Aptos" w:cstheme="minorBidi" w:hint="default"/>
+      </w:rPr>
+    </w:lvl>
+    <w:lvl w:ilvl="1" w:tplc="04060003" w:tentative="1">
+      <w:start w:val="1"/>
+      <w:numFmt w:val="bullet"/>
+      <w:lvlText w:val="o"/>
+      <w:lvlJc w:val="left"/>
+      <w:pPr>
+        <w:ind w:left="1440" w:hanging="360"/>
+      </w:pPr>
+      <w:rPr>
+        <w:rFonts w:ascii="Courier New" w:hAnsi="Courier New" w:cs="Courier New" w:hint="default"/>
+      </w:rPr>
+    </w:lvl>
+    <w:lvl w:ilvl="2" w:tplc="04060005" w:tentative="1">
+      <w:start w:val="1"/>
+      <w:numFmt w:val="bullet"/>
+      <w:lvlText w:val=""/>
+      <w:lvlJc w:val="left"/>
+      <w:pPr>
+        <w:ind w:left="2160" w:hanging="360"/>
+      </w:pPr>
+      <w:rPr>
+        <w:rFonts w:ascii="Wingdings" w:hAnsi="Wingdings" w:hint="default"/>
+      </w:rPr>
+    </w:lvl>
+    <w:lvl w:ilvl="3" w:tplc="04060001" w:tentative="1">
+      <w:start w:val="1"/>
+      <w:numFmt w:val="bullet"/>
+      <w:lvlText w:val=""/>
+      <w:lvlJc w:val="left"/>
+      <w:pPr>
+        <w:ind w:left="2880" w:hanging="360"/>
+      </w:pPr>
+      <w:rPr>
+        <w:rFonts w:ascii="Symbol" w:hAnsi="Symbol" w:hint="default"/>
+      </w:rPr>
+    </w:lvl>
+    <w:lvl w:ilvl="4" w:tplc="04060003" w:tentative="1">
+      <w:start w:val="1"/>
+      <w:numFmt w:val="bullet"/>
+      <w:lvlText w:val="o"/>
+      <w:lvlJc w:val="left"/>
+      <w:pPr>
+        <w:ind w:left="3600" w:hanging="360"/>
+      </w:pPr>
+      <w:rPr>
+        <w:rFonts w:ascii="Courier New" w:hAnsi="Courier New" w:cs="Courier New" w:hint="default"/>
+      </w:rPr>
+    </w:lvl>
+    <w:lvl w:ilvl="5" w:tplc="04060005" w:tentative="1">
+      <w:start w:val="1"/>
+      <w:numFmt w:val="bullet"/>
+      <w:lvlText w:val=""/>
+      <w:lvlJc w:val="left"/>
+      <w:pPr>
+        <w:ind w:left="4320" w:hanging="360"/>
+      </w:pPr>
+      <w:rPr>
+        <w:rFonts w:ascii="Wingdings" w:hAnsi="Wingdings" w:hint="default"/>
+      </w:rPr>
+    </w:lvl>
+    <w:lvl w:ilvl="6" w:tplc="04060001" w:tentative="1">
+      <w:start w:val="1"/>
+      <w:numFmt w:val="bullet"/>
+      <w:lvlText w:val=""/>
+      <w:lvlJc w:val="left"/>
+      <w:pPr>
+        <w:ind w:left="5040" w:hanging="360"/>
+      </w:pPr>
+      <w:rPr>
+        <w:rFonts w:ascii="Symbol" w:hAnsi="Symbol" w:hint="default"/>
+      </w:rPr>
+    </w:lvl>
+    <w:lvl w:ilvl="7" w:tplc="04060003" w:tentative="1">
+      <w:start w:val="1"/>
+      <w:numFmt w:val="bullet"/>
+      <w:lvlText w:val="o"/>
+      <w:lvlJc w:val="left"/>
+      <w:pPr>
+        <w:ind w:left="5760" w:hanging="360"/>
+      </w:pPr>
+      <w:rPr>
+        <w:rFonts w:ascii="Courier New" w:hAnsi="Courier New" w:cs="Courier New" w:hint="default"/>
+      </w:rPr>
+    </w:lvl>
+    <w:lvl w:ilvl="8" w:tplc="04060005" w:tentative="1">
+      <w:start w:val="1"/>
+      <w:numFmt w:val="bullet"/>
+      <w:lvlText w:val=""/>
+      <w:lvlJc w:val="left"/>
+      <w:pPr>
+        <w:ind w:left="6480" w:hanging="360"/>
+      </w:pPr>
+      <w:rPr>
+        <w:rFonts w:ascii="Wingdings" w:hAnsi="Wingdings" w:hint="default"/>
+      </w:rPr>
+    </w:lvl>
+  </w:abstractNum>
+  <w:abstractNum w:abstractNumId="11" w15:restartNumberingAfterBreak="0">
+    <w:nsid w:val="05E1408C"/>
+    <w:multiLevelType w:val="hybridMultilevel"/>
+    <w:tmpl w:val="C6B46524"/>
+    <w:lvl w:ilvl="0" w:tplc="75D03326">
+      <w:numFmt w:val="bullet"/>
+      <w:lvlText w:val=""/>
+      <w:lvlJc w:val="left"/>
+      <w:pPr>
+        <w:ind w:left="720" w:hanging="360"/>
+      </w:pPr>
+      <w:rPr>
+        <w:rFonts w:ascii="Aptos" w:eastAsiaTheme="minorEastAsia" w:hAnsi="Aptos" w:cstheme="minorBidi" w:hint="default"/>
+      </w:rPr>
+    </w:lvl>
+    <w:lvl w:ilvl="1" w:tplc="04060003" w:tentative="1">
+      <w:start w:val="1"/>
+      <w:numFmt w:val="bullet"/>
+      <w:lvlText w:val="o"/>
+      <w:lvlJc w:val="left"/>
+      <w:pPr>
+        <w:ind w:left="1440" w:hanging="360"/>
+      </w:pPr>
+      <w:rPr>
+        <w:rFonts w:ascii="Courier New" w:hAnsi="Courier New" w:cs="Courier New" w:hint="default"/>
+      </w:rPr>
+    </w:lvl>
+    <w:lvl w:ilvl="2" w:tplc="04060005" w:tentative="1">
+      <w:start w:val="1"/>
+      <w:numFmt w:val="bullet"/>
+      <w:lvlText w:val=""/>
+      <w:lvlJc w:val="left"/>
+      <w:pPr>
+        <w:ind w:left="2160" w:hanging="360"/>
+      </w:pPr>
+      <w:rPr>
+        <w:rFonts w:ascii="Wingdings" w:hAnsi="Wingdings" w:hint="default"/>
+      </w:rPr>
+    </w:lvl>
+    <w:lvl w:ilvl="3" w:tplc="04060001" w:tentative="1">
+      <w:start w:val="1"/>
+      <w:numFmt w:val="bullet"/>
+      <w:lvlText w:val=""/>
+      <w:lvlJc w:val="left"/>
+      <w:pPr>
+        <w:ind w:left="2880" w:hanging="360"/>
+      </w:pPr>
+      <w:rPr>
+        <w:rFonts w:ascii="Symbol" w:hAnsi="Symbol" w:hint="default"/>
+      </w:rPr>
+    </w:lvl>
+    <w:lvl w:ilvl="4" w:tplc="04060003" w:tentative="1">
+      <w:start w:val="1"/>
+      <w:numFmt w:val="bullet"/>
+      <w:lvlText w:val="o"/>
+      <w:lvlJc w:val="left"/>
+      <w:pPr>
+        <w:ind w:left="3600" w:hanging="360"/>
+      </w:pPr>
+      <w:rPr>
+        <w:rFonts w:ascii="Courier New" w:hAnsi="Courier New" w:cs="Courier New" w:hint="default"/>
+      </w:rPr>
+    </w:lvl>
+    <w:lvl w:ilvl="5" w:tplc="04060005" w:tentative="1">
+      <w:start w:val="1"/>
+      <w:numFmt w:val="bullet"/>
+      <w:lvlText w:val=""/>
+      <w:lvlJc w:val="left"/>
+      <w:pPr>
+        <w:ind w:left="4320" w:hanging="360"/>
+      </w:pPr>
+      <w:rPr>
+        <w:rFonts w:ascii="Wingdings" w:hAnsi="Wingdings" w:hint="default"/>
+      </w:rPr>
+    </w:lvl>
+    <w:lvl w:ilvl="6" w:tplc="04060001" w:tentative="1">
+      <w:start w:val="1"/>
+      <w:numFmt w:val="bullet"/>
+      <w:lvlText w:val=""/>
+      <w:lvlJc w:val="left"/>
+      <w:pPr>
+        <w:ind w:left="5040" w:hanging="360"/>
+      </w:pPr>
+      <w:rPr>
+        <w:rFonts w:ascii="Symbol" w:hAnsi="Symbol" w:hint="default"/>
+      </w:rPr>
+    </w:lvl>
+    <w:lvl w:ilvl="7" w:tplc="04060003" w:tentative="1">
+      <w:start w:val="1"/>
+      <w:numFmt w:val="bullet"/>
+      <w:lvlText w:val="o"/>
+      <w:lvlJc w:val="left"/>
+      <w:pPr>
+        <w:ind w:left="5760" w:hanging="360"/>
+      </w:pPr>
+      <w:rPr>
+        <w:rFonts w:ascii="Courier New" w:hAnsi="Courier New" w:cs="Courier New" w:hint="default"/>
+      </w:rPr>
+    </w:lvl>
+    <w:lvl w:ilvl="8" w:tplc="04060005" w:tentative="1">
+      <w:start w:val="1"/>
+      <w:numFmt w:val="bullet"/>
+      <w:lvlText w:val=""/>
+      <w:lvlJc w:val="left"/>
+      <w:pPr>
+        <w:ind w:left="6480" w:hanging="360"/>
+      </w:pPr>
+      <w:rPr>
+        <w:rFonts w:ascii="Wingdings" w:hAnsi="Wingdings" w:hint="default"/>
+      </w:rPr>
+    </w:lvl>
+  </w:abstractNum>
+  <w:abstractNum w:abstractNumId="12" w15:restartNumberingAfterBreak="0">
+    <w:nsid w:val="05FD592F"/>
+    <w:multiLevelType w:val="hybridMultilevel"/>
+    <w:tmpl w:val="5C8CB8FE"/>
+    <w:lvl w:ilvl="0" w:tplc="0406000F">
+      <w:start w:val="1"/>
+      <w:numFmt w:val="decimal"/>
+      <w:lvlText w:val="%1."/>
+      <w:lvlJc w:val="left"/>
+      <w:pPr>
+        <w:ind w:left="720" w:hanging="360"/>
+      </w:pPr>
+    </w:lvl>
+    <w:lvl w:ilvl="1" w:tplc="04060019" w:tentative="1">
+      <w:start w:val="1"/>
+      <w:numFmt w:val="lowerLetter"/>
+      <w:lvlText w:val="%2."/>
+      <w:lvlJc w:val="left"/>
+      <w:pPr>
+        <w:ind w:left="1440" w:hanging="360"/>
+      </w:pPr>
+    </w:lvl>
+    <w:lvl w:ilvl="2" w:tplc="0406001B" w:tentative="1">
+      <w:start w:val="1"/>
+      <w:numFmt w:val="lowerRoman"/>
+      <w:lvlText w:val="%3."/>
+      <w:lvlJc w:val="right"/>
+      <w:pPr>
+        <w:ind w:left="2160" w:hanging="180"/>
+      </w:pPr>
+    </w:lvl>
+    <w:lvl w:ilvl="3" w:tplc="0406000F" w:tentative="1">
+      <w:start w:val="1"/>
+      <w:numFmt w:val="decimal"/>
+      <w:lvlText w:val="%4."/>
+      <w:lvlJc w:val="left"/>
+      <w:pPr>
+        <w:ind w:left="2880" w:hanging="360"/>
+      </w:pPr>
+    </w:lvl>
+    <w:lvl w:ilvl="4" w:tplc="04060019" w:tentative="1">
+      <w:start w:val="1"/>
+      <w:numFmt w:val="lowerLetter"/>
+      <w:lvlText w:val="%5."/>
+      <w:lvlJc w:val="left"/>
+      <w:pPr>
+        <w:ind w:left="3600" w:hanging="360"/>
+      </w:pPr>
+    </w:lvl>
+    <w:lvl w:ilvl="5" w:tplc="0406001B" w:tentative="1">
+      <w:start w:val="1"/>
+      <w:numFmt w:val="lowerRoman"/>
+      <w:lvlText w:val="%6."/>
+      <w:lvlJc w:val="right"/>
+      <w:pPr>
+        <w:ind w:left="4320" w:hanging="180"/>
+      </w:pPr>
+    </w:lvl>
+    <w:lvl w:ilvl="6" w:tplc="0406000F" w:tentative="1">
+      <w:start w:val="1"/>
+      <w:numFmt w:val="decimal"/>
+      <w:lvlText w:val="%7."/>
+      <w:lvlJc w:val="left"/>
+      <w:pPr>
+        <w:ind w:left="5040" w:hanging="360"/>
+      </w:pPr>
+    </w:lvl>
+    <w:lvl w:ilvl="7" w:tplc="04060019" w:tentative="1">
+      <w:start w:val="1"/>
+      <w:numFmt w:val="lowerLetter"/>
+      <w:lvlText w:val="%8."/>
+      <w:lvlJc w:val="left"/>
+      <w:pPr>
+        <w:ind w:left="5760" w:hanging="360"/>
+      </w:pPr>
+    </w:lvl>
+    <w:lvl w:ilvl="8" w:tplc="0406001B" w:tentative="1">
+      <w:start w:val="1"/>
+      <w:numFmt w:val="lowerRoman"/>
+      <w:lvlText w:val="%9."/>
+      <w:lvlJc w:val="right"/>
+      <w:pPr>
+        <w:ind w:left="6480" w:hanging="180"/>
+      </w:pPr>
+    </w:lvl>
+  </w:abstractNum>
+  <w:abstractNum w:abstractNumId="13" w15:restartNumberingAfterBreak="0">
+    <w:nsid w:val="072B27E1"/>
+    <w:multiLevelType w:val="hybridMultilevel"/>
+    <w:tmpl w:val="AD2C258A"/>
+    <w:lvl w:ilvl="0" w:tplc="31DADF5E">
+      <w:numFmt w:val="bullet"/>
+      <w:lvlText w:val=""/>
+      <w:lvlJc w:val="left"/>
+      <w:pPr>
+        <w:ind w:left="720" w:hanging="360"/>
+      </w:pPr>
+      <w:rPr>
+        <w:rFonts w:ascii="Aptos" w:eastAsiaTheme="minorEastAsia" w:hAnsi="Aptos" w:cstheme="minorBidi" w:hint="default"/>
+      </w:rPr>
+    </w:lvl>
+    <w:lvl w:ilvl="1" w:tplc="04060003" w:tentative="1">
+      <w:start w:val="1"/>
+      <w:numFmt w:val="bullet"/>
+      <w:lvlText w:val="o"/>
+      <w:lvlJc w:val="left"/>
+      <w:pPr>
+        <w:ind w:left="1440" w:hanging="360"/>
+      </w:pPr>
+      <w:rPr>
+        <w:rFonts w:ascii="Courier New" w:hAnsi="Courier New" w:cs="Courier New" w:hint="default"/>
+      </w:rPr>
+    </w:lvl>
+    <w:lvl w:ilvl="2" w:tplc="04060005" w:tentative="1">
+      <w:start w:val="1"/>
+      <w:numFmt w:val="bullet"/>
+      <w:lvlText w:val=""/>
+      <w:lvlJc w:val="left"/>
+      <w:pPr>
+        <w:ind w:left="2160" w:hanging="360"/>
+      </w:pPr>
+      <w:rPr>
+        <w:rFonts w:ascii="Wingdings" w:hAnsi="Wingdings" w:hint="default"/>
+      </w:rPr>
+    </w:lvl>
+    <w:lvl w:ilvl="3" w:tplc="04060001" w:tentative="1">
+      <w:start w:val="1"/>
+      <w:numFmt w:val="bullet"/>
+      <w:lvlText w:val=""/>
+      <w:lvlJc w:val="left"/>
+      <w:pPr>
+        <w:ind w:left="2880" w:hanging="360"/>
+      </w:pPr>
+      <w:rPr>
+        <w:rFonts w:ascii="Symbol" w:hAnsi="Symbol" w:hint="default"/>
+      </w:rPr>
+    </w:lvl>
+    <w:lvl w:ilvl="4" w:tplc="04060003" w:tentative="1">
+      <w:start w:val="1"/>
+      <w:numFmt w:val="bullet"/>
+      <w:lvlText w:val="o"/>
+      <w:lvlJc w:val="left"/>
+      <w:pPr>
+        <w:ind w:left="3600" w:hanging="360"/>
+      </w:pPr>
+      <w:rPr>
+        <w:rFonts w:ascii="Courier New" w:hAnsi="Courier New" w:cs="Courier New" w:hint="default"/>
+      </w:rPr>
+    </w:lvl>
+    <w:lvl w:ilvl="5" w:tplc="04060005" w:tentative="1">
+      <w:start w:val="1"/>
+      <w:numFmt w:val="bullet"/>
+      <w:lvlText w:val=""/>
+      <w:lvlJc w:val="left"/>
+      <w:pPr>
+        <w:ind w:left="4320" w:hanging="360"/>
+      </w:pPr>
+      <w:rPr>
+        <w:rFonts w:ascii="Wingdings" w:hAnsi="Wingdings" w:hint="default"/>
+      </w:rPr>
+    </w:lvl>
+    <w:lvl w:ilvl="6" w:tplc="04060001" w:tentative="1">
+      <w:start w:val="1"/>
+      <w:numFmt w:val="bullet"/>
+      <w:lvlText w:val=""/>
+      <w:lvlJc w:val="left"/>
+      <w:pPr>
+        <w:ind w:left="5040" w:hanging="360"/>
+      </w:pPr>
+      <w:rPr>
+        <w:rFonts w:ascii="Symbol" w:hAnsi="Symbol" w:hint="default"/>
+      </w:rPr>
+    </w:lvl>
+    <w:lvl w:ilvl="7" w:tplc="04060003" w:tentative="1">
+      <w:start w:val="1"/>
+      <w:numFmt w:val="bullet"/>
+      <w:lvlText w:val="o"/>
+      <w:lvlJc w:val="left"/>
+      <w:pPr>
+        <w:ind w:left="5760" w:hanging="360"/>
+      </w:pPr>
+      <w:rPr>
+        <w:rFonts w:ascii="Courier New" w:hAnsi="Courier New" w:cs="Courier New" w:hint="default"/>
+      </w:rPr>
+    </w:lvl>
+    <w:lvl w:ilvl="8" w:tplc="04060005" w:tentative="1">
+      <w:start w:val="1"/>
+      <w:numFmt w:val="bullet"/>
+      <w:lvlText w:val=""/>
+      <w:lvlJc w:val="left"/>
+      <w:pPr>
+        <w:ind w:left="6480" w:hanging="360"/>
+      </w:pPr>
+      <w:rPr>
+        <w:rFonts w:ascii="Wingdings" w:hAnsi="Wingdings" w:hint="default"/>
+      </w:rPr>
+    </w:lvl>
+  </w:abstractNum>
+  <w:abstractNum w:abstractNumId="14" w15:restartNumberingAfterBreak="0">
+    <w:nsid w:val="0DC45B42"/>
+    <w:multiLevelType w:val="hybridMultilevel"/>
+    <w:tmpl w:val="1FEADB6E"/>
+    <w:lvl w:ilvl="0" w:tplc="1A8A7FA4">
+      <w:numFmt w:val="bullet"/>
+      <w:lvlText w:val=""/>
+      <w:lvlJc w:val="left"/>
+      <w:pPr>
+        <w:ind w:left="720" w:hanging="360"/>
+      </w:pPr>
+      <w:rPr>
+        <w:rFonts w:ascii="Aptos" w:eastAsiaTheme="minorEastAsia" w:hAnsi="Aptos" w:cstheme="minorBidi" w:hint="default"/>
+      </w:rPr>
+    </w:lvl>
+    <w:lvl w:ilvl="1" w:tplc="04060003" w:tentative="1">
+      <w:start w:val="1"/>
+      <w:numFmt w:val="bullet"/>
+      <w:lvlText w:val="o"/>
+      <w:lvlJc w:val="left"/>
+      <w:pPr>
+        <w:ind w:left="1440" w:hanging="360"/>
+      </w:pPr>
+      <w:rPr>
+        <w:rFonts w:ascii="Courier New" w:hAnsi="Courier New" w:cs="Courier New" w:hint="default"/>
+      </w:rPr>
+    </w:lvl>
+    <w:lvl w:ilvl="2" w:tplc="04060005" w:tentative="1">
+      <w:start w:val="1"/>
+      <w:numFmt w:val="bullet"/>
+      <w:lvlText w:val=""/>
+      <w:lvlJc w:val="left"/>
+      <w:pPr>
+        <w:ind w:left="2160" w:hanging="360"/>
+      </w:pPr>
+      <w:rPr>
+        <w:rFonts w:ascii="Wingdings" w:hAnsi="Wingdings" w:hint="default"/>
+      </w:rPr>
+    </w:lvl>
+    <w:lvl w:ilvl="3" w:tplc="04060001" w:tentative="1">
+      <w:start w:val="1"/>
+      <w:numFmt w:val="bullet"/>
+      <w:lvlText w:val=""/>
+      <w:lvlJc w:val="left"/>
+      <w:pPr>
+        <w:ind w:left="2880" w:hanging="360"/>
+      </w:pPr>
+      <w:rPr>
+        <w:rFonts w:ascii="Symbol" w:hAnsi="Symbol" w:hint="default"/>
+      </w:rPr>
+    </w:lvl>
+    <w:lvl w:ilvl="4" w:tplc="04060003" w:tentative="1">
+      <w:start w:val="1"/>
+      <w:numFmt w:val="bullet"/>
+      <w:lvlText w:val="o"/>
+      <w:lvlJc w:val="left"/>
+      <w:pPr>
+        <w:ind w:left="3600" w:hanging="360"/>
+      </w:pPr>
+      <w:rPr>
+        <w:rFonts w:ascii="Courier New" w:hAnsi="Courier New" w:cs="Courier New" w:hint="default"/>
+      </w:rPr>
+    </w:lvl>
+    <w:lvl w:ilvl="5" w:tplc="04060005" w:tentative="1">
+      <w:start w:val="1"/>
+      <w:numFmt w:val="bullet"/>
+      <w:lvlText w:val=""/>
+      <w:lvlJc w:val="left"/>
+      <w:pPr>
+        <w:ind w:left="4320" w:hanging="360"/>
+      </w:pPr>
+      <w:rPr>
+        <w:rFonts w:ascii="Wingdings" w:hAnsi="Wingdings" w:hint="default"/>
+      </w:rPr>
+    </w:lvl>
+    <w:lvl w:ilvl="6" w:tplc="04060001" w:tentative="1">
+      <w:start w:val="1"/>
+      <w:numFmt w:val="bullet"/>
+      <w:lvlText w:val=""/>
+      <w:lvlJc w:val="left"/>
+      <w:pPr>
+        <w:ind w:left="5040" w:hanging="360"/>
+      </w:pPr>
+      <w:rPr>
+        <w:rFonts w:ascii="Symbol" w:hAnsi="Symbol" w:hint="default"/>
+      </w:rPr>
+    </w:lvl>
+    <w:lvl w:ilvl="7" w:tplc="04060003" w:tentative="1">
+      <w:start w:val="1"/>
+      <w:numFmt w:val="bullet"/>
+      <w:lvlText w:val="o"/>
+      <w:lvlJc w:val="left"/>
+      <w:pPr>
+        <w:ind w:left="5760" w:hanging="360"/>
+      </w:pPr>
+      <w:rPr>
+        <w:rFonts w:ascii="Courier New" w:hAnsi="Courier New" w:cs="Courier New" w:hint="default"/>
+      </w:rPr>
+    </w:lvl>
+    <w:lvl w:ilvl="8" w:tplc="04060005" w:tentative="1">
+      <w:start w:val="1"/>
+      <w:numFmt w:val="bullet"/>
+      <w:lvlText w:val=""/>
+      <w:lvlJc w:val="left"/>
+      <w:pPr>
+        <w:ind w:left="6480" w:hanging="360"/>
+      </w:pPr>
+      <w:rPr>
+        <w:rFonts w:ascii="Wingdings" w:hAnsi="Wingdings" w:hint="default"/>
+      </w:rPr>
+    </w:lvl>
+  </w:abstractNum>
+  <w:abstractNum w:abstractNumId="15" w15:restartNumberingAfterBreak="0">
+    <w:nsid w:val="10425FE7"/>
+    <w:multiLevelType w:val="hybridMultilevel"/>
+    <w:tmpl w:val="C55C12AA"/>
+    <w:lvl w:ilvl="0" w:tplc="0406000F">
+      <w:start w:val="1"/>
+      <w:numFmt w:val="decimal"/>
+      <w:lvlText w:val="%1."/>
+      <w:lvlJc w:val="left"/>
+      <w:pPr>
+        <w:ind w:left="720" w:hanging="360"/>
+      </w:pPr>
+    </w:lvl>
+    <w:lvl w:ilvl="1" w:tplc="04060019" w:tentative="1">
+      <w:start w:val="1"/>
+      <w:numFmt w:val="lowerLetter"/>
+      <w:lvlText w:val="%2."/>
+      <w:lvlJc w:val="left"/>
+      <w:pPr>
+        <w:ind w:left="1440" w:hanging="360"/>
+      </w:pPr>
+    </w:lvl>
+    <w:lvl w:ilvl="2" w:tplc="0406001B" w:tentative="1">
+      <w:start w:val="1"/>
+      <w:numFmt w:val="lowerRoman"/>
+      <w:lvlText w:val="%3."/>
+      <w:lvlJc w:val="right"/>
+      <w:pPr>
+        <w:ind w:left="2160" w:hanging="180"/>
+      </w:pPr>
+    </w:lvl>
+    <w:lvl w:ilvl="3" w:tplc="0406000F" w:tentative="1">
+      <w:start w:val="1"/>
+      <w:numFmt w:val="decimal"/>
+      <w:lvlText w:val="%4."/>
+      <w:lvlJc w:val="left"/>
+      <w:pPr>
+        <w:ind w:left="2880" w:hanging="360"/>
+      </w:pPr>
+    </w:lvl>
+    <w:lvl w:ilvl="4" w:tplc="04060019" w:tentative="1">
+      <w:start w:val="1"/>
+      <w:numFmt w:val="lowerLetter"/>
+      <w:lvlText w:val="%5."/>
+      <w:lvlJc w:val="left"/>
+      <w:pPr>
+        <w:ind w:left="3600" w:hanging="360"/>
+      </w:pPr>
+    </w:lvl>
+    <w:lvl w:ilvl="5" w:tplc="0406001B" w:tentative="1">
+      <w:start w:val="1"/>
+      <w:numFmt w:val="lowerRoman"/>
+      <w:lvlText w:val="%6."/>
+      <w:lvlJc w:val="right"/>
+      <w:pPr>
+        <w:ind w:left="4320" w:hanging="180"/>
+      </w:pPr>
+    </w:lvl>
+    <w:lvl w:ilvl="6" w:tplc="0406000F" w:tentative="1">
+      <w:start w:val="1"/>
+      <w:numFmt w:val="decimal"/>
+      <w:lvlText w:val="%7."/>
+      <w:lvlJc w:val="left"/>
+      <w:pPr>
+        <w:ind w:left="5040" w:hanging="360"/>
+      </w:pPr>
+    </w:lvl>
+    <w:lvl w:ilvl="7" w:tplc="04060019" w:tentative="1">
+      <w:start w:val="1"/>
+      <w:numFmt w:val="lowerLetter"/>
+      <w:lvlText w:val="%8."/>
+      <w:lvlJc w:val="left"/>
+      <w:pPr>
+        <w:ind w:left="5760" w:hanging="360"/>
+      </w:pPr>
+    </w:lvl>
+    <w:lvl w:ilvl="8" w:tplc="0406001B" w:tentative="1">
+      <w:start w:val="1"/>
+      <w:numFmt w:val="lowerRoman"/>
+      <w:lvlText w:val="%9."/>
+      <w:lvlJc w:val="right"/>
+      <w:pPr>
+        <w:ind w:left="6480" w:hanging="180"/>
+      </w:pPr>
+    </w:lvl>
+  </w:abstractNum>
+  <w:abstractNum w:abstractNumId="16" w15:restartNumberingAfterBreak="0">
+    <w:nsid w:val="171D61BE"/>
+    <w:multiLevelType w:val="hybridMultilevel"/>
+    <w:tmpl w:val="1F7E6564"/>
+    <w:lvl w:ilvl="0" w:tplc="0406000F">
+      <w:start w:val="1"/>
+      <w:numFmt w:val="decimal"/>
+      <w:lvlText w:val="%1."/>
+      <w:lvlJc w:val="left"/>
+      <w:pPr>
+        <w:ind w:left="720" w:hanging="360"/>
+      </w:pPr>
+    </w:lvl>
+    <w:lvl w:ilvl="1" w:tplc="04060019" w:tentative="1">
+      <w:start w:val="1"/>
+      <w:numFmt w:val="lowerLetter"/>
+      <w:lvlText w:val="%2."/>
+      <w:lvlJc w:val="left"/>
+      <w:pPr>
+        <w:ind w:left="1440" w:hanging="360"/>
+      </w:pPr>
+    </w:lvl>
+    <w:lvl w:ilvl="2" w:tplc="0406001B" w:tentative="1">
+      <w:start w:val="1"/>
+      <w:numFmt w:val="lowerRoman"/>
+      <w:lvlText w:val="%3."/>
+      <w:lvlJc w:val="right"/>
+      <w:pPr>
+        <w:ind w:left="2160" w:hanging="180"/>
+      </w:pPr>
+    </w:lvl>
+    <w:lvl w:ilvl="3" w:tplc="0406000F" w:tentative="1">
+      <w:start w:val="1"/>
+      <w:numFmt w:val="decimal"/>
+      <w:lvlText w:val="%4."/>
+      <w:lvlJc w:val="left"/>
+      <w:pPr>
+        <w:ind w:left="2880" w:hanging="360"/>
+      </w:pPr>
+    </w:lvl>
+    <w:lvl w:ilvl="4" w:tplc="04060019" w:tentative="1">
+      <w:start w:val="1"/>
+      <w:numFmt w:val="lowerLetter"/>
+      <w:lvlText w:val="%5."/>
+      <w:lvlJc w:val="left"/>
+      <w:pPr>
+        <w:ind w:left="3600" w:hanging="360"/>
+      </w:pPr>
+    </w:lvl>
+    <w:lvl w:ilvl="5" w:tplc="0406001B" w:tentative="1">
+      <w:start w:val="1"/>
+      <w:numFmt w:val="lowerRoman"/>
+      <w:lvlText w:val="%6."/>
+      <w:lvlJc w:val="right"/>
+      <w:pPr>
+        <w:ind w:left="4320" w:hanging="180"/>
+      </w:pPr>
+    </w:lvl>
+    <w:lvl w:ilvl="6" w:tplc="0406000F" w:tentative="1">
+      <w:start w:val="1"/>
+      <w:numFmt w:val="decimal"/>
+      <w:lvlText w:val="%7."/>
+      <w:lvlJc w:val="left"/>
+      <w:pPr>
+        <w:ind w:left="5040" w:hanging="360"/>
+      </w:pPr>
+    </w:lvl>
+    <w:lvl w:ilvl="7" w:tplc="04060019" w:tentative="1">
+      <w:start w:val="1"/>
+      <w:numFmt w:val="lowerLetter"/>
+      <w:lvlText w:val="%8."/>
+      <w:lvlJc w:val="left"/>
+      <w:pPr>
+        <w:ind w:left="5760" w:hanging="360"/>
+      </w:pPr>
+    </w:lvl>
+    <w:lvl w:ilvl="8" w:tplc="0406001B" w:tentative="1">
+      <w:start w:val="1"/>
+      <w:numFmt w:val="lowerRoman"/>
+      <w:lvlText w:val="%9."/>
+      <w:lvlJc w:val="right"/>
+      <w:pPr>
+        <w:ind w:left="6480" w:hanging="180"/>
+      </w:pPr>
+    </w:lvl>
+  </w:abstractNum>
+  <w:abstractNum w:abstractNumId="17" w15:restartNumberingAfterBreak="0">
+    <w:nsid w:val="1BDF7101"/>
+    <w:multiLevelType w:val="hybridMultilevel"/>
+    <w:tmpl w:val="0B980232"/>
+    <w:lvl w:ilvl="0" w:tplc="0406000F">
+      <w:start w:val="1"/>
+      <w:numFmt w:val="decimal"/>
+      <w:lvlText w:val="%1."/>
+      <w:lvlJc w:val="left"/>
+      <w:pPr>
+        <w:ind w:left="720" w:hanging="360"/>
+      </w:pPr>
+    </w:lvl>
+    <w:lvl w:ilvl="1" w:tplc="04060019" w:tentative="1">
+      <w:start w:val="1"/>
+      <w:numFmt w:val="lowerLetter"/>
+      <w:lvlText w:val="%2."/>
+      <w:lvlJc w:val="left"/>
+      <w:pPr>
+        <w:ind w:left="1440" w:hanging="360"/>
+      </w:pPr>
+    </w:lvl>
+    <w:lvl w:ilvl="2" w:tplc="0406001B" w:tentative="1">
+      <w:start w:val="1"/>
+      <w:numFmt w:val="lowerRoman"/>
+      <w:lvlText w:val="%3."/>
+      <w:lvlJc w:val="right"/>
+      <w:pPr>
+        <w:ind w:left="2160" w:hanging="180"/>
+      </w:pPr>
+    </w:lvl>
+    <w:lvl w:ilvl="3" w:tplc="0406000F" w:tentative="1">
+      <w:start w:val="1"/>
+      <w:numFmt w:val="decimal"/>
+      <w:lvlText w:val="%4."/>
+      <w:lvlJc w:val="left"/>
+      <w:pPr>
+        <w:ind w:left="2880" w:hanging="360"/>
+      </w:pPr>
+    </w:lvl>
+    <w:lvl w:ilvl="4" w:tplc="04060019" w:tentative="1">
+      <w:start w:val="1"/>
+      <w:numFmt w:val="lowerLetter"/>
+      <w:lvlText w:val="%5."/>
+      <w:lvlJc w:val="left"/>
+      <w:pPr>
+        <w:ind w:left="3600" w:hanging="360"/>
+      </w:pPr>
+    </w:lvl>
+    <w:lvl w:ilvl="5" w:tplc="0406001B" w:tentative="1">
+      <w:start w:val="1"/>
+      <w:numFmt w:val="lowerRoman"/>
+      <w:lvlText w:val="%6."/>
+      <w:lvlJc w:val="right"/>
+      <w:pPr>
+        <w:ind w:left="4320" w:hanging="180"/>
+      </w:pPr>
+    </w:lvl>
+    <w:lvl w:ilvl="6" w:tplc="0406000F" w:tentative="1">
+      <w:start w:val="1"/>
+      <w:numFmt w:val="decimal"/>
+      <w:lvlText w:val="%7."/>
+      <w:lvlJc w:val="left"/>
+      <w:pPr>
+        <w:ind w:left="5040" w:hanging="360"/>
+      </w:pPr>
+    </w:lvl>
+    <w:lvl w:ilvl="7" w:tplc="04060019" w:tentative="1">
+      <w:start w:val="1"/>
+      <w:numFmt w:val="lowerLetter"/>
+      <w:lvlText w:val="%8."/>
+      <w:lvlJc w:val="left"/>
+      <w:pPr>
+        <w:ind w:left="5760" w:hanging="360"/>
+      </w:pPr>
+    </w:lvl>
+    <w:lvl w:ilvl="8" w:tplc="0406001B" w:tentative="1">
+      <w:start w:val="1"/>
+      <w:numFmt w:val="lowerRoman"/>
+      <w:lvlText w:val="%9."/>
+      <w:lvlJc w:val="right"/>
+      <w:pPr>
+        <w:ind w:left="6480" w:hanging="180"/>
+      </w:pPr>
+    </w:lvl>
+  </w:abstractNum>
+  <w:abstractNum w:abstractNumId="18" w15:restartNumberingAfterBreak="0">
+    <w:nsid w:val="1FB93A8B"/>
+    <w:multiLevelType w:val="hybridMultilevel"/>
+    <w:tmpl w:val="4F24A370"/>
+    <w:lvl w:ilvl="0" w:tplc="FFFFFFFF">
+      <w:start w:val="1"/>
+      <w:numFmt w:val="decimal"/>
+      <w:lvlText w:val="%1."/>
+      <w:lvlJc w:val="left"/>
+      <w:pPr>
+        <w:ind w:left="720" w:hanging="360"/>
+      </w:pPr>
+    </w:lvl>
+    <w:lvl w:ilvl="1" w:tplc="04060019" w:tentative="1">
+      <w:start w:val="1"/>
+      <w:numFmt w:val="lowerLetter"/>
+      <w:lvlText w:val="%2."/>
+      <w:lvlJc w:val="left"/>
+      <w:pPr>
+        <w:ind w:left="1440" w:hanging="360"/>
+      </w:pPr>
+    </w:lvl>
+    <w:lvl w:ilvl="2" w:tplc="0406001B" w:tentative="1">
+      <w:start w:val="1"/>
+      <w:numFmt w:val="lowerRoman"/>
+      <w:lvlText w:val="%3."/>
+      <w:lvlJc w:val="right"/>
+      <w:pPr>
+        <w:ind w:left="2160" w:hanging="180"/>
+      </w:pPr>
+    </w:lvl>
+    <w:lvl w:ilvl="3" w:tplc="0406000F" w:tentative="1">
+      <w:start w:val="1"/>
+      <w:numFmt w:val="decimal"/>
+      <w:lvlText w:val="%4."/>
+      <w:lvlJc w:val="left"/>
+      <w:pPr>
+        <w:ind w:left="2880" w:hanging="360"/>
+      </w:pPr>
+    </w:lvl>
+    <w:lvl w:ilvl="4" w:tplc="04060019" w:tentative="1">
+      <w:start w:val="1"/>
+      <w:numFmt w:val="lowerLetter"/>
+      <w:lvlText w:val="%5."/>
+      <w:lvlJc w:val="left"/>
+      <w:pPr>
+        <w:ind w:left="3600" w:hanging="360"/>
+      </w:pPr>
+    </w:lvl>
+    <w:lvl w:ilvl="5" w:tplc="0406001B" w:tentative="1">
+      <w:start w:val="1"/>
+      <w:numFmt w:val="lowerRoman"/>
+      <w:lvlText w:val="%6."/>
+      <w:lvlJc w:val="right"/>
+      <w:pPr>
+        <w:ind w:left="4320" w:hanging="180"/>
+      </w:pPr>
+    </w:lvl>
+    <w:lvl w:ilvl="6" w:tplc="0406000F" w:tentative="1">
+      <w:start w:val="1"/>
+      <w:numFmt w:val="decimal"/>
+      <w:lvlText w:val="%7."/>
+      <w:lvlJc w:val="left"/>
+      <w:pPr>
+        <w:ind w:left="5040" w:hanging="360"/>
+      </w:pPr>
+    </w:lvl>
+    <w:lvl w:ilvl="7" w:tplc="04060019" w:tentative="1">
+      <w:start w:val="1"/>
+      <w:numFmt w:val="lowerLetter"/>
+      <w:lvlText w:val="%8."/>
+      <w:lvlJc w:val="left"/>
+      <w:pPr>
+        <w:ind w:left="5760" w:hanging="360"/>
+      </w:pPr>
+    </w:lvl>
+    <w:lvl w:ilvl="8" w:tplc="0406001B" w:tentative="1">
+      <w:start w:val="1"/>
+      <w:numFmt w:val="lowerRoman"/>
+      <w:lvlText w:val="%9."/>
+      <w:lvlJc w:val="right"/>
+      <w:pPr>
+        <w:ind w:left="6480" w:hanging="180"/>
+      </w:pPr>
+    </w:lvl>
+  </w:abstractNum>
+  <w:abstractNum w:abstractNumId="19" w15:restartNumberingAfterBreak="0">
+    <w:nsid w:val="20FF117C"/>
+    <w:multiLevelType w:val="hybridMultilevel"/>
+    <w:tmpl w:val="DD361AEA"/>
+    <w:lvl w:ilvl="0" w:tplc="0406000F">
+      <w:start w:val="1"/>
+      <w:numFmt w:val="decimal"/>
+      <w:lvlText w:val="%1."/>
+      <w:lvlJc w:val="left"/>
+      <w:pPr>
+        <w:ind w:left="720" w:hanging="360"/>
+      </w:pPr>
+    </w:lvl>
+    <w:lvl w:ilvl="1" w:tplc="04060019" w:tentative="1">
+      <w:start w:val="1"/>
+      <w:numFmt w:val="lowerLetter"/>
+      <w:lvlText w:val="%2."/>
+      <w:lvlJc w:val="left"/>
+      <w:pPr>
+        <w:ind w:left="1440" w:hanging="360"/>
+      </w:pPr>
+    </w:lvl>
+    <w:lvl w:ilvl="2" w:tplc="0406001B" w:tentative="1">
+      <w:start w:val="1"/>
+      <w:numFmt w:val="lowerRoman"/>
+      <w:lvlText w:val="%3."/>
+      <w:lvlJc w:val="right"/>
+      <w:pPr>
+        <w:ind w:left="2160" w:hanging="180"/>
+      </w:pPr>
+    </w:lvl>
+    <w:lvl w:ilvl="3" w:tplc="0406000F" w:tentative="1">
+      <w:start w:val="1"/>
+      <w:numFmt w:val="decimal"/>
+      <w:lvlText w:val="%4."/>
+      <w:lvlJc w:val="left"/>
+      <w:pPr>
+        <w:ind w:left="2880" w:hanging="360"/>
+      </w:pPr>
+    </w:lvl>
+    <w:lvl w:ilvl="4" w:tplc="04060019" w:tentative="1">
+      <w:start w:val="1"/>
+      <w:numFmt w:val="lowerLetter"/>
+      <w:lvlText w:val="%5."/>
+      <w:lvlJc w:val="left"/>
+      <w:pPr>
+        <w:ind w:left="3600" w:hanging="360"/>
+      </w:pPr>
+    </w:lvl>
+    <w:lvl w:ilvl="5" w:tplc="0406001B" w:tentative="1">
+      <w:start w:val="1"/>
+      <w:numFmt w:val="lowerRoman"/>
+      <w:lvlText w:val="%6."/>
+      <w:lvlJc w:val="right"/>
+      <w:pPr>
+        <w:ind w:left="4320" w:hanging="180"/>
+      </w:pPr>
+    </w:lvl>
+    <w:lvl w:ilvl="6" w:tplc="0406000F" w:tentative="1">
+      <w:start w:val="1"/>
+      <w:numFmt w:val="decimal"/>
+      <w:lvlText w:val="%7."/>
+      <w:lvlJc w:val="left"/>
+      <w:pPr>
+        <w:ind w:left="5040" w:hanging="360"/>
+      </w:pPr>
+    </w:lvl>
+    <w:lvl w:ilvl="7" w:tplc="04060019" w:tentative="1">
+      <w:start w:val="1"/>
+      <w:numFmt w:val="lowerLetter"/>
+      <w:lvlText w:val="%8."/>
+      <w:lvlJc w:val="left"/>
+      <w:pPr>
+        <w:ind w:left="5760" w:hanging="360"/>
+      </w:pPr>
+    </w:lvl>
+    <w:lvl w:ilvl="8" w:tplc="0406001B" w:tentative="1">
+      <w:start w:val="1"/>
+      <w:numFmt w:val="lowerRoman"/>
+      <w:lvlText w:val="%9."/>
+      <w:lvlJc w:val="right"/>
+      <w:pPr>
+        <w:ind w:left="6480" w:hanging="180"/>
+      </w:pPr>
+    </w:lvl>
+  </w:abstractNum>
+  <w:abstractNum w:abstractNumId="20" w15:restartNumberingAfterBreak="0">
+    <w:nsid w:val="21B97B2A"/>
+    <w:multiLevelType w:val="hybridMultilevel"/>
+    <w:tmpl w:val="AD66C6DC"/>
+    <w:lvl w:ilvl="0" w:tplc="0406000F">
+      <w:start w:val="1"/>
+      <w:numFmt w:val="decimal"/>
+      <w:lvlText w:val="%1."/>
+      <w:lvlJc w:val="left"/>
+      <w:pPr>
+        <w:ind w:left="720" w:hanging="360"/>
+      </w:pPr>
+    </w:lvl>
+    <w:lvl w:ilvl="1" w:tplc="04060019" w:tentative="1">
+      <w:start w:val="1"/>
+      <w:numFmt w:val="lowerLetter"/>
+      <w:lvlText w:val="%2."/>
+      <w:lvlJc w:val="left"/>
+      <w:pPr>
+        <w:ind w:left="1440" w:hanging="360"/>
+      </w:pPr>
+    </w:lvl>
+    <w:lvl w:ilvl="2" w:tplc="0406001B" w:tentative="1">
+      <w:start w:val="1"/>
+      <w:numFmt w:val="lowerRoman"/>
+      <w:lvlText w:val="%3."/>
+      <w:lvlJc w:val="right"/>
+      <w:pPr>
+        <w:ind w:left="2160" w:hanging="180"/>
+      </w:pPr>
+    </w:lvl>
+    <w:lvl w:ilvl="3" w:tplc="0406000F" w:tentative="1">
+      <w:start w:val="1"/>
+      <w:numFmt w:val="decimal"/>
+      <w:lvlText w:val="%4."/>
+      <w:lvlJc w:val="left"/>
+      <w:pPr>
+        <w:ind w:left="2880" w:hanging="360"/>
+      </w:pPr>
+    </w:lvl>
+    <w:lvl w:ilvl="4" w:tplc="04060019" w:tentative="1">
+      <w:start w:val="1"/>
+      <w:numFmt w:val="lowerLetter"/>
+      <w:lvlText w:val="%5."/>
+      <w:lvlJc w:val="left"/>
+      <w:pPr>
+        <w:ind w:left="3600" w:hanging="360"/>
+      </w:pPr>
+    </w:lvl>
+    <w:lvl w:ilvl="5" w:tplc="0406001B" w:tentative="1">
+      <w:start w:val="1"/>
+      <w:numFmt w:val="lowerRoman"/>
+      <w:lvlText w:val="%6."/>
+      <w:lvlJc w:val="right"/>
+      <w:pPr>
+        <w:ind w:left="4320" w:hanging="180"/>
+      </w:pPr>
+    </w:lvl>
+    <w:lvl w:ilvl="6" w:tplc="0406000F" w:tentative="1">
+      <w:start w:val="1"/>
+      <w:numFmt w:val="decimal"/>
+      <w:lvlText w:val="%7."/>
+      <w:lvlJc w:val="left"/>
+      <w:pPr>
+        <w:ind w:left="5040" w:hanging="360"/>
+      </w:pPr>
+    </w:lvl>
+    <w:lvl w:ilvl="7" w:tplc="04060019" w:tentative="1">
+      <w:start w:val="1"/>
+      <w:numFmt w:val="lowerLetter"/>
+      <w:lvlText w:val="%8."/>
+      <w:lvlJc w:val="left"/>
+      <w:pPr>
+        <w:ind w:left="5760" w:hanging="360"/>
+      </w:pPr>
+    </w:lvl>
+    <w:lvl w:ilvl="8" w:tplc="0406001B" w:tentative="1">
+      <w:start w:val="1"/>
+      <w:numFmt w:val="lowerRoman"/>
+      <w:lvlText w:val="%9."/>
+      <w:lvlJc w:val="right"/>
+      <w:pPr>
+        <w:ind w:left="6480" w:hanging="180"/>
+      </w:pPr>
+    </w:lvl>
+  </w:abstractNum>
+  <w:abstractNum w:abstractNumId="21" w15:restartNumberingAfterBreak="0">
+    <w:nsid w:val="299871DC"/>
+    <w:multiLevelType w:val="hybridMultilevel"/>
+    <w:tmpl w:val="14B0FFC2"/>
+    <w:lvl w:ilvl="0" w:tplc="AD5C16A4">
+      <w:numFmt w:val="bullet"/>
+      <w:lvlText w:val=""/>
+      <w:lvlJc w:val="left"/>
+      <w:pPr>
+        <w:ind w:left="720" w:hanging="360"/>
+      </w:pPr>
+      <w:rPr>
+        <w:rFonts w:ascii="Aptos" w:eastAsiaTheme="minorEastAsia" w:hAnsi="Aptos" w:cstheme="minorBidi" w:hint="default"/>
+      </w:rPr>
+    </w:lvl>
+    <w:lvl w:ilvl="1" w:tplc="04060003" w:tentative="1">
+      <w:start w:val="1"/>
+      <w:numFmt w:val="bullet"/>
+      <w:lvlText w:val="o"/>
+      <w:lvlJc w:val="left"/>
+      <w:pPr>
+        <w:ind w:left="1440" w:hanging="360"/>
+      </w:pPr>
+      <w:rPr>
+        <w:rFonts w:ascii="Courier New" w:hAnsi="Courier New" w:cs="Courier New" w:hint="default"/>
+      </w:rPr>
+    </w:lvl>
+    <w:lvl w:ilvl="2" w:tplc="04060005" w:tentative="1">
+      <w:start w:val="1"/>
+      <w:numFmt w:val="bullet"/>
+      <w:lvlText w:val=""/>
+      <w:lvlJc w:val="left"/>
+      <w:pPr>
+        <w:ind w:left="2160" w:hanging="360"/>
+      </w:pPr>
+      <w:rPr>
+        <w:rFonts w:ascii="Wingdings" w:hAnsi="Wingdings" w:hint="default"/>
+      </w:rPr>
+    </w:lvl>
+    <w:lvl w:ilvl="3" w:tplc="04060001" w:tentative="1">
+      <w:start w:val="1"/>
+      <w:numFmt w:val="bullet"/>
+      <w:lvlText w:val=""/>
+      <w:lvlJc w:val="left"/>
+      <w:pPr>
+        <w:ind w:left="2880" w:hanging="360"/>
+      </w:pPr>
+      <w:rPr>
+        <w:rFonts w:ascii="Symbol" w:hAnsi="Symbol" w:hint="default"/>
+      </w:rPr>
+    </w:lvl>
+    <w:lvl w:ilvl="4" w:tplc="04060003" w:tentative="1">
+      <w:start w:val="1"/>
+      <w:numFmt w:val="bullet"/>
+      <w:lvlText w:val="o"/>
+      <w:lvlJc w:val="left"/>
+      <w:pPr>
+        <w:ind w:left="3600" w:hanging="360"/>
+      </w:pPr>
+      <w:rPr>
+        <w:rFonts w:ascii="Courier New" w:hAnsi="Courier New" w:cs="Courier New" w:hint="default"/>
+      </w:rPr>
+    </w:lvl>
+    <w:lvl w:ilvl="5" w:tplc="04060005" w:tentative="1">
+      <w:start w:val="1"/>
+      <w:numFmt w:val="bullet"/>
+      <w:lvlText w:val=""/>
+      <w:lvlJc w:val="left"/>
+      <w:pPr>
+        <w:ind w:left="4320" w:hanging="360"/>
+      </w:pPr>
+      <w:rPr>
+        <w:rFonts w:ascii="Wingdings" w:hAnsi="Wingdings" w:hint="default"/>
+      </w:rPr>
+    </w:lvl>
+    <w:lvl w:ilvl="6" w:tplc="04060001" w:tentative="1">
+      <w:start w:val="1"/>
+      <w:numFmt w:val="bullet"/>
+      <w:lvlText w:val=""/>
+      <w:lvlJc w:val="left"/>
+      <w:pPr>
+        <w:ind w:left="5040" w:hanging="360"/>
+      </w:pPr>
+      <w:rPr>
+        <w:rFonts w:ascii="Symbol" w:hAnsi="Symbol" w:hint="default"/>
+      </w:rPr>
+    </w:lvl>
+    <w:lvl w:ilvl="7" w:tplc="04060003" w:tentative="1">
+      <w:start w:val="1"/>
+      <w:numFmt w:val="bullet"/>
+      <w:lvlText w:val="o"/>
+      <w:lvlJc w:val="left"/>
+      <w:pPr>
+        <w:ind w:left="5760" w:hanging="360"/>
+      </w:pPr>
+      <w:rPr>
+        <w:rFonts w:ascii="Courier New" w:hAnsi="Courier New" w:cs="Courier New" w:hint="default"/>
+      </w:rPr>
+    </w:lvl>
+    <w:lvl w:ilvl="8" w:tplc="04060005" w:tentative="1">
+      <w:start w:val="1"/>
+      <w:numFmt w:val="bullet"/>
+      <w:lvlText w:val=""/>
+      <w:lvlJc w:val="left"/>
+      <w:pPr>
+        <w:ind w:left="6480" w:hanging="360"/>
+      </w:pPr>
+      <w:rPr>
+        <w:rFonts w:ascii="Wingdings" w:hAnsi="Wingdings" w:hint="default"/>
+      </w:rPr>
+    </w:lvl>
+  </w:abstractNum>
+  <w:abstractNum w:abstractNumId="22" w15:restartNumberingAfterBreak="0">
+    <w:nsid w:val="2AF65F12"/>
+    <w:multiLevelType w:val="hybridMultilevel"/>
+    <w:tmpl w:val="D6922370"/>
+    <w:lvl w:ilvl="0" w:tplc="0406000F">
+      <w:start w:val="1"/>
+      <w:numFmt w:val="decimal"/>
+      <w:lvlText w:val="%1."/>
+      <w:lvlJc w:val="left"/>
+      <w:pPr>
+        <w:ind w:left="720" w:hanging="360"/>
+      </w:pPr>
+      <w:rPr>
+        <w:rFonts w:hint="default"/>
+      </w:rPr>
+    </w:lvl>
+    <w:lvl w:ilvl="1" w:tplc="04060019" w:tentative="1">
+      <w:start w:val="1"/>
+      <w:numFmt w:val="lowerLetter"/>
+      <w:lvlText w:val="%2."/>
+      <w:lvlJc w:val="left"/>
+      <w:pPr>
+        <w:ind w:left="1440" w:hanging="360"/>
+      </w:pPr>
+    </w:lvl>
+    <w:lvl w:ilvl="2" w:tplc="0406001B" w:tentative="1">
+      <w:start w:val="1"/>
+      <w:numFmt w:val="lowerRoman"/>
+      <w:lvlText w:val="%3."/>
+      <w:lvlJc w:val="right"/>
+      <w:pPr>
+        <w:ind w:left="2160" w:hanging="180"/>
+      </w:pPr>
+    </w:lvl>
+    <w:lvl w:ilvl="3" w:tplc="0406000F" w:tentative="1">
+      <w:start w:val="1"/>
+      <w:numFmt w:val="decimal"/>
+      <w:lvlText w:val="%4."/>
+      <w:lvlJc w:val="left"/>
+      <w:pPr>
+        <w:ind w:left="2880" w:hanging="360"/>
+      </w:pPr>
+    </w:lvl>
+    <w:lvl w:ilvl="4" w:tplc="04060019" w:tentative="1">
+      <w:start w:val="1"/>
+      <w:numFmt w:val="lowerLetter"/>
+      <w:lvlText w:val="%5."/>
+      <w:lvlJc w:val="left"/>
+      <w:pPr>
+        <w:ind w:left="3600" w:hanging="360"/>
+      </w:pPr>
+    </w:lvl>
+    <w:lvl w:ilvl="5" w:tplc="0406001B" w:tentative="1">
+      <w:start w:val="1"/>
+      <w:numFmt w:val="lowerRoman"/>
+      <w:lvlText w:val="%6."/>
+      <w:lvlJc w:val="right"/>
+      <w:pPr>
+        <w:ind w:left="4320" w:hanging="180"/>
+      </w:pPr>
+    </w:lvl>
+    <w:lvl w:ilvl="6" w:tplc="0406000F" w:tentative="1">
+      <w:start w:val="1"/>
+      <w:numFmt w:val="decimal"/>
+      <w:lvlText w:val="%7."/>
+      <w:lvlJc w:val="left"/>
+      <w:pPr>
+        <w:ind w:left="5040" w:hanging="360"/>
+      </w:pPr>
+    </w:lvl>
+    <w:lvl w:ilvl="7" w:tplc="04060019" w:tentative="1">
+      <w:start w:val="1"/>
+      <w:numFmt w:val="lowerLetter"/>
+      <w:lvlText w:val="%8."/>
+      <w:lvlJc w:val="left"/>
+      <w:pPr>
+        <w:ind w:left="5760" w:hanging="360"/>
+      </w:pPr>
+    </w:lvl>
+    <w:lvl w:ilvl="8" w:tplc="0406001B" w:tentative="1">
+      <w:start w:val="1"/>
+      <w:numFmt w:val="lowerRoman"/>
+      <w:lvlText w:val="%9."/>
+      <w:lvlJc w:val="right"/>
+      <w:pPr>
+        <w:ind w:left="6480" w:hanging="180"/>
+      </w:pPr>
+    </w:lvl>
+  </w:abstractNum>
+  <w:abstractNum w:abstractNumId="23" w15:restartNumberingAfterBreak="0">
+    <w:nsid w:val="2D5B3A03"/>
+    <w:multiLevelType w:val="hybridMultilevel"/>
+    <w:tmpl w:val="AD24BF28"/>
+    <w:lvl w:ilvl="0" w:tplc="F5AC8CB0">
+      <w:numFmt w:val="bullet"/>
+      <w:lvlText w:val=""/>
+      <w:lvlJc w:val="left"/>
+      <w:pPr>
+        <w:ind w:left="720" w:hanging="360"/>
+      </w:pPr>
+      <w:rPr>
+        <w:rFonts w:ascii="Aptos" w:eastAsiaTheme="minorEastAsia" w:hAnsi="Aptos" w:cstheme="minorBidi" w:hint="default"/>
+      </w:rPr>
+    </w:lvl>
+    <w:lvl w:ilvl="1" w:tplc="04060003" w:tentative="1">
+      <w:start w:val="1"/>
+      <w:numFmt w:val="bullet"/>
+      <w:lvlText w:val="o"/>
+      <w:lvlJc w:val="left"/>
+      <w:pPr>
+        <w:ind w:left="1440" w:hanging="360"/>
+      </w:pPr>
+      <w:rPr>
+        <w:rFonts w:ascii="Courier New" w:hAnsi="Courier New" w:cs="Courier New" w:hint="default"/>
+      </w:rPr>
+    </w:lvl>
+    <w:lvl w:ilvl="2" w:tplc="04060005" w:tentative="1">
+      <w:start w:val="1"/>
+      <w:numFmt w:val="bullet"/>
+      <w:lvlText w:val=""/>
+      <w:lvlJc w:val="left"/>
+      <w:pPr>
+        <w:ind w:left="2160" w:hanging="360"/>
+      </w:pPr>
+      <w:rPr>
+        <w:rFonts w:ascii="Wingdings" w:hAnsi="Wingdings" w:hint="default"/>
+      </w:rPr>
+    </w:lvl>
+    <w:lvl w:ilvl="3" w:tplc="04060001" w:tentative="1">
+      <w:start w:val="1"/>
+      <w:numFmt w:val="bullet"/>
+      <w:lvlText w:val=""/>
+      <w:lvlJc w:val="left"/>
+      <w:pPr>
+        <w:ind w:left="2880" w:hanging="360"/>
+      </w:pPr>
+      <w:rPr>
+        <w:rFonts w:ascii="Symbol" w:hAnsi="Symbol" w:hint="default"/>
+      </w:rPr>
+    </w:lvl>
+    <w:lvl w:ilvl="4" w:tplc="04060003" w:tentative="1">
+      <w:start w:val="1"/>
+      <w:numFmt w:val="bullet"/>
+      <w:lvlText w:val="o"/>
+      <w:lvlJc w:val="left"/>
+      <w:pPr>
+        <w:ind w:left="3600" w:hanging="360"/>
+      </w:pPr>
+      <w:rPr>
+        <w:rFonts w:ascii="Courier New" w:hAnsi="Courier New" w:cs="Courier New" w:hint="default"/>
+      </w:rPr>
+    </w:lvl>
+    <w:lvl w:ilvl="5" w:tplc="04060005" w:tentative="1">
+      <w:start w:val="1"/>
+      <w:numFmt w:val="bullet"/>
+      <w:lvlText w:val=""/>
+      <w:lvlJc w:val="left"/>
+      <w:pPr>
+        <w:ind w:left="4320" w:hanging="360"/>
+      </w:pPr>
+      <w:rPr>
+        <w:rFonts w:ascii="Wingdings" w:hAnsi="Wingdings" w:hint="default"/>
+      </w:rPr>
+    </w:lvl>
+    <w:lvl w:ilvl="6" w:tplc="04060001" w:tentative="1">
+      <w:start w:val="1"/>
+      <w:numFmt w:val="bullet"/>
+      <w:lvlText w:val=""/>
+      <w:lvlJc w:val="left"/>
+      <w:pPr>
+        <w:ind w:left="5040" w:hanging="360"/>
+      </w:pPr>
+      <w:rPr>
+        <w:rFonts w:ascii="Symbol" w:hAnsi="Symbol" w:hint="default"/>
+      </w:rPr>
+    </w:lvl>
+    <w:lvl w:ilvl="7" w:tplc="04060003" w:tentative="1">
+      <w:start w:val="1"/>
+      <w:numFmt w:val="bullet"/>
+      <w:lvlText w:val="o"/>
+      <w:lvlJc w:val="left"/>
+      <w:pPr>
+        <w:ind w:left="5760" w:hanging="360"/>
+      </w:pPr>
+      <w:rPr>
+        <w:rFonts w:ascii="Courier New" w:hAnsi="Courier New" w:cs="Courier New" w:hint="default"/>
+      </w:rPr>
+    </w:lvl>
+    <w:lvl w:ilvl="8" w:tplc="04060005" w:tentative="1">
+      <w:start w:val="1"/>
+      <w:numFmt w:val="bullet"/>
+      <w:lvlText w:val=""/>
+      <w:lvlJc w:val="left"/>
+      <w:pPr>
+        <w:ind w:left="6480" w:hanging="360"/>
+      </w:pPr>
+      <w:rPr>
+        <w:rFonts w:ascii="Wingdings" w:hAnsi="Wingdings" w:hint="default"/>
+      </w:rPr>
+    </w:lvl>
+  </w:abstractNum>
+  <w:abstractNum w:abstractNumId="24" w15:restartNumberingAfterBreak="0">
+    <w:nsid w:val="364955B4"/>
+    <w:multiLevelType w:val="hybridMultilevel"/>
+    <w:tmpl w:val="356A940E"/>
+    <w:lvl w:ilvl="0" w:tplc="7B387EDC">
+      <w:numFmt w:val="bullet"/>
+      <w:lvlText w:val=""/>
+      <w:lvlJc w:val="left"/>
+      <w:pPr>
+        <w:ind w:left="720" w:hanging="360"/>
+      </w:pPr>
+      <w:rPr>
+        <w:rFonts w:ascii="Aptos" w:eastAsiaTheme="minorEastAsia" w:hAnsi="Aptos" w:cstheme="minorBidi" w:hint="default"/>
+      </w:rPr>
+    </w:lvl>
+    <w:lvl w:ilvl="1" w:tplc="04060003" w:tentative="1">
+      <w:start w:val="1"/>
+      <w:numFmt w:val="bullet"/>
+      <w:lvlText w:val="o"/>
+      <w:lvlJc w:val="left"/>
+      <w:pPr>
+        <w:ind w:left="1440" w:hanging="360"/>
+      </w:pPr>
+      <w:rPr>
+        <w:rFonts w:ascii="Courier New" w:hAnsi="Courier New" w:cs="Courier New" w:hint="default"/>
+      </w:rPr>
+    </w:lvl>
+    <w:lvl w:ilvl="2" w:tplc="04060005" w:tentative="1">
+      <w:start w:val="1"/>
+      <w:numFmt w:val="bullet"/>
+      <w:lvlText w:val=""/>
+      <w:lvlJc w:val="left"/>
+      <w:pPr>
+        <w:ind w:left="2160" w:hanging="360"/>
+      </w:pPr>
+      <w:rPr>
+        <w:rFonts w:ascii="Wingdings" w:hAnsi="Wingdings" w:hint="default"/>
+      </w:rPr>
+    </w:lvl>
+    <w:lvl w:ilvl="3" w:tplc="04060001" w:tentative="1">
+      <w:start w:val="1"/>
+      <w:numFmt w:val="bullet"/>
+      <w:lvlText w:val=""/>
+      <w:lvlJc w:val="left"/>
+      <w:pPr>
+        <w:ind w:left="2880" w:hanging="360"/>
+      </w:pPr>
+      <w:rPr>
+        <w:rFonts w:ascii="Symbol" w:hAnsi="Symbol" w:hint="default"/>
+      </w:rPr>
+    </w:lvl>
+    <w:lvl w:ilvl="4" w:tplc="04060003" w:tentative="1">
+      <w:start w:val="1"/>
+      <w:numFmt w:val="bullet"/>
+      <w:lvlText w:val="o"/>
+      <w:lvlJc w:val="left"/>
+      <w:pPr>
+        <w:ind w:left="3600" w:hanging="360"/>
+      </w:pPr>
+      <w:rPr>
+        <w:rFonts w:ascii="Courier New" w:hAnsi="Courier New" w:cs="Courier New" w:hint="default"/>
+      </w:rPr>
+    </w:lvl>
+    <w:lvl w:ilvl="5" w:tplc="04060005" w:tentative="1">
+      <w:start w:val="1"/>
+      <w:numFmt w:val="bullet"/>
+      <w:lvlText w:val=""/>
+      <w:lvlJc w:val="left"/>
+      <w:pPr>
+        <w:ind w:left="4320" w:hanging="360"/>
+      </w:pPr>
+      <w:rPr>
+        <w:rFonts w:ascii="Wingdings" w:hAnsi="Wingdings" w:hint="default"/>
+      </w:rPr>
+    </w:lvl>
+    <w:lvl w:ilvl="6" w:tplc="04060001" w:tentative="1">
+      <w:start w:val="1"/>
+      <w:numFmt w:val="bullet"/>
+      <w:lvlText w:val=""/>
+      <w:lvlJc w:val="left"/>
+      <w:pPr>
+        <w:ind w:left="5040" w:hanging="360"/>
+      </w:pPr>
+      <w:rPr>
+        <w:rFonts w:ascii="Symbol" w:hAnsi="Symbol" w:hint="default"/>
+      </w:rPr>
+    </w:lvl>
+    <w:lvl w:ilvl="7" w:tplc="04060003" w:tentative="1">
+      <w:start w:val="1"/>
+      <w:numFmt w:val="bullet"/>
+      <w:lvlText w:val="o"/>
+      <w:lvlJc w:val="left"/>
+      <w:pPr>
+        <w:ind w:left="5760" w:hanging="360"/>
+      </w:pPr>
+      <w:rPr>
+        <w:rFonts w:ascii="Courier New" w:hAnsi="Courier New" w:cs="Courier New" w:hint="default"/>
+      </w:rPr>
+    </w:lvl>
+    <w:lvl w:ilvl="8" w:tplc="04060005" w:tentative="1">
+      <w:start w:val="1"/>
+      <w:numFmt w:val="bullet"/>
+      <w:lvlText w:val=""/>
+      <w:lvlJc w:val="left"/>
+      <w:pPr>
+        <w:ind w:left="6480" w:hanging="360"/>
+      </w:pPr>
+      <w:rPr>
+        <w:rFonts w:ascii="Wingdings" w:hAnsi="Wingdings" w:hint="default"/>
+      </w:rPr>
+    </w:lvl>
+  </w:abstractNum>
+  <w:abstractNum w:abstractNumId="25" w15:restartNumberingAfterBreak="0">
+    <w:nsid w:val="377D64FE"/>
+    <w:multiLevelType w:val="hybridMultilevel"/>
+    <w:tmpl w:val="84C62F50"/>
+    <w:lvl w:ilvl="0" w:tplc="0406000F">
+      <w:start w:val="1"/>
+      <w:numFmt w:val="decimal"/>
+      <w:lvlText w:val="%1."/>
+      <w:lvlJc w:val="left"/>
+      <w:pPr>
+        <w:ind w:left="720" w:hanging="360"/>
+      </w:pPr>
+    </w:lvl>
+    <w:lvl w:ilvl="1" w:tplc="04060019" w:tentative="1">
+      <w:start w:val="1"/>
+      <w:numFmt w:val="lowerLetter"/>
+      <w:lvlText w:val="%2."/>
+      <w:lvlJc w:val="left"/>
+      <w:pPr>
+        <w:ind w:left="1440" w:hanging="360"/>
+      </w:pPr>
+    </w:lvl>
+    <w:lvl w:ilvl="2" w:tplc="0406001B" w:tentative="1">
+      <w:start w:val="1"/>
+      <w:numFmt w:val="lowerRoman"/>
+      <w:lvlText w:val="%3."/>
+      <w:lvlJc w:val="right"/>
+      <w:pPr>
+        <w:ind w:left="2160" w:hanging="180"/>
+      </w:pPr>
+    </w:lvl>
+    <w:lvl w:ilvl="3" w:tplc="0406000F" w:tentative="1">
+      <w:start w:val="1"/>
+      <w:numFmt w:val="decimal"/>
+      <w:lvlText w:val="%4."/>
+      <w:lvlJc w:val="left"/>
+      <w:pPr>
+        <w:ind w:left="2880" w:hanging="360"/>
+      </w:pPr>
+    </w:lvl>
+    <w:lvl w:ilvl="4" w:tplc="04060019" w:tentative="1">
+      <w:start w:val="1"/>
+      <w:numFmt w:val="lowerLetter"/>
+      <w:lvlText w:val="%5."/>
+      <w:lvlJc w:val="left"/>
+      <w:pPr>
+        <w:ind w:left="3600" w:hanging="360"/>
+      </w:pPr>
+    </w:lvl>
+    <w:lvl w:ilvl="5" w:tplc="0406001B" w:tentative="1">
+      <w:start w:val="1"/>
+      <w:numFmt w:val="lowerRoman"/>
+      <w:lvlText w:val="%6."/>
+      <w:lvlJc w:val="right"/>
+      <w:pPr>
+        <w:ind w:left="4320" w:hanging="180"/>
+      </w:pPr>
+    </w:lvl>
+    <w:lvl w:ilvl="6" w:tplc="0406000F" w:tentative="1">
+      <w:start w:val="1"/>
+      <w:numFmt w:val="decimal"/>
+      <w:lvlText w:val="%7."/>
+      <w:lvlJc w:val="left"/>
+      <w:pPr>
+        <w:ind w:left="5040" w:hanging="360"/>
+      </w:pPr>
+    </w:lvl>
+    <w:lvl w:ilvl="7" w:tplc="04060019" w:tentative="1">
+      <w:start w:val="1"/>
+      <w:numFmt w:val="lowerLetter"/>
+      <w:lvlText w:val="%8."/>
+      <w:lvlJc w:val="left"/>
+      <w:pPr>
+        <w:ind w:left="5760" w:hanging="360"/>
+      </w:pPr>
+    </w:lvl>
+    <w:lvl w:ilvl="8" w:tplc="0406001B" w:tentative="1">
+      <w:start w:val="1"/>
+      <w:numFmt w:val="lowerRoman"/>
+      <w:lvlText w:val="%9."/>
+      <w:lvlJc w:val="right"/>
+      <w:pPr>
+        <w:ind w:left="6480" w:hanging="180"/>
+      </w:pPr>
+    </w:lvl>
+  </w:abstractNum>
+  <w:abstractNum w:abstractNumId="26" w15:restartNumberingAfterBreak="0">
+    <w:nsid w:val="38025912"/>
+    <w:multiLevelType w:val="hybridMultilevel"/>
+    <w:tmpl w:val="821CD5DC"/>
+    <w:lvl w:ilvl="0" w:tplc="0406000F">
+      <w:start w:val="1"/>
+      <w:numFmt w:val="decimal"/>
+      <w:lvlText w:val="%1."/>
+      <w:lvlJc w:val="left"/>
+      <w:pPr>
+        <w:ind w:left="720" w:hanging="360"/>
+      </w:pPr>
+    </w:lvl>
+    <w:lvl w:ilvl="1" w:tplc="04060019" w:tentative="1">
+      <w:start w:val="1"/>
+      <w:numFmt w:val="lowerLetter"/>
+      <w:lvlText w:val="%2."/>
+      <w:lvlJc w:val="left"/>
+      <w:pPr>
+        <w:ind w:left="1440" w:hanging="360"/>
+      </w:pPr>
+    </w:lvl>
+    <w:lvl w:ilvl="2" w:tplc="0406001B" w:tentative="1">
+      <w:start w:val="1"/>
+      <w:numFmt w:val="lowerRoman"/>
+      <w:lvlText w:val="%3."/>
+      <w:lvlJc w:val="right"/>
+      <w:pPr>
+        <w:ind w:left="2160" w:hanging="180"/>
+      </w:pPr>
+    </w:lvl>
+    <w:lvl w:ilvl="3" w:tplc="0406000F" w:tentative="1">
+      <w:start w:val="1"/>
+      <w:numFmt w:val="decimal"/>
+      <w:lvlText w:val="%4."/>
+      <w:lvlJc w:val="left"/>
+      <w:pPr>
+        <w:ind w:left="2880" w:hanging="360"/>
+      </w:pPr>
+    </w:lvl>
+    <w:lvl w:ilvl="4" w:tplc="04060019" w:tentative="1">
+      <w:start w:val="1"/>
+      <w:numFmt w:val="lowerLetter"/>
+      <w:lvlText w:val="%5."/>
+      <w:lvlJc w:val="left"/>
+      <w:pPr>
+        <w:ind w:left="3600" w:hanging="360"/>
+      </w:pPr>
+    </w:lvl>
+    <w:lvl w:ilvl="5" w:tplc="0406001B" w:tentative="1">
+      <w:start w:val="1"/>
+      <w:numFmt w:val="lowerRoman"/>
+      <w:lvlText w:val="%6."/>
+      <w:lvlJc w:val="right"/>
+      <w:pPr>
+        <w:ind w:left="4320" w:hanging="180"/>
+      </w:pPr>
+    </w:lvl>
+    <w:lvl w:ilvl="6" w:tplc="0406000F" w:tentative="1">
+      <w:start w:val="1"/>
+      <w:numFmt w:val="decimal"/>
+      <w:lvlText w:val="%7."/>
+      <w:lvlJc w:val="left"/>
+      <w:pPr>
+        <w:ind w:left="5040" w:hanging="360"/>
+      </w:pPr>
+    </w:lvl>
+    <w:lvl w:ilvl="7" w:tplc="04060019" w:tentative="1">
+      <w:start w:val="1"/>
+      <w:numFmt w:val="lowerLetter"/>
+      <w:lvlText w:val="%8."/>
+      <w:lvlJc w:val="left"/>
+      <w:pPr>
+        <w:ind w:left="5760" w:hanging="360"/>
+      </w:pPr>
+    </w:lvl>
+    <w:lvl w:ilvl="8" w:tplc="0406001B" w:tentative="1">
+      <w:start w:val="1"/>
+      <w:numFmt w:val="lowerRoman"/>
+      <w:lvlText w:val="%9."/>
+      <w:lvlJc w:val="right"/>
+      <w:pPr>
+        <w:ind w:left="6480" w:hanging="180"/>
+      </w:pPr>
+    </w:lvl>
+  </w:abstractNum>
+  <w:abstractNum w:abstractNumId="27" w15:restartNumberingAfterBreak="0">
+    <w:nsid w:val="39C85CAC"/>
+    <w:multiLevelType w:val="hybridMultilevel"/>
+    <w:tmpl w:val="082CBD7C"/>
+    <w:lvl w:ilvl="0" w:tplc="0406000F">
+      <w:start w:val="1"/>
+      <w:numFmt w:val="decimal"/>
+      <w:lvlText w:val="%1."/>
+      <w:lvlJc w:val="left"/>
+      <w:pPr>
+        <w:ind w:left="720" w:hanging="360"/>
+      </w:pPr>
+    </w:lvl>
+    <w:lvl w:ilvl="1" w:tplc="04060019" w:tentative="1">
+      <w:start w:val="1"/>
+      <w:numFmt w:val="lowerLetter"/>
+      <w:lvlText w:val="%2."/>
+      <w:lvlJc w:val="left"/>
+      <w:pPr>
+        <w:ind w:left="1440" w:hanging="360"/>
+      </w:pPr>
+    </w:lvl>
+    <w:lvl w:ilvl="2" w:tplc="0406001B" w:tentative="1">
+      <w:start w:val="1"/>
+      <w:numFmt w:val="lowerRoman"/>
+      <w:lvlText w:val="%3."/>
+      <w:lvlJc w:val="right"/>
+      <w:pPr>
+        <w:ind w:left="2160" w:hanging="180"/>
+      </w:pPr>
+    </w:lvl>
+    <w:lvl w:ilvl="3" w:tplc="0406000F" w:tentative="1">
+      <w:start w:val="1"/>
+      <w:numFmt w:val="decimal"/>
+      <w:lvlText w:val="%4."/>
+      <w:lvlJc w:val="left"/>
+      <w:pPr>
+        <w:ind w:left="2880" w:hanging="360"/>
+      </w:pPr>
+    </w:lvl>
+    <w:lvl w:ilvl="4" w:tplc="04060019" w:tentative="1">
+      <w:start w:val="1"/>
+      <w:numFmt w:val="lowerLetter"/>
+      <w:lvlText w:val="%5."/>
+      <w:lvlJc w:val="left"/>
+      <w:pPr>
+        <w:ind w:left="3600" w:hanging="360"/>
+      </w:pPr>
+    </w:lvl>
+    <w:lvl w:ilvl="5" w:tplc="0406001B" w:tentative="1">
+      <w:start w:val="1"/>
+      <w:numFmt w:val="lowerRoman"/>
+      <w:lvlText w:val="%6."/>
+      <w:lvlJc w:val="right"/>
+      <w:pPr>
+        <w:ind w:left="4320" w:hanging="180"/>
+      </w:pPr>
+    </w:lvl>
+    <w:lvl w:ilvl="6" w:tplc="0406000F" w:tentative="1">
+      <w:start w:val="1"/>
+      <w:numFmt w:val="decimal"/>
+      <w:lvlText w:val="%7."/>
+      <w:lvlJc w:val="left"/>
+      <w:pPr>
+        <w:ind w:left="5040" w:hanging="360"/>
+      </w:pPr>
+    </w:lvl>
+    <w:lvl w:ilvl="7" w:tplc="04060019" w:tentative="1">
+      <w:start w:val="1"/>
+      <w:numFmt w:val="lowerLetter"/>
+      <w:lvlText w:val="%8."/>
+      <w:lvlJc w:val="left"/>
+      <w:pPr>
+        <w:ind w:left="5760" w:hanging="360"/>
+      </w:pPr>
+    </w:lvl>
+    <w:lvl w:ilvl="8" w:tplc="0406001B" w:tentative="1">
+      <w:start w:val="1"/>
+      <w:numFmt w:val="lowerRoman"/>
+      <w:lvlText w:val="%9."/>
+      <w:lvlJc w:val="right"/>
+      <w:pPr>
+        <w:ind w:left="6480" w:hanging="180"/>
+      </w:pPr>
+    </w:lvl>
+  </w:abstractNum>
+  <w:abstractNum w:abstractNumId="28" w15:restartNumberingAfterBreak="0">
+    <w:nsid w:val="46916B56"/>
+    <w:multiLevelType w:val="hybridMultilevel"/>
+    <w:tmpl w:val="0CA2FA86"/>
+    <w:lvl w:ilvl="0" w:tplc="71DC7A36">
+      <w:numFmt w:val="bullet"/>
+      <w:lvlText w:val=""/>
+      <w:lvlJc w:val="left"/>
+      <w:pPr>
+        <w:ind w:left="720" w:hanging="360"/>
+      </w:pPr>
+      <w:rPr>
+        <w:rFonts w:ascii="Aptos" w:eastAsiaTheme="minorEastAsia" w:hAnsi="Aptos" w:cstheme="minorBidi" w:hint="default"/>
+      </w:rPr>
+    </w:lvl>
+    <w:lvl w:ilvl="1" w:tplc="04060003" w:tentative="1">
+      <w:start w:val="1"/>
+      <w:numFmt w:val="bullet"/>
+      <w:lvlText w:val="o"/>
+      <w:lvlJc w:val="left"/>
+      <w:pPr>
+        <w:ind w:left="1440" w:hanging="360"/>
+      </w:pPr>
+      <w:rPr>
+        <w:rFonts w:ascii="Courier New" w:hAnsi="Courier New" w:cs="Courier New" w:hint="default"/>
+      </w:rPr>
+    </w:lvl>
+    <w:lvl w:ilvl="2" w:tplc="04060005" w:tentative="1">
+      <w:start w:val="1"/>
+      <w:numFmt w:val="bullet"/>
+      <w:lvlText w:val=""/>
+      <w:lvlJc w:val="left"/>
+      <w:pPr>
+        <w:ind w:left="2160" w:hanging="360"/>
+      </w:pPr>
+      <w:rPr>
+        <w:rFonts w:ascii="Wingdings" w:hAnsi="Wingdings" w:hint="default"/>
+      </w:rPr>
+    </w:lvl>
+    <w:lvl w:ilvl="3" w:tplc="04060001" w:tentative="1">
+      <w:start w:val="1"/>
+      <w:numFmt w:val="bullet"/>
+      <w:lvlText w:val=""/>
+      <w:lvlJc w:val="left"/>
+      <w:pPr>
+        <w:ind w:left="2880" w:hanging="360"/>
+      </w:pPr>
+      <w:rPr>
+        <w:rFonts w:ascii="Symbol" w:hAnsi="Symbol" w:hint="default"/>
+      </w:rPr>
+    </w:lvl>
+    <w:lvl w:ilvl="4" w:tplc="04060003" w:tentative="1">
+      <w:start w:val="1"/>
+      <w:numFmt w:val="bullet"/>
+      <w:lvlText w:val="o"/>
+      <w:lvlJc w:val="left"/>
+      <w:pPr>
+        <w:ind w:left="3600" w:hanging="360"/>
+      </w:pPr>
+      <w:rPr>
+        <w:rFonts w:ascii="Courier New" w:hAnsi="Courier New" w:cs="Courier New" w:hint="default"/>
+      </w:rPr>
+    </w:lvl>
+    <w:lvl w:ilvl="5" w:tplc="04060005" w:tentative="1">
+      <w:start w:val="1"/>
+      <w:numFmt w:val="bullet"/>
+      <w:lvlText w:val=""/>
+      <w:lvlJc w:val="left"/>
+      <w:pPr>
+        <w:ind w:left="4320" w:hanging="360"/>
+      </w:pPr>
+      <w:rPr>
+        <w:rFonts w:ascii="Wingdings" w:hAnsi="Wingdings" w:hint="default"/>
+      </w:rPr>
+    </w:lvl>
+    <w:lvl w:ilvl="6" w:tplc="04060001" w:tentative="1">
+      <w:start w:val="1"/>
+      <w:numFmt w:val="bullet"/>
+      <w:lvlText w:val=""/>
+      <w:lvlJc w:val="left"/>
+      <w:pPr>
+        <w:ind w:left="5040" w:hanging="360"/>
+      </w:pPr>
+      <w:rPr>
+        <w:rFonts w:ascii="Symbol" w:hAnsi="Symbol" w:hint="default"/>
+      </w:rPr>
+    </w:lvl>
+    <w:lvl w:ilvl="7" w:tplc="04060003" w:tentative="1">
+      <w:start w:val="1"/>
+      <w:numFmt w:val="bullet"/>
+      <w:lvlText w:val="o"/>
+      <w:lvlJc w:val="left"/>
+      <w:pPr>
+        <w:ind w:left="5760" w:hanging="360"/>
+      </w:pPr>
+      <w:rPr>
+        <w:rFonts w:ascii="Courier New" w:hAnsi="Courier New" w:cs="Courier New" w:hint="default"/>
+      </w:rPr>
+    </w:lvl>
+    <w:lvl w:ilvl="8" w:tplc="04060005" w:tentative="1">
+      <w:start w:val="1"/>
+      <w:numFmt w:val="bullet"/>
+      <w:lvlText w:val=""/>
+      <w:lvlJc w:val="left"/>
+      <w:pPr>
+        <w:ind w:left="6480" w:hanging="360"/>
+      </w:pPr>
+      <w:rPr>
+        <w:rFonts w:ascii="Wingdings" w:hAnsi="Wingdings" w:hint="default"/>
+      </w:rPr>
+    </w:lvl>
+  </w:abstractNum>
+  <w:abstractNum w:abstractNumId="29" w15:restartNumberingAfterBreak="0">
+    <w:nsid w:val="49AB5747"/>
+    <w:multiLevelType w:val="hybridMultilevel"/>
+    <w:tmpl w:val="03542A92"/>
+    <w:lvl w:ilvl="0" w:tplc="4A72708C">
+      <w:numFmt w:val="bullet"/>
+      <w:lvlText w:val=""/>
+      <w:lvlJc w:val="left"/>
+      <w:pPr>
+        <w:ind w:left="720" w:hanging="360"/>
+      </w:pPr>
+      <w:rPr>
+        <w:rFonts w:ascii="Aptos" w:eastAsiaTheme="minorEastAsia" w:hAnsi="Aptos" w:cstheme="minorBidi" w:hint="default"/>
+      </w:rPr>
+    </w:lvl>
+    <w:lvl w:ilvl="1" w:tplc="04060003" w:tentative="1">
+      <w:start w:val="1"/>
+      <w:numFmt w:val="bullet"/>
+      <w:lvlText w:val="o"/>
+      <w:lvlJc w:val="left"/>
+      <w:pPr>
+        <w:ind w:left="1440" w:hanging="360"/>
+      </w:pPr>
+      <w:rPr>
+        <w:rFonts w:ascii="Courier New" w:hAnsi="Courier New" w:cs="Courier New" w:hint="default"/>
+      </w:rPr>
+    </w:lvl>
+    <w:lvl w:ilvl="2" w:tplc="04060005" w:tentative="1">
+      <w:start w:val="1"/>
+      <w:numFmt w:val="bullet"/>
+      <w:lvlText w:val=""/>
+      <w:lvlJc w:val="left"/>
+      <w:pPr>
+        <w:ind w:left="2160" w:hanging="360"/>
+      </w:pPr>
+      <w:rPr>
+        <w:rFonts w:ascii="Wingdings" w:hAnsi="Wingdings" w:hint="default"/>
+      </w:rPr>
+    </w:lvl>
+    <w:lvl w:ilvl="3" w:tplc="04060001" w:tentative="1">
+      <w:start w:val="1"/>
+      <w:numFmt w:val="bullet"/>
+      <w:lvlText w:val=""/>
+      <w:lvlJc w:val="left"/>
+      <w:pPr>
+        <w:ind w:left="2880" w:hanging="360"/>
+      </w:pPr>
+      <w:rPr>
+        <w:rFonts w:ascii="Symbol" w:hAnsi="Symbol" w:hint="default"/>
+      </w:rPr>
+    </w:lvl>
+    <w:lvl w:ilvl="4" w:tplc="04060003" w:tentative="1">
+      <w:start w:val="1"/>
+      <w:numFmt w:val="bullet"/>
+      <w:lvlText w:val="o"/>
+      <w:lvlJc w:val="left"/>
+      <w:pPr>
+        <w:ind w:left="3600" w:hanging="360"/>
+      </w:pPr>
+      <w:rPr>
+        <w:rFonts w:ascii="Courier New" w:hAnsi="Courier New" w:cs="Courier New" w:hint="default"/>
+      </w:rPr>
+    </w:lvl>
+    <w:lvl w:ilvl="5" w:tplc="04060005" w:tentative="1">
+      <w:start w:val="1"/>
+      <w:numFmt w:val="bullet"/>
+      <w:lvlText w:val=""/>
+      <w:lvlJc w:val="left"/>
+      <w:pPr>
+        <w:ind w:left="4320" w:hanging="360"/>
+      </w:pPr>
+      <w:rPr>
+        <w:rFonts w:ascii="Wingdings" w:hAnsi="Wingdings" w:hint="default"/>
+      </w:rPr>
+    </w:lvl>
+    <w:lvl w:ilvl="6" w:tplc="04060001" w:tentative="1">
+      <w:start w:val="1"/>
+      <w:numFmt w:val="bullet"/>
+      <w:lvlText w:val=""/>
+      <w:lvlJc w:val="left"/>
+      <w:pPr>
+        <w:ind w:left="5040" w:hanging="360"/>
+      </w:pPr>
+      <w:rPr>
+        <w:rFonts w:ascii="Symbol" w:hAnsi="Symbol" w:hint="default"/>
+      </w:rPr>
+    </w:lvl>
+    <w:lvl w:ilvl="7" w:tplc="04060003" w:tentative="1">
+      <w:start w:val="1"/>
+      <w:numFmt w:val="bullet"/>
+      <w:lvlText w:val="o"/>
+      <w:lvlJc w:val="left"/>
+      <w:pPr>
+        <w:ind w:left="5760" w:hanging="360"/>
+      </w:pPr>
+      <w:rPr>
+        <w:rFonts w:ascii="Courier New" w:hAnsi="Courier New" w:cs="Courier New" w:hint="default"/>
+      </w:rPr>
+    </w:lvl>
+    <w:lvl w:ilvl="8" w:tplc="04060005" w:tentative="1">
+      <w:start w:val="1"/>
+      <w:numFmt w:val="bullet"/>
+      <w:lvlText w:val=""/>
+      <w:lvlJc w:val="left"/>
+      <w:pPr>
+        <w:ind w:left="6480" w:hanging="360"/>
+      </w:pPr>
+      <w:rPr>
+        <w:rFonts w:ascii="Wingdings" w:hAnsi="Wingdings" w:hint="default"/>
+      </w:rPr>
+    </w:lvl>
+  </w:abstractNum>
+  <w:abstractNum w:abstractNumId="30" w15:restartNumberingAfterBreak="0">
+    <w:nsid w:val="4B386F44"/>
+    <w:multiLevelType w:val="hybridMultilevel"/>
+    <w:tmpl w:val="907ECD08"/>
+    <w:lvl w:ilvl="0" w:tplc="0406000F">
+      <w:start w:val="1"/>
+      <w:numFmt w:val="decimal"/>
+      <w:lvlText w:val="%1."/>
+      <w:lvlJc w:val="left"/>
+      <w:pPr>
+        <w:ind w:left="720" w:hanging="360"/>
+      </w:pPr>
+    </w:lvl>
+    <w:lvl w:ilvl="1" w:tplc="04060019" w:tentative="1">
+      <w:start w:val="1"/>
+      <w:numFmt w:val="lowerLetter"/>
+      <w:lvlText w:val="%2."/>
+      <w:lvlJc w:val="left"/>
+      <w:pPr>
+        <w:ind w:left="1440" w:hanging="360"/>
+      </w:pPr>
+    </w:lvl>
+    <w:lvl w:ilvl="2" w:tplc="0406001B" w:tentative="1">
+      <w:start w:val="1"/>
+      <w:numFmt w:val="lowerRoman"/>
+      <w:lvlText w:val="%3."/>
+      <w:lvlJc w:val="right"/>
+      <w:pPr>
+        <w:ind w:left="2160" w:hanging="180"/>
+      </w:pPr>
+    </w:lvl>
+    <w:lvl w:ilvl="3" w:tplc="0406000F" w:tentative="1">
+      <w:start w:val="1"/>
+      <w:numFmt w:val="decimal"/>
+      <w:lvlText w:val="%4."/>
+      <w:lvlJc w:val="left"/>
+      <w:pPr>
+        <w:ind w:left="2880" w:hanging="360"/>
+      </w:pPr>
+    </w:lvl>
+    <w:lvl w:ilvl="4" w:tplc="04060019" w:tentative="1">
+      <w:start w:val="1"/>
+      <w:numFmt w:val="lowerLetter"/>
+      <w:lvlText w:val="%5."/>
+      <w:lvlJc w:val="left"/>
+      <w:pPr>
+        <w:ind w:left="3600" w:hanging="360"/>
+      </w:pPr>
+    </w:lvl>
+    <w:lvl w:ilvl="5" w:tplc="0406001B" w:tentative="1">
+      <w:start w:val="1"/>
+      <w:numFmt w:val="lowerRoman"/>
+      <w:lvlText w:val="%6."/>
+      <w:lvlJc w:val="right"/>
+      <w:pPr>
+        <w:ind w:left="4320" w:hanging="180"/>
+      </w:pPr>
+    </w:lvl>
+    <w:lvl w:ilvl="6" w:tplc="0406000F" w:tentative="1">
+      <w:start w:val="1"/>
+      <w:numFmt w:val="decimal"/>
+      <w:lvlText w:val="%7."/>
+      <w:lvlJc w:val="left"/>
+      <w:pPr>
+        <w:ind w:left="5040" w:hanging="360"/>
+      </w:pPr>
+    </w:lvl>
+    <w:lvl w:ilvl="7" w:tplc="04060019" w:tentative="1">
+      <w:start w:val="1"/>
+      <w:numFmt w:val="lowerLetter"/>
+      <w:lvlText w:val="%8."/>
+      <w:lvlJc w:val="left"/>
+      <w:pPr>
+        <w:ind w:left="5760" w:hanging="360"/>
+      </w:pPr>
+    </w:lvl>
+    <w:lvl w:ilvl="8" w:tplc="0406001B" w:tentative="1">
+      <w:start w:val="1"/>
+      <w:numFmt w:val="lowerRoman"/>
+      <w:lvlText w:val="%9."/>
+      <w:lvlJc w:val="right"/>
+      <w:pPr>
+        <w:ind w:left="6480" w:hanging="180"/>
+      </w:pPr>
+    </w:lvl>
+  </w:abstractNum>
+  <w:abstractNum w:abstractNumId="31" w15:restartNumberingAfterBreak="0">
+    <w:nsid w:val="4BD14817"/>
+    <w:multiLevelType w:val="hybridMultilevel"/>
+    <w:tmpl w:val="030ADAA6"/>
+    <w:lvl w:ilvl="0" w:tplc="D1B24E5E">
+      <w:numFmt w:val="bullet"/>
+      <w:lvlText w:val=""/>
+      <w:lvlJc w:val="left"/>
+      <w:pPr>
+        <w:ind w:left="720" w:hanging="360"/>
+      </w:pPr>
+      <w:rPr>
+        <w:rFonts w:ascii="Aptos" w:eastAsiaTheme="minorEastAsia" w:hAnsi="Aptos" w:cstheme="minorBidi" w:hint="default"/>
+      </w:rPr>
+    </w:lvl>
+    <w:lvl w:ilvl="1" w:tplc="04060003" w:tentative="1">
+      <w:start w:val="1"/>
+      <w:numFmt w:val="bullet"/>
+      <w:lvlText w:val="o"/>
+      <w:lvlJc w:val="left"/>
+      <w:pPr>
+        <w:ind w:left="1440" w:hanging="360"/>
+      </w:pPr>
+      <w:rPr>
+        <w:rFonts w:ascii="Courier New" w:hAnsi="Courier New" w:cs="Courier New" w:hint="default"/>
+      </w:rPr>
+    </w:lvl>
+    <w:lvl w:ilvl="2" w:tplc="04060005" w:tentative="1">
+      <w:start w:val="1"/>
+      <w:numFmt w:val="bullet"/>
+      <w:lvlText w:val=""/>
+      <w:lvlJc w:val="left"/>
+      <w:pPr>
+        <w:ind w:left="2160" w:hanging="360"/>
+      </w:pPr>
+      <w:rPr>
+        <w:rFonts w:ascii="Wingdings" w:hAnsi="Wingdings" w:hint="default"/>
+      </w:rPr>
+    </w:lvl>
+    <w:lvl w:ilvl="3" w:tplc="04060001" w:tentative="1">
+      <w:start w:val="1"/>
+      <w:numFmt w:val="bullet"/>
+      <w:lvlText w:val=""/>
+      <w:lvlJc w:val="left"/>
+      <w:pPr>
+        <w:ind w:left="2880" w:hanging="360"/>
+      </w:pPr>
+      <w:rPr>
+        <w:rFonts w:ascii="Symbol" w:hAnsi="Symbol" w:hint="default"/>
+      </w:rPr>
+    </w:lvl>
+    <w:lvl w:ilvl="4" w:tplc="04060003" w:tentative="1">
+      <w:start w:val="1"/>
+      <w:numFmt w:val="bullet"/>
+      <w:lvlText w:val="o"/>
+      <w:lvlJc w:val="left"/>
+      <w:pPr>
+        <w:ind w:left="3600" w:hanging="360"/>
+      </w:pPr>
+      <w:rPr>
+        <w:rFonts w:ascii="Courier New" w:hAnsi="Courier New" w:cs="Courier New" w:hint="default"/>
+      </w:rPr>
+    </w:lvl>
+    <w:lvl w:ilvl="5" w:tplc="04060005" w:tentative="1">
+      <w:start w:val="1"/>
+      <w:numFmt w:val="bullet"/>
+      <w:lvlText w:val=""/>
+      <w:lvlJc w:val="left"/>
+      <w:pPr>
+        <w:ind w:left="4320" w:hanging="360"/>
+      </w:pPr>
+      <w:rPr>
+        <w:rFonts w:ascii="Wingdings" w:hAnsi="Wingdings" w:hint="default"/>
+      </w:rPr>
+    </w:lvl>
+    <w:lvl w:ilvl="6" w:tplc="04060001" w:tentative="1">
+      <w:start w:val="1"/>
+      <w:numFmt w:val="bullet"/>
+      <w:lvlText w:val=""/>
+      <w:lvlJc w:val="left"/>
+      <w:pPr>
+        <w:ind w:left="5040" w:hanging="360"/>
+      </w:pPr>
+      <w:rPr>
+        <w:rFonts w:ascii="Symbol" w:hAnsi="Symbol" w:hint="default"/>
+      </w:rPr>
+    </w:lvl>
+    <w:lvl w:ilvl="7" w:tplc="04060003" w:tentative="1">
+      <w:start w:val="1"/>
+      <w:numFmt w:val="bullet"/>
+      <w:lvlText w:val="o"/>
+      <w:lvlJc w:val="left"/>
+      <w:pPr>
+        <w:ind w:left="5760" w:hanging="360"/>
+      </w:pPr>
+      <w:rPr>
+        <w:rFonts w:ascii="Courier New" w:hAnsi="Courier New" w:cs="Courier New" w:hint="default"/>
+      </w:rPr>
+    </w:lvl>
+    <w:lvl w:ilvl="8" w:tplc="04060005" w:tentative="1">
+      <w:start w:val="1"/>
+      <w:numFmt w:val="bullet"/>
+      <w:lvlText w:val=""/>
+      <w:lvlJc w:val="left"/>
+      <w:pPr>
+        <w:ind w:left="6480" w:hanging="360"/>
+      </w:pPr>
+      <w:rPr>
+        <w:rFonts w:ascii="Wingdings" w:hAnsi="Wingdings" w:hint="default"/>
+      </w:rPr>
+    </w:lvl>
+  </w:abstractNum>
+  <w:abstractNum w:abstractNumId="32" w15:restartNumberingAfterBreak="0">
+    <w:nsid w:val="5A7E54C0"/>
+    <w:multiLevelType w:val="hybridMultilevel"/>
+    <w:tmpl w:val="32DA2C6A"/>
+    <w:lvl w:ilvl="0" w:tplc="0406000F">
+      <w:start w:val="1"/>
+      <w:numFmt w:val="decimal"/>
+      <w:lvlText w:val="%1."/>
+      <w:lvlJc w:val="left"/>
+      <w:pPr>
+        <w:ind w:left="720" w:hanging="360"/>
+      </w:pPr>
+    </w:lvl>
+    <w:lvl w:ilvl="1" w:tplc="04060019" w:tentative="1">
+      <w:start w:val="1"/>
+      <w:numFmt w:val="lowerLetter"/>
+      <w:lvlText w:val="%2."/>
+      <w:lvlJc w:val="left"/>
+      <w:pPr>
+        <w:ind w:left="1440" w:hanging="360"/>
+      </w:pPr>
+    </w:lvl>
+    <w:lvl w:ilvl="2" w:tplc="0406001B" w:tentative="1">
+      <w:start w:val="1"/>
+      <w:numFmt w:val="lowerRoman"/>
+      <w:lvlText w:val="%3."/>
+      <w:lvlJc w:val="right"/>
+      <w:pPr>
+        <w:ind w:left="2160" w:hanging="180"/>
+      </w:pPr>
+    </w:lvl>
+    <w:lvl w:ilvl="3" w:tplc="0406000F" w:tentative="1">
+      <w:start w:val="1"/>
+      <w:numFmt w:val="decimal"/>
+      <w:lvlText w:val="%4."/>
+      <w:lvlJc w:val="left"/>
+      <w:pPr>
+        <w:ind w:left="2880" w:hanging="360"/>
+      </w:pPr>
+    </w:lvl>
+    <w:lvl w:ilvl="4" w:tplc="04060019" w:tentative="1">
+      <w:start w:val="1"/>
+      <w:numFmt w:val="lowerLetter"/>
+      <w:lvlText w:val="%5."/>
+      <w:lvlJc w:val="left"/>
+      <w:pPr>
+        <w:ind w:left="3600" w:hanging="360"/>
+      </w:pPr>
+    </w:lvl>
+    <w:lvl w:ilvl="5" w:tplc="0406001B" w:tentative="1">
+      <w:start w:val="1"/>
+      <w:numFmt w:val="lowerRoman"/>
+      <w:lvlText w:val="%6."/>
+      <w:lvlJc w:val="right"/>
+      <w:pPr>
+        <w:ind w:left="4320" w:hanging="180"/>
+      </w:pPr>
+    </w:lvl>
+    <w:lvl w:ilvl="6" w:tplc="0406000F" w:tentative="1">
+      <w:start w:val="1"/>
+      <w:numFmt w:val="decimal"/>
+      <w:lvlText w:val="%7."/>
+      <w:lvlJc w:val="left"/>
+      <w:pPr>
+        <w:ind w:left="5040" w:hanging="360"/>
+      </w:pPr>
+    </w:lvl>
+    <w:lvl w:ilvl="7" w:tplc="04060019" w:tentative="1">
+      <w:start w:val="1"/>
+      <w:numFmt w:val="lowerLetter"/>
+      <w:lvlText w:val="%8."/>
+      <w:lvlJc w:val="left"/>
+      <w:pPr>
+        <w:ind w:left="5760" w:hanging="360"/>
+      </w:pPr>
+    </w:lvl>
+    <w:lvl w:ilvl="8" w:tplc="0406001B" w:tentative="1">
+      <w:start w:val="1"/>
+      <w:numFmt w:val="lowerRoman"/>
+      <w:lvlText w:val="%9."/>
+      <w:lvlJc w:val="right"/>
+      <w:pPr>
+        <w:ind w:left="6480" w:hanging="180"/>
+      </w:pPr>
+    </w:lvl>
+  </w:abstractNum>
+  <w:abstractNum w:abstractNumId="33" w15:restartNumberingAfterBreak="0">
+    <w:nsid w:val="60FB5481"/>
+    <w:multiLevelType w:val="hybridMultilevel"/>
+    <w:tmpl w:val="62A85A92"/>
+    <w:lvl w:ilvl="0" w:tplc="0406000F">
+      <w:start w:val="1"/>
+      <w:numFmt w:val="decimal"/>
+      <w:lvlText w:val="%1."/>
+      <w:lvlJc w:val="left"/>
+      <w:pPr>
+        <w:ind w:left="720" w:hanging="360"/>
+      </w:pPr>
+    </w:lvl>
+    <w:lvl w:ilvl="1" w:tplc="04060019" w:tentative="1">
+      <w:start w:val="1"/>
+      <w:numFmt w:val="lowerLetter"/>
+      <w:lvlText w:val="%2."/>
+      <w:lvlJc w:val="left"/>
+      <w:pPr>
+        <w:ind w:left="1440" w:hanging="360"/>
+      </w:pPr>
+    </w:lvl>
+    <w:lvl w:ilvl="2" w:tplc="0406001B" w:tentative="1">
+      <w:start w:val="1"/>
+      <w:numFmt w:val="lowerRoman"/>
+      <w:lvlText w:val="%3."/>
+      <w:lvlJc w:val="right"/>
+      <w:pPr>
+        <w:ind w:left="2160" w:hanging="180"/>
+      </w:pPr>
+    </w:lvl>
+    <w:lvl w:ilvl="3" w:tplc="0406000F" w:tentative="1">
+      <w:start w:val="1"/>
+      <w:numFmt w:val="decimal"/>
+      <w:lvlText w:val="%4."/>
+      <w:lvlJc w:val="left"/>
+      <w:pPr>
+        <w:ind w:left="2880" w:hanging="360"/>
+      </w:pPr>
+    </w:lvl>
+    <w:lvl w:ilvl="4" w:tplc="04060019" w:tentative="1">
+      <w:start w:val="1"/>
+      <w:numFmt w:val="lowerLetter"/>
+      <w:lvlText w:val="%5."/>
+      <w:lvlJc w:val="left"/>
+      <w:pPr>
+        <w:ind w:left="3600" w:hanging="360"/>
+      </w:pPr>
+    </w:lvl>
+    <w:lvl w:ilvl="5" w:tplc="0406001B" w:tentative="1">
+      <w:start w:val="1"/>
+      <w:numFmt w:val="lowerRoman"/>
+      <w:lvlText w:val="%6."/>
+      <w:lvlJc w:val="right"/>
+      <w:pPr>
+        <w:ind w:left="4320" w:hanging="180"/>
+      </w:pPr>
+    </w:lvl>
+    <w:lvl w:ilvl="6" w:tplc="0406000F" w:tentative="1">
+      <w:start w:val="1"/>
+      <w:numFmt w:val="decimal"/>
+      <w:lvlText w:val="%7."/>
+      <w:lvlJc w:val="left"/>
+      <w:pPr>
+        <w:ind w:left="5040" w:hanging="360"/>
+      </w:pPr>
+    </w:lvl>
+    <w:lvl w:ilvl="7" w:tplc="04060019" w:tentative="1">
+      <w:start w:val="1"/>
+      <w:numFmt w:val="lowerLetter"/>
+      <w:lvlText w:val="%8."/>
+      <w:lvlJc w:val="left"/>
+      <w:pPr>
+        <w:ind w:left="5760" w:hanging="360"/>
+      </w:pPr>
+    </w:lvl>
+    <w:lvl w:ilvl="8" w:tplc="0406001B" w:tentative="1">
+      <w:start w:val="1"/>
+      <w:numFmt w:val="lowerRoman"/>
+      <w:lvlText w:val="%9."/>
+      <w:lvlJc w:val="right"/>
+      <w:pPr>
+        <w:ind w:left="6480" w:hanging="180"/>
+      </w:pPr>
+    </w:lvl>
+  </w:abstractNum>
+  <w:abstractNum w:abstractNumId="34" w15:restartNumberingAfterBreak="0">
+    <w:nsid w:val="639B6A95"/>
+    <w:multiLevelType w:val="hybridMultilevel"/>
+    <w:tmpl w:val="760E53D2"/>
+    <w:lvl w:ilvl="0" w:tplc="35BCC580">
+      <w:numFmt w:val="bullet"/>
+      <w:lvlText w:val=""/>
+      <w:lvlJc w:val="left"/>
+      <w:pPr>
+        <w:ind w:left="720" w:hanging="360"/>
+      </w:pPr>
+      <w:rPr>
+        <w:rFonts w:ascii="Aptos" w:eastAsiaTheme="minorEastAsia" w:hAnsi="Aptos" w:cstheme="minorBidi" w:hint="default"/>
+      </w:rPr>
+    </w:lvl>
+    <w:lvl w:ilvl="1" w:tplc="04060003" w:tentative="1">
+      <w:start w:val="1"/>
+      <w:numFmt w:val="bullet"/>
+      <w:lvlText w:val="o"/>
+      <w:lvlJc w:val="left"/>
+      <w:pPr>
+        <w:ind w:left="1440" w:hanging="360"/>
+      </w:pPr>
+      <w:rPr>
+        <w:rFonts w:ascii="Courier New" w:hAnsi="Courier New" w:cs="Courier New" w:hint="default"/>
+      </w:rPr>
+    </w:lvl>
+    <w:lvl w:ilvl="2" w:tplc="04060005" w:tentative="1">
+      <w:start w:val="1"/>
+      <w:numFmt w:val="bullet"/>
+      <w:lvlText w:val=""/>
+      <w:lvlJc w:val="left"/>
+      <w:pPr>
+        <w:ind w:left="2160" w:hanging="360"/>
+      </w:pPr>
+      <w:rPr>
+        <w:rFonts w:ascii="Wingdings" w:hAnsi="Wingdings" w:hint="default"/>
+      </w:rPr>
+    </w:lvl>
+    <w:lvl w:ilvl="3" w:tplc="04060001" w:tentative="1">
+      <w:start w:val="1"/>
+      <w:numFmt w:val="bullet"/>
+      <w:lvlText w:val=""/>
+      <w:lvlJc w:val="left"/>
+      <w:pPr>
+        <w:ind w:left="2880" w:hanging="360"/>
+      </w:pPr>
+      <w:rPr>
+        <w:rFonts w:ascii="Symbol" w:hAnsi="Symbol" w:hint="default"/>
+      </w:rPr>
+    </w:lvl>
+    <w:lvl w:ilvl="4" w:tplc="04060003" w:tentative="1">
+      <w:start w:val="1"/>
+      <w:numFmt w:val="bullet"/>
+      <w:lvlText w:val="o"/>
+      <w:lvlJc w:val="left"/>
+      <w:pPr>
+        <w:ind w:left="3600" w:hanging="360"/>
+      </w:pPr>
+      <w:rPr>
+        <w:rFonts w:ascii="Courier New" w:hAnsi="Courier New" w:cs="Courier New" w:hint="default"/>
+      </w:rPr>
+    </w:lvl>
+    <w:lvl w:ilvl="5" w:tplc="04060005" w:tentative="1">
+      <w:start w:val="1"/>
+      <w:numFmt w:val="bullet"/>
+      <w:lvlText w:val=""/>
+      <w:lvlJc w:val="left"/>
+      <w:pPr>
+        <w:ind w:left="4320" w:hanging="360"/>
+      </w:pPr>
+      <w:rPr>
+        <w:rFonts w:ascii="Wingdings" w:hAnsi="Wingdings" w:hint="default"/>
+      </w:rPr>
+    </w:lvl>
+    <w:lvl w:ilvl="6" w:tplc="04060001" w:tentative="1">
+      <w:start w:val="1"/>
+      <w:numFmt w:val="bullet"/>
+      <w:lvlText w:val=""/>
+      <w:lvlJc w:val="left"/>
+      <w:pPr>
+        <w:ind w:left="5040" w:hanging="360"/>
+      </w:pPr>
+      <w:rPr>
+        <w:rFonts w:ascii="Symbol" w:hAnsi="Symbol" w:hint="default"/>
+      </w:rPr>
+    </w:lvl>
+    <w:lvl w:ilvl="7" w:tplc="04060003" w:tentative="1">
+      <w:start w:val="1"/>
+      <w:numFmt w:val="bullet"/>
+      <w:lvlText w:val="o"/>
+      <w:lvlJc w:val="left"/>
+      <w:pPr>
+        <w:ind w:left="5760" w:hanging="360"/>
+      </w:pPr>
+      <w:rPr>
+        <w:rFonts w:ascii="Courier New" w:hAnsi="Courier New" w:cs="Courier New" w:hint="default"/>
+      </w:rPr>
+    </w:lvl>
+    <w:lvl w:ilvl="8" w:tplc="04060005" w:tentative="1">
+      <w:start w:val="1"/>
+      <w:numFmt w:val="bullet"/>
+      <w:lvlText w:val=""/>
+      <w:lvlJc w:val="left"/>
+      <w:pPr>
+        <w:ind w:left="6480" w:hanging="360"/>
+      </w:pPr>
+      <w:rPr>
+        <w:rFonts w:ascii="Wingdings" w:hAnsi="Wingdings" w:hint="default"/>
+      </w:rPr>
+    </w:lvl>
+  </w:abstractNum>
+  <w:abstractNum w:abstractNumId="35" w15:restartNumberingAfterBreak="0">
+    <w:nsid w:val="6E127ED9"/>
+    <w:multiLevelType w:val="hybridMultilevel"/>
+    <w:tmpl w:val="2CD4125A"/>
+    <w:lvl w:ilvl="0" w:tplc="5AD650E0">
+      <w:numFmt w:val="bullet"/>
+      <w:lvlText w:val=""/>
+      <w:lvlJc w:val="left"/>
+      <w:pPr>
+        <w:ind w:left="720" w:hanging="360"/>
+      </w:pPr>
+      <w:rPr>
+        <w:rFonts w:ascii="Aptos" w:eastAsiaTheme="minorEastAsia" w:hAnsi="Aptos" w:cstheme="minorBidi" w:hint="default"/>
+      </w:rPr>
+    </w:lvl>
+    <w:lvl w:ilvl="1" w:tplc="04060003" w:tentative="1">
+      <w:start w:val="1"/>
+      <w:numFmt w:val="bullet"/>
+      <w:lvlText w:val="o"/>
+      <w:lvlJc w:val="left"/>
+      <w:pPr>
+        <w:ind w:left="1440" w:hanging="360"/>
+      </w:pPr>
+      <w:rPr>
+        <w:rFonts w:ascii="Courier New" w:hAnsi="Courier New" w:cs="Courier New" w:hint="default"/>
+      </w:rPr>
+    </w:lvl>
+    <w:lvl w:ilvl="2" w:tplc="04060005" w:tentative="1">
+      <w:start w:val="1"/>
+      <w:numFmt w:val="bullet"/>
+      <w:lvlText w:val=""/>
+      <w:lvlJc w:val="left"/>
+      <w:pPr>
+        <w:ind w:left="2160" w:hanging="360"/>
+      </w:pPr>
+      <w:rPr>
+        <w:rFonts w:ascii="Wingdings" w:hAnsi="Wingdings" w:hint="default"/>
+      </w:rPr>
+    </w:lvl>
+    <w:lvl w:ilvl="3" w:tplc="04060001" w:tentative="1">
+      <w:start w:val="1"/>
+      <w:numFmt w:val="bullet"/>
+      <w:lvlText w:val=""/>
+      <w:lvlJc w:val="left"/>
+      <w:pPr>
+        <w:ind w:left="2880" w:hanging="360"/>
+      </w:pPr>
+      <w:rPr>
+        <w:rFonts w:ascii="Symbol" w:hAnsi="Symbol" w:hint="default"/>
+      </w:rPr>
+    </w:lvl>
+    <w:lvl w:ilvl="4" w:tplc="04060003" w:tentative="1">
+      <w:start w:val="1"/>
+      <w:numFmt w:val="bullet"/>
+      <w:lvlText w:val="o"/>
+      <w:lvlJc w:val="left"/>
+      <w:pPr>
+        <w:ind w:left="3600" w:hanging="360"/>
+      </w:pPr>
+      <w:rPr>
+        <w:rFonts w:ascii="Courier New" w:hAnsi="Courier New" w:cs="Courier New" w:hint="default"/>
+      </w:rPr>
+    </w:lvl>
+    <w:lvl w:ilvl="5" w:tplc="04060005" w:tentative="1">
+      <w:start w:val="1"/>
+      <w:numFmt w:val="bullet"/>
+      <w:lvlText w:val=""/>
+      <w:lvlJc w:val="left"/>
+      <w:pPr>
+        <w:ind w:left="4320" w:hanging="360"/>
+      </w:pPr>
+      <w:rPr>
+        <w:rFonts w:ascii="Wingdings" w:hAnsi="Wingdings" w:hint="default"/>
+      </w:rPr>
+    </w:lvl>
+    <w:lvl w:ilvl="6" w:tplc="04060001" w:tentative="1">
+      <w:start w:val="1"/>
+      <w:numFmt w:val="bullet"/>
+      <w:lvlText w:val=""/>
+      <w:lvlJc w:val="left"/>
+      <w:pPr>
+        <w:ind w:left="5040" w:hanging="360"/>
+      </w:pPr>
+      <w:rPr>
+        <w:rFonts w:ascii="Symbol" w:hAnsi="Symbol" w:hint="default"/>
+      </w:rPr>
+    </w:lvl>
+    <w:lvl w:ilvl="7" w:tplc="04060003" w:tentative="1">
+      <w:start w:val="1"/>
+      <w:numFmt w:val="bullet"/>
+      <w:lvlText w:val="o"/>
+      <w:lvlJc w:val="left"/>
+      <w:pPr>
+        <w:ind w:left="5760" w:hanging="360"/>
+      </w:pPr>
+      <w:rPr>
+        <w:rFonts w:ascii="Courier New" w:hAnsi="Courier New" w:cs="Courier New" w:hint="default"/>
+      </w:rPr>
+    </w:lvl>
+    <w:lvl w:ilvl="8" w:tplc="04060005" w:tentative="1">
+      <w:start w:val="1"/>
+      <w:numFmt w:val="bullet"/>
+      <w:lvlText w:val=""/>
+      <w:lvlJc w:val="left"/>
+      <w:pPr>
+        <w:ind w:left="6480" w:hanging="360"/>
+      </w:pPr>
+      <w:rPr>
+        <w:rFonts w:ascii="Wingdings" w:hAnsi="Wingdings" w:hint="default"/>
+      </w:rPr>
+    </w:lvl>
+  </w:abstractNum>
+  <w:abstractNum w:abstractNumId="36" w15:restartNumberingAfterBreak="0">
+    <w:nsid w:val="737A50B9"/>
+    <w:multiLevelType w:val="hybridMultilevel"/>
+    <w:tmpl w:val="A302EC64"/>
+    <w:lvl w:ilvl="0" w:tplc="4F54CF80">
+      <w:start w:val="1"/>
+      <w:numFmt w:val="decimal"/>
+      <w:lvlText w:val="%1."/>
+      <w:lvlJc w:val="left"/>
+      <w:pPr>
+        <w:ind w:left="720" w:hanging="360"/>
+      </w:pPr>
+      <w:rPr>
+        <w:rFonts w:ascii="Aptos" w:eastAsiaTheme="minorEastAsia" w:hAnsi="Aptos" w:cstheme="minorBidi"/>
+      </w:rPr>
+    </w:lvl>
+    <w:lvl w:ilvl="1" w:tplc="04060019" w:tentative="1">
+      <w:start w:val="1"/>
+      <w:numFmt w:val="lowerLetter"/>
+      <w:lvlText w:val="%2."/>
+      <w:lvlJc w:val="left"/>
+      <w:pPr>
+        <w:ind w:left="1440" w:hanging="360"/>
+      </w:pPr>
+    </w:lvl>
+    <w:lvl w:ilvl="2" w:tplc="0406001B" w:tentative="1">
+      <w:start w:val="1"/>
+      <w:numFmt w:val="lowerRoman"/>
+      <w:lvlText w:val="%3."/>
+      <w:lvlJc w:val="right"/>
+      <w:pPr>
+        <w:ind w:left="2160" w:hanging="180"/>
+      </w:pPr>
+    </w:lvl>
+    <w:lvl w:ilvl="3" w:tplc="0406000F" w:tentative="1">
+      <w:start w:val="1"/>
+      <w:numFmt w:val="decimal"/>
+      <w:lvlText w:val="%4."/>
+      <w:lvlJc w:val="left"/>
+      <w:pPr>
+        <w:ind w:left="2880" w:hanging="360"/>
+      </w:pPr>
+    </w:lvl>
+    <w:lvl w:ilvl="4" w:tplc="04060019" w:tentative="1">
+      <w:start w:val="1"/>
+      <w:numFmt w:val="lowerLetter"/>
+      <w:lvlText w:val="%5."/>
+      <w:lvlJc w:val="left"/>
+      <w:pPr>
+        <w:ind w:left="3600" w:hanging="360"/>
+      </w:pPr>
+    </w:lvl>
+    <w:lvl w:ilvl="5" w:tplc="0406001B" w:tentative="1">
+      <w:start w:val="1"/>
+      <w:numFmt w:val="lowerRoman"/>
+      <w:lvlText w:val="%6."/>
+      <w:lvlJc w:val="right"/>
+      <w:pPr>
+        <w:ind w:left="4320" w:hanging="180"/>
+      </w:pPr>
+    </w:lvl>
+    <w:lvl w:ilvl="6" w:tplc="0406000F" w:tentative="1">
+      <w:start w:val="1"/>
+      <w:numFmt w:val="decimal"/>
+      <w:lvlText w:val="%7."/>
+      <w:lvlJc w:val="left"/>
+      <w:pPr>
+        <w:ind w:left="5040" w:hanging="360"/>
+      </w:pPr>
+    </w:lvl>
+    <w:lvl w:ilvl="7" w:tplc="04060019" w:tentative="1">
+      <w:start w:val="1"/>
+      <w:numFmt w:val="lowerLetter"/>
+      <w:lvlText w:val="%8."/>
+      <w:lvlJc w:val="left"/>
+      <w:pPr>
+        <w:ind w:left="5760" w:hanging="360"/>
+      </w:pPr>
+    </w:lvl>
+    <w:lvl w:ilvl="8" w:tplc="0406001B" w:tentative="1">
+      <w:start w:val="1"/>
+      <w:numFmt w:val="lowerRoman"/>
+      <w:lvlText w:val="%9."/>
+      <w:lvlJc w:val="right"/>
+      <w:pPr>
+        <w:ind w:left="6480" w:hanging="180"/>
+      </w:pPr>
+    </w:lvl>
+  </w:abstractNum>
+  <w:abstractNum w:abstractNumId="37" w15:restartNumberingAfterBreak="0">
+    <w:nsid w:val="7E4A3A32"/>
+    <w:multiLevelType w:val="hybridMultilevel"/>
+    <w:tmpl w:val="C7CEB8FE"/>
+    <w:lvl w:ilvl="0" w:tplc="B992CD3A">
+      <w:numFmt w:val="bullet"/>
+      <w:lvlText w:val=""/>
+      <w:lvlJc w:val="left"/>
+      <w:pPr>
+        <w:ind w:left="720" w:hanging="360"/>
+      </w:pPr>
+      <w:rPr>
+        <w:rFonts w:ascii="Aptos" w:eastAsiaTheme="minorEastAsia" w:hAnsi="Aptos" w:cstheme="minorBidi" w:hint="default"/>
+      </w:rPr>
+    </w:lvl>
+    <w:lvl w:ilvl="1" w:tplc="04060003" w:tentative="1">
+      <w:start w:val="1"/>
+      <w:numFmt w:val="bullet"/>
+      <w:lvlText w:val="o"/>
+      <w:lvlJc w:val="left"/>
+      <w:pPr>
+        <w:ind w:left="1440" w:hanging="360"/>
+      </w:pPr>
+      <w:rPr>
+        <w:rFonts w:ascii="Courier New" w:hAnsi="Courier New" w:cs="Courier New" w:hint="default"/>
+      </w:rPr>
+    </w:lvl>
+    <w:lvl w:ilvl="2" w:tplc="04060005" w:tentative="1">
+      <w:start w:val="1"/>
+      <w:numFmt w:val="bullet"/>
+      <w:lvlText w:val=""/>
+      <w:lvlJc w:val="left"/>
+      <w:pPr>
+        <w:ind w:left="2160" w:hanging="360"/>
+      </w:pPr>
+      <w:rPr>
+        <w:rFonts w:ascii="Wingdings" w:hAnsi="Wingdings" w:hint="default"/>
+      </w:rPr>
+    </w:lvl>
+    <w:lvl w:ilvl="3" w:tplc="04060001" w:tentative="1">
+      <w:start w:val="1"/>
+      <w:numFmt w:val="bullet"/>
+      <w:lvlText w:val=""/>
+      <w:lvlJc w:val="left"/>
+      <w:pPr>
+        <w:ind w:left="2880" w:hanging="360"/>
+      </w:pPr>
+      <w:rPr>
+        <w:rFonts w:ascii="Symbol" w:hAnsi="Symbol" w:hint="default"/>
+      </w:rPr>
+    </w:lvl>
+    <w:lvl w:ilvl="4" w:tplc="04060003" w:tentative="1">
+      <w:start w:val="1"/>
+      <w:numFmt w:val="bullet"/>
+      <w:lvlText w:val="o"/>
+      <w:lvlJc w:val="left"/>
+      <w:pPr>
+        <w:ind w:left="3600" w:hanging="360"/>
+      </w:pPr>
+      <w:rPr>
+        <w:rFonts w:ascii="Courier New" w:hAnsi="Courier New" w:cs="Courier New" w:hint="default"/>
+      </w:rPr>
+    </w:lvl>
+    <w:lvl w:ilvl="5" w:tplc="04060005" w:tentative="1">
+      <w:start w:val="1"/>
+      <w:numFmt w:val="bullet"/>
+      <w:lvlText w:val=""/>
+      <w:lvlJc w:val="left"/>
+      <w:pPr>
+        <w:ind w:left="4320" w:hanging="360"/>
+      </w:pPr>
+      <w:rPr>
+        <w:rFonts w:ascii="Wingdings" w:hAnsi="Wingdings" w:hint="default"/>
+      </w:rPr>
+    </w:lvl>
+    <w:lvl w:ilvl="6" w:tplc="04060001" w:tentative="1">
+      <w:start w:val="1"/>
+      <w:numFmt w:val="bullet"/>
+      <w:lvlText w:val=""/>
+      <w:lvlJc w:val="left"/>
+      <w:pPr>
+        <w:ind w:left="5040" w:hanging="360"/>
+      </w:pPr>
+      <w:rPr>
+        <w:rFonts w:ascii="Symbol" w:hAnsi="Symbol" w:hint="default"/>
+      </w:rPr>
+    </w:lvl>
+    <w:lvl w:ilvl="7" w:tplc="04060003" w:tentative="1">
+      <w:start w:val="1"/>
+      <w:numFmt w:val="bullet"/>
+      <w:lvlText w:val="o"/>
+      <w:lvlJc w:val="left"/>
+      <w:pPr>
+        <w:ind w:left="5760" w:hanging="360"/>
+      </w:pPr>
+      <w:rPr>
+        <w:rFonts w:ascii="Courier New" w:hAnsi="Courier New" w:cs="Courier New" w:hint="default"/>
+      </w:rPr>
+    </w:lvl>
+    <w:lvl w:ilvl="8" w:tplc="04060005" w:tentative="1">
+      <w:start w:val="1"/>
+      <w:numFmt w:val="bullet"/>
+      <w:lvlText w:val=""/>
+      <w:lvlJc w:val="left"/>
+      <w:pPr>
+        <w:ind w:left="6480" w:hanging="360"/>
+      </w:pPr>
+      <w:rPr>
+        <w:rFonts w:ascii="Wingdings" w:hAnsi="Wingdings" w:hint="default"/>
+      </w:rPr>
+    </w:lvl>
+  </w:abstractNum>
+  <w:abstractNum w:abstractNumId="38" w15:restartNumberingAfterBreak="0">
+    <w:nsid w:val="7F97081F"/>
+    <w:multiLevelType w:val="hybridMultilevel"/>
+    <w:tmpl w:val="9FA87DF8"/>
+    <w:lvl w:ilvl="0" w:tplc="097E6AA4">
+      <w:numFmt w:val="bullet"/>
+      <w:lvlText w:val=""/>
+      <w:lvlJc w:val="left"/>
+      <w:pPr>
+        <w:ind w:left="720" w:hanging="360"/>
+      </w:pPr>
+      <w:rPr>
+        <w:rFonts w:ascii="Aptos" w:eastAsiaTheme="minorEastAsia" w:hAnsi="Aptos" w:cstheme="minorBidi" w:hint="default"/>
+      </w:rPr>
+    </w:lvl>
+    <w:lvl w:ilvl="1" w:tplc="04060003" w:tentative="1">
+      <w:start w:val="1"/>
+      <w:numFmt w:val="bullet"/>
+      <w:lvlText w:val="o"/>
+      <w:lvlJc w:val="left"/>
+      <w:pPr>
+        <w:ind w:left="1440" w:hanging="360"/>
+      </w:pPr>
+      <w:rPr>
+        <w:rFonts w:ascii="Courier New" w:hAnsi="Courier New" w:cs="Courier New" w:hint="default"/>
+      </w:rPr>
+    </w:lvl>
+    <w:lvl w:ilvl="2" w:tplc="04060005" w:tentative="1">
+      <w:start w:val="1"/>
+      <w:numFmt w:val="bullet"/>
+      <w:lvlText w:val=""/>
+      <w:lvlJc w:val="left"/>
+      <w:pPr>
+        <w:ind w:left="2160" w:hanging="360"/>
+      </w:pPr>
+      <w:rPr>
+        <w:rFonts w:ascii="Wingdings" w:hAnsi="Wingdings" w:hint="default"/>
+      </w:rPr>
+    </w:lvl>
+    <w:lvl w:ilvl="3" w:tplc="04060001" w:tentative="1">
+      <w:start w:val="1"/>
+      <w:numFmt w:val="bullet"/>
+      <w:lvlText w:val=""/>
+      <w:lvlJc w:val="left"/>
+      <w:pPr>
+        <w:ind w:left="2880" w:hanging="360"/>
+      </w:pPr>
+      <w:rPr>
+        <w:rFonts w:ascii="Symbol" w:hAnsi="Symbol" w:hint="default"/>
+      </w:rPr>
+    </w:lvl>
+    <w:lvl w:ilvl="4" w:tplc="04060003" w:tentative="1">
+      <w:start w:val="1"/>
+      <w:numFmt w:val="bullet"/>
+      <w:lvlText w:val="o"/>
+      <w:lvlJc w:val="left"/>
+      <w:pPr>
+        <w:ind w:left="3600" w:hanging="360"/>
+      </w:pPr>
+      <w:rPr>
+        <w:rFonts w:ascii="Courier New" w:hAnsi="Courier New" w:cs="Courier New" w:hint="default"/>
+      </w:rPr>
+    </w:lvl>
+    <w:lvl w:ilvl="5" w:tplc="04060005" w:tentative="1">
+      <w:start w:val="1"/>
+      <w:numFmt w:val="bullet"/>
+      <w:lvlText w:val=""/>
+      <w:lvlJc w:val="left"/>
+      <w:pPr>
+        <w:ind w:left="4320" w:hanging="360"/>
+      </w:pPr>
+      <w:rPr>
+        <w:rFonts w:ascii="Wingdings" w:hAnsi="Wingdings" w:hint="default"/>
+      </w:rPr>
+    </w:lvl>
+    <w:lvl w:ilvl="6" w:tplc="04060001" w:tentative="1">
+      <w:start w:val="1"/>
+      <w:numFmt w:val="bullet"/>
+      <w:lvlText w:val=""/>
+      <w:lvlJc w:val="left"/>
+      <w:pPr>
+        <w:ind w:left="5040" w:hanging="360"/>
+      </w:pPr>
+      <w:rPr>
+        <w:rFonts w:ascii="Symbol" w:hAnsi="Symbol" w:hint="default"/>
+      </w:rPr>
+    </w:lvl>
+    <w:lvl w:ilvl="7" w:tplc="04060003" w:tentative="1">
+      <w:start w:val="1"/>
+      <w:numFmt w:val="bullet"/>
+      <w:lvlText w:val="o"/>
+      <w:lvlJc w:val="left"/>
+      <w:pPr>
+        <w:ind w:left="5760" w:hanging="360"/>
+      </w:pPr>
+      <w:rPr>
+        <w:rFonts w:ascii="Courier New" w:hAnsi="Courier New" w:cs="Courier New" w:hint="default"/>
+      </w:rPr>
+    </w:lvl>
+    <w:lvl w:ilvl="8" w:tplc="04060005" w:tentative="1">
+      <w:start w:val="1"/>
+      <w:numFmt w:val="bullet"/>
+      <w:lvlText w:val=""/>
+      <w:lvlJc w:val="left"/>
+      <w:pPr>
+        <w:ind w:left="6480" w:hanging="360"/>
+      </w:pPr>
+      <w:rPr>
+        <w:rFonts w:ascii="Wingdings" w:hAnsi="Wingdings" w:hint="default"/>
       </w:rPr>
     </w:lvl>
   </w:abstractNum>
@@ -4971,6 +9548,96 @@
   </w:num>
   <w:num w:numId="9" w16cid:durableId="570775997">
     <w:abstractNumId w:val="0"/>
+  </w:num>
+  <w:num w:numId="10" w16cid:durableId="863249836">
+    <w:abstractNumId w:val="36"/>
+  </w:num>
+  <w:num w:numId="11" w16cid:durableId="272372220">
+    <w:abstractNumId w:val="35"/>
+  </w:num>
+  <w:num w:numId="12" w16cid:durableId="678436281">
+    <w:abstractNumId w:val="22"/>
+  </w:num>
+  <w:num w:numId="13" w16cid:durableId="1390806686">
+    <w:abstractNumId w:val="12"/>
+  </w:num>
+  <w:num w:numId="14" w16cid:durableId="1062143424">
+    <w:abstractNumId w:val="24"/>
+  </w:num>
+  <w:num w:numId="15" w16cid:durableId="2118400853">
+    <w:abstractNumId w:val="32"/>
+  </w:num>
+  <w:num w:numId="16" w16cid:durableId="1705982119">
+    <w:abstractNumId w:val="34"/>
+  </w:num>
+  <w:num w:numId="17" w16cid:durableId="1548834054">
+    <w:abstractNumId w:val="17"/>
+  </w:num>
+  <w:num w:numId="18" w16cid:durableId="937831723">
+    <w:abstractNumId w:val="13"/>
+  </w:num>
+  <w:num w:numId="19" w16cid:durableId="2107185607">
+    <w:abstractNumId w:val="16"/>
+  </w:num>
+  <w:num w:numId="20" w16cid:durableId="1540627932">
+    <w:abstractNumId w:val="29"/>
+  </w:num>
+  <w:num w:numId="21" w16cid:durableId="1401975964">
+    <w:abstractNumId w:val="30"/>
+  </w:num>
+  <w:num w:numId="22" w16cid:durableId="918056079">
+    <w:abstractNumId w:val="10"/>
+  </w:num>
+  <w:num w:numId="23" w16cid:durableId="1236554587">
+    <w:abstractNumId w:val="15"/>
+  </w:num>
+  <w:num w:numId="24" w16cid:durableId="2056157941">
+    <w:abstractNumId w:val="31"/>
+  </w:num>
+  <w:num w:numId="25" w16cid:durableId="221602079">
+    <w:abstractNumId w:val="26"/>
+  </w:num>
+  <w:num w:numId="26" w16cid:durableId="606733687">
+    <w:abstractNumId w:val="37"/>
+  </w:num>
+  <w:num w:numId="27" w16cid:durableId="1323897317">
+    <w:abstractNumId w:val="19"/>
+  </w:num>
+  <w:num w:numId="28" w16cid:durableId="976686713">
+    <w:abstractNumId w:val="23"/>
+  </w:num>
+  <w:num w:numId="29" w16cid:durableId="1055161376">
+    <w:abstractNumId w:val="27"/>
+  </w:num>
+  <w:num w:numId="30" w16cid:durableId="1703166443">
+    <w:abstractNumId w:val="38"/>
+  </w:num>
+  <w:num w:numId="31" w16cid:durableId="946929874">
+    <w:abstractNumId w:val="25"/>
+  </w:num>
+  <w:num w:numId="32" w16cid:durableId="422454692">
+    <w:abstractNumId w:val="28"/>
+  </w:num>
+  <w:num w:numId="33" w16cid:durableId="613709245">
+    <w:abstractNumId w:val="20"/>
+  </w:num>
+  <w:num w:numId="34" w16cid:durableId="1611740330">
+    <w:abstractNumId w:val="14"/>
+  </w:num>
+  <w:num w:numId="35" w16cid:durableId="562720540">
+    <w:abstractNumId w:val="33"/>
+  </w:num>
+  <w:num w:numId="36" w16cid:durableId="1358701261">
+    <w:abstractNumId w:val="21"/>
+  </w:num>
+  <w:num w:numId="37" w16cid:durableId="452865166">
+    <w:abstractNumId w:val="9"/>
+  </w:num>
+  <w:num w:numId="38" w16cid:durableId="1698505070">
+    <w:abstractNumId w:val="18"/>
+  </w:num>
+  <w:num w:numId="39" w16cid:durableId="393966944">
+    <w:abstractNumId w:val="11"/>
   </w:num>
 </w:numbering>
 </file>
@@ -5371,6 +10038,7 @@
     <w:rPr>
       <w:rFonts w:ascii="Aptos" w:hAnsi="Aptos"/>
       <w:sz w:val="19"/>
+      <w:lang w:val="da-DK"/>
     </w:rPr>
   </w:style>
   <w:style w:type="paragraph" w:styleId="Overskrift1">
@@ -5585,7 +10253,6 @@
   <w:style w:type="character" w:default="1" w:styleId="Standardskrifttypeiafsnit">
     <w:name w:val="Default Paragraph Font"/>
     <w:uiPriority w:val="1"/>
-    <w:semiHidden/>
     <w:unhideWhenUsed/>
   </w:style>
   <w:style w:type="table" w:default="1" w:styleId="Tabel-Normal">
